--- a/Data models and database management systems/Lab3/БДЛаб3.docx
+++ b/Data models and database management systems/Lab3/БДЛаб3.docx
@@ -520,7 +520,40 @@
         <w:t xml:space="preserve"> </w:t>
       </w:r>
       <w:r>
-        <w:t>Ниже представлен листинг скрипта:</w:t>
+        <w:t>Ниже</w:t>
+      </w:r>
+      <w:r>
+        <w:rPr>
+          <w:lang w:val="en-US"/>
+        </w:rPr>
+        <w:t xml:space="preserve"> </w:t>
+      </w:r>
+      <w:r>
+        <w:t>представлен</w:t>
+      </w:r>
+      <w:r>
+        <w:rPr>
+          <w:lang w:val="en-US"/>
+        </w:rPr>
+        <w:t xml:space="preserve"> </w:t>
+      </w:r>
+      <w:r>
+        <w:t>листинг</w:t>
+      </w:r>
+      <w:r>
+        <w:rPr>
+          <w:lang w:val="en-US"/>
+        </w:rPr>
+        <w:t xml:space="preserve"> </w:t>
+      </w:r>
+      <w:r>
+        <w:t>скрипта</w:t>
+      </w:r>
+      <w:r>
+        <w:rPr>
+          <w:lang w:val="en-US"/>
+        </w:rPr>
+        <w:t>:</w:t>
       </w:r>
     </w:p>
     <w:p>
@@ -534,29 +567,31 @@
           <w:rFonts w:ascii="Courier New" w:eastAsiaTheme="minorHAnsi" w:hAnsi="Courier New" w:cs="Courier New"/>
           <w:sz w:val="24"/>
           <w:highlight w:val="white"/>
-          <w:lang w:eastAsia="en-US"/>
-          <w14:ligatures w14:val="standardContextual"/>
-        </w:rPr>
-      </w:pPr>
-    </w:p>
-    <w:p>
-      <w:pPr>
-        <w:autoSpaceDE w:val="0"/>
-        <w:autoSpaceDN w:val="0"/>
-        <w:adjustRightInd w:val="0"/>
-        <w:ind w:firstLine="0"/>
-        <w:jc w:val="left"/>
-        <w:rPr>
-          <w:rFonts w:ascii="Courier New" w:eastAsiaTheme="minorHAnsi" w:hAnsi="Courier New" w:cs="Courier New"/>
-          <w:sz w:val="24"/>
-          <w:lang w:val="be-BY" w:eastAsia="en-US"/>
-          <w14:ligatures w14:val="standardContextual"/>
-        </w:rPr>
-      </w:pPr>
-      <w:r>
-        <w:rPr>
-          <w:rFonts w:ascii="Courier New" w:eastAsiaTheme="minorHAnsi" w:hAnsi="Courier New" w:cs="Courier New"/>
-          <w:sz w:val="24"/>
+          <w:lang w:val="en-US" w:eastAsia="en-US"/>
+          <w14:ligatures w14:val="standardContextual"/>
+        </w:rPr>
+      </w:pPr>
+    </w:p>
+    <w:p>
+      <w:pPr>
+        <w:autoSpaceDE w:val="0"/>
+        <w:autoSpaceDN w:val="0"/>
+        <w:adjustRightInd w:val="0"/>
+        <w:ind w:left="709" w:firstLine="0"/>
+        <w:jc w:val="left"/>
+        <w:rPr>
+          <w:rFonts w:ascii="Courier New" w:eastAsiaTheme="minorHAnsi" w:hAnsi="Courier New" w:cs="Courier New"/>
+          <w:sz w:val="20"/>
+          <w:szCs w:val="20"/>
+          <w:lang w:val="be-BY" w:eastAsia="en-US"/>
+          <w14:ligatures w14:val="standardContextual"/>
+        </w:rPr>
+      </w:pPr>
+      <w:r>
+        <w:rPr>
+          <w:rFonts w:ascii="Courier New" w:eastAsiaTheme="minorHAnsi" w:hAnsi="Courier New" w:cs="Courier New"/>
+          <w:sz w:val="20"/>
+          <w:szCs w:val="20"/>
           <w:lang w:val="be-BY" w:eastAsia="en-US"/>
           <w14:ligatures w14:val="standardContextual"/>
         </w:rPr>
@@ -568,19 +603,21 @@
         <w:autoSpaceDE w:val="0"/>
         <w:autoSpaceDN w:val="0"/>
         <w:adjustRightInd w:val="0"/>
-        <w:ind w:firstLine="0"/>
-        <w:jc w:val="left"/>
-        <w:rPr>
-          <w:rFonts w:ascii="Courier New" w:eastAsiaTheme="minorHAnsi" w:hAnsi="Courier New" w:cs="Courier New"/>
-          <w:sz w:val="24"/>
-          <w:lang w:val="be-BY" w:eastAsia="en-US"/>
-          <w14:ligatures w14:val="standardContextual"/>
-        </w:rPr>
-      </w:pPr>
-      <w:r>
-        <w:rPr>
-          <w:rFonts w:ascii="Courier New" w:eastAsiaTheme="minorHAnsi" w:hAnsi="Courier New" w:cs="Courier New"/>
-          <w:sz w:val="24"/>
+        <w:ind w:left="709" w:firstLine="0"/>
+        <w:jc w:val="left"/>
+        <w:rPr>
+          <w:rFonts w:ascii="Courier New" w:eastAsiaTheme="minorHAnsi" w:hAnsi="Courier New" w:cs="Courier New"/>
+          <w:sz w:val="20"/>
+          <w:szCs w:val="20"/>
+          <w:lang w:val="be-BY" w:eastAsia="en-US"/>
+          <w14:ligatures w14:val="standardContextual"/>
+        </w:rPr>
+      </w:pPr>
+      <w:r>
+        <w:rPr>
+          <w:rFonts w:ascii="Courier New" w:eastAsiaTheme="minorHAnsi" w:hAnsi="Courier New" w:cs="Courier New"/>
+          <w:sz w:val="20"/>
+          <w:szCs w:val="20"/>
           <w:lang w:val="be-BY" w:eastAsia="en-US"/>
           <w14:ligatures w14:val="standardContextual"/>
         </w:rPr>
@@ -592,34 +629,37 @@
         <w:autoSpaceDE w:val="0"/>
         <w:autoSpaceDN w:val="0"/>
         <w:adjustRightInd w:val="0"/>
-        <w:ind w:firstLine="0"/>
-        <w:jc w:val="left"/>
-        <w:rPr>
-          <w:rFonts w:ascii="Courier New" w:eastAsiaTheme="minorHAnsi" w:hAnsi="Courier New" w:cs="Courier New"/>
-          <w:sz w:val="24"/>
-          <w:lang w:val="be-BY" w:eastAsia="en-US"/>
-          <w14:ligatures w14:val="standardContextual"/>
-        </w:rPr>
-      </w:pPr>
-    </w:p>
-    <w:p>
-      <w:pPr>
-        <w:autoSpaceDE w:val="0"/>
-        <w:autoSpaceDN w:val="0"/>
-        <w:adjustRightInd w:val="0"/>
-        <w:ind w:firstLine="0"/>
-        <w:jc w:val="left"/>
-        <w:rPr>
-          <w:rFonts w:ascii="Courier New" w:eastAsiaTheme="minorHAnsi" w:hAnsi="Courier New" w:cs="Courier New"/>
-          <w:sz w:val="24"/>
-          <w:lang w:val="be-BY" w:eastAsia="en-US"/>
-          <w14:ligatures w14:val="standardContextual"/>
-        </w:rPr>
-      </w:pPr>
-      <w:r>
-        <w:rPr>
-          <w:rFonts w:ascii="Courier New" w:eastAsiaTheme="minorHAnsi" w:hAnsi="Courier New" w:cs="Courier New"/>
-          <w:sz w:val="24"/>
+        <w:ind w:left="709" w:firstLine="0"/>
+        <w:jc w:val="left"/>
+        <w:rPr>
+          <w:rFonts w:ascii="Courier New" w:eastAsiaTheme="minorHAnsi" w:hAnsi="Courier New" w:cs="Courier New"/>
+          <w:sz w:val="20"/>
+          <w:szCs w:val="20"/>
+          <w:lang w:val="be-BY" w:eastAsia="en-US"/>
+          <w14:ligatures w14:val="standardContextual"/>
+        </w:rPr>
+      </w:pPr>
+    </w:p>
+    <w:p>
+      <w:pPr>
+        <w:autoSpaceDE w:val="0"/>
+        <w:autoSpaceDN w:val="0"/>
+        <w:adjustRightInd w:val="0"/>
+        <w:ind w:left="709" w:firstLine="0"/>
+        <w:jc w:val="left"/>
+        <w:rPr>
+          <w:rFonts w:ascii="Courier New" w:eastAsiaTheme="minorHAnsi" w:hAnsi="Courier New" w:cs="Courier New"/>
+          <w:sz w:val="20"/>
+          <w:szCs w:val="20"/>
+          <w:lang w:val="be-BY" w:eastAsia="en-US"/>
+          <w14:ligatures w14:val="standardContextual"/>
+        </w:rPr>
+      </w:pPr>
+      <w:r>
+        <w:rPr>
+          <w:rFonts w:ascii="Courier New" w:eastAsiaTheme="minorHAnsi" w:hAnsi="Courier New" w:cs="Courier New"/>
+          <w:sz w:val="20"/>
+          <w:szCs w:val="20"/>
           <w:lang w:val="be-BY" w:eastAsia="en-US"/>
           <w14:ligatures w14:val="standardContextual"/>
         </w:rPr>
@@ -631,34 +671,37 @@
         <w:autoSpaceDE w:val="0"/>
         <w:autoSpaceDN w:val="0"/>
         <w:adjustRightInd w:val="0"/>
-        <w:ind w:firstLine="0"/>
-        <w:jc w:val="left"/>
-        <w:rPr>
-          <w:rFonts w:ascii="Courier New" w:eastAsiaTheme="minorHAnsi" w:hAnsi="Courier New" w:cs="Courier New"/>
-          <w:sz w:val="24"/>
-          <w:lang w:val="be-BY" w:eastAsia="en-US"/>
-          <w14:ligatures w14:val="standardContextual"/>
-        </w:rPr>
-      </w:pPr>
-    </w:p>
-    <w:p>
-      <w:pPr>
-        <w:autoSpaceDE w:val="0"/>
-        <w:autoSpaceDN w:val="0"/>
-        <w:adjustRightInd w:val="0"/>
-        <w:ind w:firstLine="0"/>
-        <w:jc w:val="left"/>
-        <w:rPr>
-          <w:rFonts w:ascii="Courier New" w:eastAsiaTheme="minorHAnsi" w:hAnsi="Courier New" w:cs="Courier New"/>
-          <w:sz w:val="24"/>
-          <w:lang w:val="be-BY" w:eastAsia="en-US"/>
-          <w14:ligatures w14:val="standardContextual"/>
-        </w:rPr>
-      </w:pPr>
-      <w:r>
-        <w:rPr>
-          <w:rFonts w:ascii="Courier New" w:eastAsiaTheme="minorHAnsi" w:hAnsi="Courier New" w:cs="Courier New"/>
-          <w:sz w:val="24"/>
+        <w:ind w:left="709" w:firstLine="0"/>
+        <w:jc w:val="left"/>
+        <w:rPr>
+          <w:rFonts w:ascii="Courier New" w:eastAsiaTheme="minorHAnsi" w:hAnsi="Courier New" w:cs="Courier New"/>
+          <w:sz w:val="20"/>
+          <w:szCs w:val="20"/>
+          <w:lang w:val="be-BY" w:eastAsia="en-US"/>
+          <w14:ligatures w14:val="standardContextual"/>
+        </w:rPr>
+      </w:pPr>
+    </w:p>
+    <w:p>
+      <w:pPr>
+        <w:autoSpaceDE w:val="0"/>
+        <w:autoSpaceDN w:val="0"/>
+        <w:adjustRightInd w:val="0"/>
+        <w:ind w:left="709" w:firstLine="0"/>
+        <w:jc w:val="left"/>
+        <w:rPr>
+          <w:rFonts w:ascii="Courier New" w:eastAsiaTheme="minorHAnsi" w:hAnsi="Courier New" w:cs="Courier New"/>
+          <w:sz w:val="20"/>
+          <w:szCs w:val="20"/>
+          <w:lang w:val="be-BY" w:eastAsia="en-US"/>
+          <w14:ligatures w14:val="standardContextual"/>
+        </w:rPr>
+      </w:pPr>
+      <w:r>
+        <w:rPr>
+          <w:rFonts w:ascii="Courier New" w:eastAsiaTheme="minorHAnsi" w:hAnsi="Courier New" w:cs="Courier New"/>
+          <w:sz w:val="20"/>
+          <w:szCs w:val="20"/>
           <w:lang w:val="be-BY" w:eastAsia="en-US"/>
           <w14:ligatures w14:val="standardContextual"/>
         </w:rPr>
@@ -670,34 +713,37 @@
         <w:autoSpaceDE w:val="0"/>
         <w:autoSpaceDN w:val="0"/>
         <w:adjustRightInd w:val="0"/>
-        <w:ind w:firstLine="0"/>
-        <w:jc w:val="left"/>
-        <w:rPr>
-          <w:rFonts w:ascii="Courier New" w:eastAsiaTheme="minorHAnsi" w:hAnsi="Courier New" w:cs="Courier New"/>
-          <w:sz w:val="24"/>
-          <w:lang w:val="be-BY" w:eastAsia="en-US"/>
-          <w14:ligatures w14:val="standardContextual"/>
-        </w:rPr>
-      </w:pPr>
-    </w:p>
-    <w:p>
-      <w:pPr>
-        <w:autoSpaceDE w:val="0"/>
-        <w:autoSpaceDN w:val="0"/>
-        <w:adjustRightInd w:val="0"/>
-        <w:ind w:firstLine="0"/>
-        <w:jc w:val="left"/>
-        <w:rPr>
-          <w:rFonts w:ascii="Courier New" w:eastAsiaTheme="minorHAnsi" w:hAnsi="Courier New" w:cs="Courier New"/>
-          <w:sz w:val="24"/>
-          <w:lang w:val="be-BY" w:eastAsia="en-US"/>
-          <w14:ligatures w14:val="standardContextual"/>
-        </w:rPr>
-      </w:pPr>
-      <w:r>
-        <w:rPr>
-          <w:rFonts w:ascii="Courier New" w:eastAsiaTheme="minorHAnsi" w:hAnsi="Courier New" w:cs="Courier New"/>
-          <w:sz w:val="24"/>
+        <w:ind w:left="709" w:firstLine="0"/>
+        <w:jc w:val="left"/>
+        <w:rPr>
+          <w:rFonts w:ascii="Courier New" w:eastAsiaTheme="minorHAnsi" w:hAnsi="Courier New" w:cs="Courier New"/>
+          <w:sz w:val="20"/>
+          <w:szCs w:val="20"/>
+          <w:lang w:val="be-BY" w:eastAsia="en-US"/>
+          <w14:ligatures w14:val="standardContextual"/>
+        </w:rPr>
+      </w:pPr>
+    </w:p>
+    <w:p>
+      <w:pPr>
+        <w:autoSpaceDE w:val="0"/>
+        <w:autoSpaceDN w:val="0"/>
+        <w:adjustRightInd w:val="0"/>
+        <w:ind w:left="709" w:firstLine="0"/>
+        <w:jc w:val="left"/>
+        <w:rPr>
+          <w:rFonts w:ascii="Courier New" w:eastAsiaTheme="minorHAnsi" w:hAnsi="Courier New" w:cs="Courier New"/>
+          <w:sz w:val="20"/>
+          <w:szCs w:val="20"/>
+          <w:lang w:val="be-BY" w:eastAsia="en-US"/>
+          <w14:ligatures w14:val="standardContextual"/>
+        </w:rPr>
+      </w:pPr>
+      <w:r>
+        <w:rPr>
+          <w:rFonts w:ascii="Courier New" w:eastAsiaTheme="minorHAnsi" w:hAnsi="Courier New" w:cs="Courier New"/>
+          <w:sz w:val="20"/>
+          <w:szCs w:val="20"/>
           <w:lang w:val="be-BY" w:eastAsia="en-US"/>
           <w14:ligatures w14:val="standardContextual"/>
         </w:rPr>
@@ -709,19 +755,21 @@
         <w:autoSpaceDE w:val="0"/>
         <w:autoSpaceDN w:val="0"/>
         <w:adjustRightInd w:val="0"/>
-        <w:ind w:firstLine="0"/>
-        <w:jc w:val="left"/>
-        <w:rPr>
-          <w:rFonts w:ascii="Courier New" w:eastAsiaTheme="minorHAnsi" w:hAnsi="Courier New" w:cs="Courier New"/>
-          <w:sz w:val="24"/>
-          <w:lang w:val="be-BY" w:eastAsia="en-US"/>
-          <w14:ligatures w14:val="standardContextual"/>
-        </w:rPr>
-      </w:pPr>
-      <w:r>
-        <w:rPr>
-          <w:rFonts w:ascii="Courier New" w:eastAsiaTheme="minorHAnsi" w:hAnsi="Courier New" w:cs="Courier New"/>
-          <w:sz w:val="24"/>
+        <w:ind w:left="709" w:firstLine="0"/>
+        <w:jc w:val="left"/>
+        <w:rPr>
+          <w:rFonts w:ascii="Courier New" w:eastAsiaTheme="minorHAnsi" w:hAnsi="Courier New" w:cs="Courier New"/>
+          <w:sz w:val="20"/>
+          <w:szCs w:val="20"/>
+          <w:lang w:val="be-BY" w:eastAsia="en-US"/>
+          <w14:ligatures w14:val="standardContextual"/>
+        </w:rPr>
+      </w:pPr>
+      <w:r>
+        <w:rPr>
+          <w:rFonts w:ascii="Courier New" w:eastAsiaTheme="minorHAnsi" w:hAnsi="Courier New" w:cs="Courier New"/>
+          <w:sz w:val="20"/>
+          <w:szCs w:val="20"/>
           <w:lang w:val="be-BY" w:eastAsia="en-US"/>
           <w14:ligatures w14:val="standardContextual"/>
         </w:rPr>
@@ -733,19 +781,21 @@
         <w:autoSpaceDE w:val="0"/>
         <w:autoSpaceDN w:val="0"/>
         <w:adjustRightInd w:val="0"/>
-        <w:ind w:firstLine="0"/>
-        <w:jc w:val="left"/>
-        <w:rPr>
-          <w:rFonts w:ascii="Courier New" w:eastAsiaTheme="minorHAnsi" w:hAnsi="Courier New" w:cs="Courier New"/>
-          <w:sz w:val="24"/>
-          <w:lang w:val="be-BY" w:eastAsia="en-US"/>
-          <w14:ligatures w14:val="standardContextual"/>
-        </w:rPr>
-      </w:pPr>
-      <w:r>
-        <w:rPr>
-          <w:rFonts w:ascii="Courier New" w:eastAsiaTheme="minorHAnsi" w:hAnsi="Courier New" w:cs="Courier New"/>
-          <w:sz w:val="24"/>
+        <w:ind w:left="709" w:firstLine="0"/>
+        <w:jc w:val="left"/>
+        <w:rPr>
+          <w:rFonts w:ascii="Courier New" w:eastAsiaTheme="minorHAnsi" w:hAnsi="Courier New" w:cs="Courier New"/>
+          <w:sz w:val="20"/>
+          <w:szCs w:val="20"/>
+          <w:lang w:val="be-BY" w:eastAsia="en-US"/>
+          <w14:ligatures w14:val="standardContextual"/>
+        </w:rPr>
+      </w:pPr>
+      <w:r>
+        <w:rPr>
+          <w:rFonts w:ascii="Courier New" w:eastAsiaTheme="minorHAnsi" w:hAnsi="Courier New" w:cs="Courier New"/>
+          <w:sz w:val="20"/>
+          <w:szCs w:val="20"/>
           <w:lang w:val="be-BY" w:eastAsia="en-US"/>
           <w14:ligatures w14:val="standardContextual"/>
         </w:rPr>
@@ -757,19 +807,21 @@
         <w:autoSpaceDE w:val="0"/>
         <w:autoSpaceDN w:val="0"/>
         <w:adjustRightInd w:val="0"/>
-        <w:ind w:firstLine="0"/>
-        <w:jc w:val="left"/>
-        <w:rPr>
-          <w:rFonts w:ascii="Courier New" w:eastAsiaTheme="minorHAnsi" w:hAnsi="Courier New" w:cs="Courier New"/>
-          <w:sz w:val="24"/>
-          <w:lang w:val="be-BY" w:eastAsia="en-US"/>
-          <w14:ligatures w14:val="standardContextual"/>
-        </w:rPr>
-      </w:pPr>
-      <w:r>
-        <w:rPr>
-          <w:rFonts w:ascii="Courier New" w:eastAsiaTheme="minorHAnsi" w:hAnsi="Courier New" w:cs="Courier New"/>
-          <w:sz w:val="24"/>
+        <w:ind w:left="709" w:firstLine="0"/>
+        <w:jc w:val="left"/>
+        <w:rPr>
+          <w:rFonts w:ascii="Courier New" w:eastAsiaTheme="minorHAnsi" w:hAnsi="Courier New" w:cs="Courier New"/>
+          <w:sz w:val="20"/>
+          <w:szCs w:val="20"/>
+          <w:lang w:val="be-BY" w:eastAsia="en-US"/>
+          <w14:ligatures w14:val="standardContextual"/>
+        </w:rPr>
+      </w:pPr>
+      <w:r>
+        <w:rPr>
+          <w:rFonts w:ascii="Courier New" w:eastAsiaTheme="minorHAnsi" w:hAnsi="Courier New" w:cs="Courier New"/>
+          <w:sz w:val="20"/>
+          <w:szCs w:val="20"/>
           <w:lang w:val="be-BY" w:eastAsia="en-US"/>
           <w14:ligatures w14:val="standardContextual"/>
         </w:rPr>
@@ -781,19 +833,21 @@
         <w:autoSpaceDE w:val="0"/>
         <w:autoSpaceDN w:val="0"/>
         <w:adjustRightInd w:val="0"/>
-        <w:ind w:firstLine="0"/>
-        <w:jc w:val="left"/>
-        <w:rPr>
-          <w:rFonts w:ascii="Courier New" w:eastAsiaTheme="minorHAnsi" w:hAnsi="Courier New" w:cs="Courier New"/>
-          <w:sz w:val="24"/>
-          <w:lang w:val="be-BY" w:eastAsia="en-US"/>
-          <w14:ligatures w14:val="standardContextual"/>
-        </w:rPr>
-      </w:pPr>
-      <w:r>
-        <w:rPr>
-          <w:rFonts w:ascii="Courier New" w:eastAsiaTheme="minorHAnsi" w:hAnsi="Courier New" w:cs="Courier New"/>
-          <w:sz w:val="24"/>
+        <w:ind w:left="709" w:firstLine="0"/>
+        <w:jc w:val="left"/>
+        <w:rPr>
+          <w:rFonts w:ascii="Courier New" w:eastAsiaTheme="minorHAnsi" w:hAnsi="Courier New" w:cs="Courier New"/>
+          <w:sz w:val="20"/>
+          <w:szCs w:val="20"/>
+          <w:lang w:val="be-BY" w:eastAsia="en-US"/>
+          <w14:ligatures w14:val="standardContextual"/>
+        </w:rPr>
+      </w:pPr>
+      <w:r>
+        <w:rPr>
+          <w:rFonts w:ascii="Courier New" w:eastAsiaTheme="minorHAnsi" w:hAnsi="Courier New" w:cs="Courier New"/>
+          <w:sz w:val="20"/>
+          <w:szCs w:val="20"/>
           <w:lang w:val="be-BY" w:eastAsia="en-US"/>
           <w14:ligatures w14:val="standardContextual"/>
         </w:rPr>
@@ -805,34 +859,37 @@
         <w:autoSpaceDE w:val="0"/>
         <w:autoSpaceDN w:val="0"/>
         <w:adjustRightInd w:val="0"/>
-        <w:ind w:firstLine="0"/>
-        <w:jc w:val="left"/>
-        <w:rPr>
-          <w:rFonts w:ascii="Courier New" w:eastAsiaTheme="minorHAnsi" w:hAnsi="Courier New" w:cs="Courier New"/>
-          <w:sz w:val="24"/>
-          <w:lang w:val="be-BY" w:eastAsia="en-US"/>
-          <w14:ligatures w14:val="standardContextual"/>
-        </w:rPr>
-      </w:pPr>
-    </w:p>
-    <w:p>
-      <w:pPr>
-        <w:autoSpaceDE w:val="0"/>
-        <w:autoSpaceDN w:val="0"/>
-        <w:adjustRightInd w:val="0"/>
-        <w:ind w:firstLine="0"/>
-        <w:jc w:val="left"/>
-        <w:rPr>
-          <w:rFonts w:ascii="Courier New" w:eastAsiaTheme="minorHAnsi" w:hAnsi="Courier New" w:cs="Courier New"/>
-          <w:sz w:val="24"/>
-          <w:lang w:val="be-BY" w:eastAsia="en-US"/>
-          <w14:ligatures w14:val="standardContextual"/>
-        </w:rPr>
-      </w:pPr>
-      <w:r>
-        <w:rPr>
-          <w:rFonts w:ascii="Courier New" w:eastAsiaTheme="minorHAnsi" w:hAnsi="Courier New" w:cs="Courier New"/>
-          <w:sz w:val="24"/>
+        <w:ind w:left="709" w:firstLine="0"/>
+        <w:jc w:val="left"/>
+        <w:rPr>
+          <w:rFonts w:ascii="Courier New" w:eastAsiaTheme="minorHAnsi" w:hAnsi="Courier New" w:cs="Courier New"/>
+          <w:sz w:val="20"/>
+          <w:szCs w:val="20"/>
+          <w:lang w:val="be-BY" w:eastAsia="en-US"/>
+          <w14:ligatures w14:val="standardContextual"/>
+        </w:rPr>
+      </w:pPr>
+    </w:p>
+    <w:p>
+      <w:pPr>
+        <w:autoSpaceDE w:val="0"/>
+        <w:autoSpaceDN w:val="0"/>
+        <w:adjustRightInd w:val="0"/>
+        <w:ind w:left="709" w:firstLine="0"/>
+        <w:jc w:val="left"/>
+        <w:rPr>
+          <w:rFonts w:ascii="Courier New" w:eastAsiaTheme="minorHAnsi" w:hAnsi="Courier New" w:cs="Courier New"/>
+          <w:sz w:val="20"/>
+          <w:szCs w:val="20"/>
+          <w:lang w:val="be-BY" w:eastAsia="en-US"/>
+          <w14:ligatures w14:val="standardContextual"/>
+        </w:rPr>
+      </w:pPr>
+      <w:r>
+        <w:rPr>
+          <w:rFonts w:ascii="Courier New" w:eastAsiaTheme="minorHAnsi" w:hAnsi="Courier New" w:cs="Courier New"/>
+          <w:sz w:val="20"/>
+          <w:szCs w:val="20"/>
           <w:lang w:val="be-BY" w:eastAsia="en-US"/>
           <w14:ligatures w14:val="standardContextual"/>
         </w:rPr>
@@ -844,19 +901,21 @@
         <w:autoSpaceDE w:val="0"/>
         <w:autoSpaceDN w:val="0"/>
         <w:adjustRightInd w:val="0"/>
-        <w:ind w:firstLine="0"/>
-        <w:jc w:val="left"/>
-        <w:rPr>
-          <w:rFonts w:ascii="Courier New" w:eastAsiaTheme="minorHAnsi" w:hAnsi="Courier New" w:cs="Courier New"/>
-          <w:sz w:val="24"/>
-          <w:lang w:val="be-BY" w:eastAsia="en-US"/>
-          <w14:ligatures w14:val="standardContextual"/>
-        </w:rPr>
-      </w:pPr>
-      <w:r>
-        <w:rPr>
-          <w:rFonts w:ascii="Courier New" w:eastAsiaTheme="minorHAnsi" w:hAnsi="Courier New" w:cs="Courier New"/>
-          <w:sz w:val="24"/>
+        <w:ind w:left="709" w:firstLine="0"/>
+        <w:jc w:val="left"/>
+        <w:rPr>
+          <w:rFonts w:ascii="Courier New" w:eastAsiaTheme="minorHAnsi" w:hAnsi="Courier New" w:cs="Courier New"/>
+          <w:sz w:val="20"/>
+          <w:szCs w:val="20"/>
+          <w:lang w:val="be-BY" w:eastAsia="en-US"/>
+          <w14:ligatures w14:val="standardContextual"/>
+        </w:rPr>
+      </w:pPr>
+      <w:r>
+        <w:rPr>
+          <w:rFonts w:ascii="Courier New" w:eastAsiaTheme="minorHAnsi" w:hAnsi="Courier New" w:cs="Courier New"/>
+          <w:sz w:val="20"/>
+          <w:szCs w:val="20"/>
           <w:lang w:val="be-BY" w:eastAsia="en-US"/>
           <w14:ligatures w14:val="standardContextual"/>
         </w:rPr>
@@ -868,19 +927,21 @@
         <w:autoSpaceDE w:val="0"/>
         <w:autoSpaceDN w:val="0"/>
         <w:adjustRightInd w:val="0"/>
-        <w:ind w:firstLine="0"/>
-        <w:jc w:val="left"/>
-        <w:rPr>
-          <w:rFonts w:ascii="Courier New" w:eastAsiaTheme="minorHAnsi" w:hAnsi="Courier New" w:cs="Courier New"/>
-          <w:sz w:val="24"/>
-          <w:lang w:val="be-BY" w:eastAsia="en-US"/>
-          <w14:ligatures w14:val="standardContextual"/>
-        </w:rPr>
-      </w:pPr>
-      <w:r>
-        <w:rPr>
-          <w:rFonts w:ascii="Courier New" w:eastAsiaTheme="minorHAnsi" w:hAnsi="Courier New" w:cs="Courier New"/>
-          <w:sz w:val="24"/>
+        <w:ind w:left="709" w:firstLine="0"/>
+        <w:jc w:val="left"/>
+        <w:rPr>
+          <w:rFonts w:ascii="Courier New" w:eastAsiaTheme="minorHAnsi" w:hAnsi="Courier New" w:cs="Courier New"/>
+          <w:sz w:val="20"/>
+          <w:szCs w:val="20"/>
+          <w:lang w:val="be-BY" w:eastAsia="en-US"/>
+          <w14:ligatures w14:val="standardContextual"/>
+        </w:rPr>
+      </w:pPr>
+      <w:r>
+        <w:rPr>
+          <w:rFonts w:ascii="Courier New" w:eastAsiaTheme="minorHAnsi" w:hAnsi="Courier New" w:cs="Courier New"/>
+          <w:sz w:val="20"/>
+          <w:szCs w:val="20"/>
           <w:lang w:val="be-BY" w:eastAsia="en-US"/>
           <w14:ligatures w14:val="standardContextual"/>
         </w:rPr>
@@ -892,19 +953,21 @@
         <w:autoSpaceDE w:val="0"/>
         <w:autoSpaceDN w:val="0"/>
         <w:adjustRightInd w:val="0"/>
-        <w:ind w:firstLine="0"/>
-        <w:jc w:val="left"/>
-        <w:rPr>
-          <w:rFonts w:ascii="Courier New" w:eastAsiaTheme="minorHAnsi" w:hAnsi="Courier New" w:cs="Courier New"/>
-          <w:sz w:val="24"/>
-          <w:lang w:val="be-BY" w:eastAsia="en-US"/>
-          <w14:ligatures w14:val="standardContextual"/>
-        </w:rPr>
-      </w:pPr>
-      <w:r>
-        <w:rPr>
-          <w:rFonts w:ascii="Courier New" w:eastAsiaTheme="minorHAnsi" w:hAnsi="Courier New" w:cs="Courier New"/>
-          <w:sz w:val="24"/>
+        <w:ind w:left="709" w:firstLine="0"/>
+        <w:jc w:val="left"/>
+        <w:rPr>
+          <w:rFonts w:ascii="Courier New" w:eastAsiaTheme="minorHAnsi" w:hAnsi="Courier New" w:cs="Courier New"/>
+          <w:sz w:val="20"/>
+          <w:szCs w:val="20"/>
+          <w:lang w:val="be-BY" w:eastAsia="en-US"/>
+          <w14:ligatures w14:val="standardContextual"/>
+        </w:rPr>
+      </w:pPr>
+      <w:r>
+        <w:rPr>
+          <w:rFonts w:ascii="Courier New" w:eastAsiaTheme="minorHAnsi" w:hAnsi="Courier New" w:cs="Courier New"/>
+          <w:sz w:val="20"/>
+          <w:szCs w:val="20"/>
           <w:lang w:val="be-BY" w:eastAsia="en-US"/>
           <w14:ligatures w14:val="standardContextual"/>
         </w:rPr>
@@ -916,19 +979,21 @@
         <w:autoSpaceDE w:val="0"/>
         <w:autoSpaceDN w:val="0"/>
         <w:adjustRightInd w:val="0"/>
-        <w:ind w:firstLine="0"/>
-        <w:jc w:val="left"/>
-        <w:rPr>
-          <w:rFonts w:ascii="Courier New" w:eastAsiaTheme="minorHAnsi" w:hAnsi="Courier New" w:cs="Courier New"/>
-          <w:sz w:val="24"/>
-          <w:lang w:val="be-BY" w:eastAsia="en-US"/>
-          <w14:ligatures w14:val="standardContextual"/>
-        </w:rPr>
-      </w:pPr>
-      <w:r>
-        <w:rPr>
-          <w:rFonts w:ascii="Courier New" w:eastAsiaTheme="minorHAnsi" w:hAnsi="Courier New" w:cs="Courier New"/>
-          <w:sz w:val="24"/>
+        <w:ind w:left="709" w:firstLine="0"/>
+        <w:jc w:val="left"/>
+        <w:rPr>
+          <w:rFonts w:ascii="Courier New" w:eastAsiaTheme="minorHAnsi" w:hAnsi="Courier New" w:cs="Courier New"/>
+          <w:sz w:val="20"/>
+          <w:szCs w:val="20"/>
+          <w:lang w:val="be-BY" w:eastAsia="en-US"/>
+          <w14:ligatures w14:val="standardContextual"/>
+        </w:rPr>
+      </w:pPr>
+      <w:r>
+        <w:rPr>
+          <w:rFonts w:ascii="Courier New" w:eastAsiaTheme="minorHAnsi" w:hAnsi="Courier New" w:cs="Courier New"/>
+          <w:sz w:val="20"/>
+          <w:szCs w:val="20"/>
           <w:lang w:val="be-BY" w:eastAsia="en-US"/>
           <w14:ligatures w14:val="standardContextual"/>
         </w:rPr>
@@ -940,19 +1005,21 @@
         <w:autoSpaceDE w:val="0"/>
         <w:autoSpaceDN w:val="0"/>
         <w:adjustRightInd w:val="0"/>
-        <w:ind w:firstLine="0"/>
-        <w:jc w:val="left"/>
-        <w:rPr>
-          <w:rFonts w:ascii="Courier New" w:eastAsiaTheme="minorHAnsi" w:hAnsi="Courier New" w:cs="Courier New"/>
-          <w:sz w:val="24"/>
-          <w:lang w:val="be-BY" w:eastAsia="en-US"/>
-          <w14:ligatures w14:val="standardContextual"/>
-        </w:rPr>
-      </w:pPr>
-      <w:r>
-        <w:rPr>
-          <w:rFonts w:ascii="Courier New" w:eastAsiaTheme="minorHAnsi" w:hAnsi="Courier New" w:cs="Courier New"/>
-          <w:sz w:val="24"/>
+        <w:ind w:left="709" w:firstLine="0"/>
+        <w:jc w:val="left"/>
+        <w:rPr>
+          <w:rFonts w:ascii="Courier New" w:eastAsiaTheme="minorHAnsi" w:hAnsi="Courier New" w:cs="Courier New"/>
+          <w:sz w:val="20"/>
+          <w:szCs w:val="20"/>
+          <w:lang w:val="be-BY" w:eastAsia="en-US"/>
+          <w14:ligatures w14:val="standardContextual"/>
+        </w:rPr>
+      </w:pPr>
+      <w:r>
+        <w:rPr>
+          <w:rFonts w:ascii="Courier New" w:eastAsiaTheme="minorHAnsi" w:hAnsi="Courier New" w:cs="Courier New"/>
+          <w:sz w:val="20"/>
+          <w:szCs w:val="20"/>
           <w:lang w:val="be-BY" w:eastAsia="en-US"/>
           <w14:ligatures w14:val="standardContextual"/>
         </w:rPr>
@@ -964,19 +1031,21 @@
         <w:autoSpaceDE w:val="0"/>
         <w:autoSpaceDN w:val="0"/>
         <w:adjustRightInd w:val="0"/>
-        <w:ind w:firstLine="0"/>
-        <w:jc w:val="left"/>
-        <w:rPr>
-          <w:rFonts w:ascii="Courier New" w:eastAsiaTheme="minorHAnsi" w:hAnsi="Courier New" w:cs="Courier New"/>
-          <w:sz w:val="24"/>
-          <w:lang w:val="be-BY" w:eastAsia="en-US"/>
-          <w14:ligatures w14:val="standardContextual"/>
-        </w:rPr>
-      </w:pPr>
-      <w:r>
-        <w:rPr>
-          <w:rFonts w:ascii="Courier New" w:eastAsiaTheme="minorHAnsi" w:hAnsi="Courier New" w:cs="Courier New"/>
-          <w:sz w:val="24"/>
+        <w:ind w:left="709" w:firstLine="0"/>
+        <w:jc w:val="left"/>
+        <w:rPr>
+          <w:rFonts w:ascii="Courier New" w:eastAsiaTheme="minorHAnsi" w:hAnsi="Courier New" w:cs="Courier New"/>
+          <w:sz w:val="20"/>
+          <w:szCs w:val="20"/>
+          <w:lang w:val="be-BY" w:eastAsia="en-US"/>
+          <w14:ligatures w14:val="standardContextual"/>
+        </w:rPr>
+      </w:pPr>
+      <w:r>
+        <w:rPr>
+          <w:rFonts w:ascii="Courier New" w:eastAsiaTheme="minorHAnsi" w:hAnsi="Courier New" w:cs="Courier New"/>
+          <w:sz w:val="20"/>
+          <w:szCs w:val="20"/>
           <w:lang w:val="be-BY" w:eastAsia="en-US"/>
           <w14:ligatures w14:val="standardContextual"/>
         </w:rPr>
@@ -988,19 +1057,21 @@
         <w:autoSpaceDE w:val="0"/>
         <w:autoSpaceDN w:val="0"/>
         <w:adjustRightInd w:val="0"/>
-        <w:ind w:firstLine="0"/>
-        <w:jc w:val="left"/>
-        <w:rPr>
-          <w:rFonts w:ascii="Courier New" w:eastAsiaTheme="minorHAnsi" w:hAnsi="Courier New" w:cs="Courier New"/>
-          <w:sz w:val="24"/>
-          <w:lang w:val="be-BY" w:eastAsia="en-US"/>
-          <w14:ligatures w14:val="standardContextual"/>
-        </w:rPr>
-      </w:pPr>
-      <w:r>
-        <w:rPr>
-          <w:rFonts w:ascii="Courier New" w:eastAsiaTheme="minorHAnsi" w:hAnsi="Courier New" w:cs="Courier New"/>
-          <w:sz w:val="24"/>
+        <w:ind w:left="709" w:firstLine="0"/>
+        <w:jc w:val="left"/>
+        <w:rPr>
+          <w:rFonts w:ascii="Courier New" w:eastAsiaTheme="minorHAnsi" w:hAnsi="Courier New" w:cs="Courier New"/>
+          <w:sz w:val="20"/>
+          <w:szCs w:val="20"/>
+          <w:lang w:val="be-BY" w:eastAsia="en-US"/>
+          <w14:ligatures w14:val="standardContextual"/>
+        </w:rPr>
+      </w:pPr>
+      <w:r>
+        <w:rPr>
+          <w:rFonts w:ascii="Courier New" w:eastAsiaTheme="minorHAnsi" w:hAnsi="Courier New" w:cs="Courier New"/>
+          <w:sz w:val="20"/>
+          <w:szCs w:val="20"/>
           <w:lang w:val="be-BY" w:eastAsia="en-US"/>
           <w14:ligatures w14:val="standardContextual"/>
         </w:rPr>
@@ -1012,19 +1083,21 @@
         <w:autoSpaceDE w:val="0"/>
         <w:autoSpaceDN w:val="0"/>
         <w:adjustRightInd w:val="0"/>
-        <w:ind w:firstLine="0"/>
-        <w:jc w:val="left"/>
-        <w:rPr>
-          <w:rFonts w:ascii="Courier New" w:eastAsiaTheme="minorHAnsi" w:hAnsi="Courier New" w:cs="Courier New"/>
-          <w:sz w:val="24"/>
-          <w:lang w:val="be-BY" w:eastAsia="en-US"/>
-          <w14:ligatures w14:val="standardContextual"/>
-        </w:rPr>
-      </w:pPr>
-      <w:r>
-        <w:rPr>
-          <w:rFonts w:ascii="Courier New" w:eastAsiaTheme="minorHAnsi" w:hAnsi="Courier New" w:cs="Courier New"/>
-          <w:sz w:val="24"/>
+        <w:ind w:left="709" w:firstLine="0"/>
+        <w:jc w:val="left"/>
+        <w:rPr>
+          <w:rFonts w:ascii="Courier New" w:eastAsiaTheme="minorHAnsi" w:hAnsi="Courier New" w:cs="Courier New"/>
+          <w:sz w:val="20"/>
+          <w:szCs w:val="20"/>
+          <w:lang w:val="be-BY" w:eastAsia="en-US"/>
+          <w14:ligatures w14:val="standardContextual"/>
+        </w:rPr>
+      </w:pPr>
+      <w:r>
+        <w:rPr>
+          <w:rFonts w:ascii="Courier New" w:eastAsiaTheme="minorHAnsi" w:hAnsi="Courier New" w:cs="Courier New"/>
+          <w:sz w:val="20"/>
+          <w:szCs w:val="20"/>
           <w:lang w:val="be-BY" w:eastAsia="en-US"/>
           <w14:ligatures w14:val="standardContextual"/>
         </w:rPr>
@@ -1036,19 +1109,21 @@
         <w:autoSpaceDE w:val="0"/>
         <w:autoSpaceDN w:val="0"/>
         <w:adjustRightInd w:val="0"/>
-        <w:ind w:firstLine="0"/>
-        <w:jc w:val="left"/>
-        <w:rPr>
-          <w:rFonts w:ascii="Courier New" w:eastAsiaTheme="minorHAnsi" w:hAnsi="Courier New" w:cs="Courier New"/>
-          <w:sz w:val="24"/>
-          <w:lang w:val="be-BY" w:eastAsia="en-US"/>
-          <w14:ligatures w14:val="standardContextual"/>
-        </w:rPr>
-      </w:pPr>
-      <w:r>
-        <w:rPr>
-          <w:rFonts w:ascii="Courier New" w:eastAsiaTheme="minorHAnsi" w:hAnsi="Courier New" w:cs="Courier New"/>
-          <w:sz w:val="24"/>
+        <w:ind w:left="709" w:firstLine="0"/>
+        <w:jc w:val="left"/>
+        <w:rPr>
+          <w:rFonts w:ascii="Courier New" w:eastAsiaTheme="minorHAnsi" w:hAnsi="Courier New" w:cs="Courier New"/>
+          <w:sz w:val="20"/>
+          <w:szCs w:val="20"/>
+          <w:lang w:val="be-BY" w:eastAsia="en-US"/>
+          <w14:ligatures w14:val="standardContextual"/>
+        </w:rPr>
+      </w:pPr>
+      <w:r>
+        <w:rPr>
+          <w:rFonts w:ascii="Courier New" w:eastAsiaTheme="minorHAnsi" w:hAnsi="Courier New" w:cs="Courier New"/>
+          <w:sz w:val="20"/>
+          <w:szCs w:val="20"/>
           <w:lang w:val="be-BY" w:eastAsia="en-US"/>
           <w14:ligatures w14:val="standardContextual"/>
         </w:rPr>
@@ -1060,19 +1135,21 @@
         <w:autoSpaceDE w:val="0"/>
         <w:autoSpaceDN w:val="0"/>
         <w:adjustRightInd w:val="0"/>
-        <w:ind w:firstLine="0"/>
-        <w:jc w:val="left"/>
-        <w:rPr>
-          <w:rFonts w:ascii="Courier New" w:eastAsiaTheme="minorHAnsi" w:hAnsi="Courier New" w:cs="Courier New"/>
-          <w:sz w:val="24"/>
-          <w:lang w:val="be-BY" w:eastAsia="en-US"/>
-          <w14:ligatures w14:val="standardContextual"/>
-        </w:rPr>
-      </w:pPr>
-      <w:r>
-        <w:rPr>
-          <w:rFonts w:ascii="Courier New" w:eastAsiaTheme="minorHAnsi" w:hAnsi="Courier New" w:cs="Courier New"/>
-          <w:sz w:val="24"/>
+        <w:ind w:left="709" w:firstLine="0"/>
+        <w:jc w:val="left"/>
+        <w:rPr>
+          <w:rFonts w:ascii="Courier New" w:eastAsiaTheme="minorHAnsi" w:hAnsi="Courier New" w:cs="Courier New"/>
+          <w:sz w:val="20"/>
+          <w:szCs w:val="20"/>
+          <w:lang w:val="be-BY" w:eastAsia="en-US"/>
+          <w14:ligatures w14:val="standardContextual"/>
+        </w:rPr>
+      </w:pPr>
+      <w:r>
+        <w:rPr>
+          <w:rFonts w:ascii="Courier New" w:eastAsiaTheme="minorHAnsi" w:hAnsi="Courier New" w:cs="Courier New"/>
+          <w:sz w:val="20"/>
+          <w:szCs w:val="20"/>
           <w:lang w:val="be-BY" w:eastAsia="en-US"/>
           <w14:ligatures w14:val="standardContextual"/>
         </w:rPr>
@@ -1084,19 +1161,21 @@
         <w:autoSpaceDE w:val="0"/>
         <w:autoSpaceDN w:val="0"/>
         <w:adjustRightInd w:val="0"/>
-        <w:ind w:firstLine="0"/>
-        <w:jc w:val="left"/>
-        <w:rPr>
-          <w:rFonts w:ascii="Courier New" w:eastAsiaTheme="minorHAnsi" w:hAnsi="Courier New" w:cs="Courier New"/>
-          <w:sz w:val="24"/>
-          <w:lang w:val="be-BY" w:eastAsia="en-US"/>
-          <w14:ligatures w14:val="standardContextual"/>
-        </w:rPr>
-      </w:pPr>
-      <w:r>
-        <w:rPr>
-          <w:rFonts w:ascii="Courier New" w:eastAsiaTheme="minorHAnsi" w:hAnsi="Courier New" w:cs="Courier New"/>
-          <w:sz w:val="24"/>
+        <w:ind w:left="709" w:firstLine="0"/>
+        <w:jc w:val="left"/>
+        <w:rPr>
+          <w:rFonts w:ascii="Courier New" w:eastAsiaTheme="minorHAnsi" w:hAnsi="Courier New" w:cs="Courier New"/>
+          <w:sz w:val="20"/>
+          <w:szCs w:val="20"/>
+          <w:lang w:val="be-BY" w:eastAsia="en-US"/>
+          <w14:ligatures w14:val="standardContextual"/>
+        </w:rPr>
+      </w:pPr>
+      <w:r>
+        <w:rPr>
+          <w:rFonts w:ascii="Courier New" w:eastAsiaTheme="minorHAnsi" w:hAnsi="Courier New" w:cs="Courier New"/>
+          <w:sz w:val="20"/>
+          <w:szCs w:val="20"/>
           <w:lang w:val="be-BY" w:eastAsia="en-US"/>
           <w14:ligatures w14:val="standardContextual"/>
         </w:rPr>
@@ -1108,134 +1187,145 @@
         <w:autoSpaceDE w:val="0"/>
         <w:autoSpaceDN w:val="0"/>
         <w:adjustRightInd w:val="0"/>
-        <w:ind w:firstLine="0"/>
-        <w:jc w:val="left"/>
-        <w:rPr>
-          <w:rFonts w:ascii="Courier New" w:eastAsiaTheme="minorHAnsi" w:hAnsi="Courier New" w:cs="Courier New"/>
-          <w:sz w:val="24"/>
-          <w:lang w:val="be-BY" w:eastAsia="en-US"/>
-          <w14:ligatures w14:val="standardContextual"/>
-        </w:rPr>
-      </w:pPr>
-    </w:p>
-    <w:p>
-      <w:pPr>
-        <w:autoSpaceDE w:val="0"/>
-        <w:autoSpaceDN w:val="0"/>
-        <w:adjustRightInd w:val="0"/>
-        <w:ind w:firstLine="0"/>
-        <w:jc w:val="left"/>
-        <w:rPr>
-          <w:rFonts w:ascii="Courier New" w:eastAsiaTheme="minorHAnsi" w:hAnsi="Courier New" w:cs="Courier New"/>
-          <w:sz w:val="24"/>
-          <w:lang w:val="be-BY" w:eastAsia="en-US"/>
-          <w14:ligatures w14:val="standardContextual"/>
-        </w:rPr>
-      </w:pPr>
-      <w:r>
-        <w:rPr>
-          <w:rFonts w:ascii="Courier New" w:eastAsiaTheme="minorHAnsi" w:hAnsi="Courier New" w:cs="Courier New"/>
-          <w:sz w:val="24"/>
+        <w:ind w:left="709" w:firstLine="0"/>
+        <w:jc w:val="left"/>
+        <w:rPr>
+          <w:rFonts w:ascii="Courier New" w:eastAsiaTheme="minorHAnsi" w:hAnsi="Courier New" w:cs="Courier New"/>
+          <w:sz w:val="20"/>
+          <w:szCs w:val="20"/>
+          <w:lang w:val="be-BY" w:eastAsia="en-US"/>
+          <w14:ligatures w14:val="standardContextual"/>
+        </w:rPr>
+      </w:pPr>
+    </w:p>
+    <w:p>
+      <w:pPr>
+        <w:autoSpaceDE w:val="0"/>
+        <w:autoSpaceDN w:val="0"/>
+        <w:adjustRightInd w:val="0"/>
+        <w:ind w:left="709" w:firstLine="0"/>
+        <w:jc w:val="left"/>
+        <w:rPr>
+          <w:rFonts w:ascii="Courier New" w:eastAsiaTheme="minorHAnsi" w:hAnsi="Courier New" w:cs="Courier New"/>
+          <w:sz w:val="20"/>
+          <w:szCs w:val="20"/>
+          <w:lang w:val="be-BY" w:eastAsia="en-US"/>
+          <w14:ligatures w14:val="standardContextual"/>
+        </w:rPr>
+      </w:pPr>
+      <w:r>
+        <w:rPr>
+          <w:rFonts w:ascii="Courier New" w:eastAsiaTheme="minorHAnsi" w:hAnsi="Courier New" w:cs="Courier New"/>
+          <w:sz w:val="20"/>
+          <w:szCs w:val="20"/>
+          <w:lang w:val="be-BY" w:eastAsia="en-US"/>
+          <w14:ligatures w14:val="standardContextual"/>
+        </w:rPr>
+        <w:t>CREATE TABLE photos (</w:t>
+      </w:r>
+    </w:p>
+    <w:p>
+      <w:pPr>
+        <w:autoSpaceDE w:val="0"/>
+        <w:autoSpaceDN w:val="0"/>
+        <w:adjustRightInd w:val="0"/>
+        <w:ind w:left="709" w:firstLine="0"/>
+        <w:jc w:val="left"/>
+        <w:rPr>
+          <w:rFonts w:ascii="Courier New" w:eastAsiaTheme="minorHAnsi" w:hAnsi="Courier New" w:cs="Courier New"/>
+          <w:sz w:val="20"/>
+          <w:szCs w:val="20"/>
+          <w:lang w:val="be-BY" w:eastAsia="en-US"/>
+          <w14:ligatures w14:val="standardContextual"/>
+        </w:rPr>
+      </w:pPr>
+      <w:r>
+        <w:rPr>
+          <w:rFonts w:ascii="Courier New" w:eastAsiaTheme="minorHAnsi" w:hAnsi="Courier New" w:cs="Courier New"/>
+          <w:sz w:val="20"/>
+          <w:szCs w:val="20"/>
+          <w:lang w:val="be-BY" w:eastAsia="en-US"/>
+          <w14:ligatures w14:val="standardContextual"/>
+        </w:rPr>
+        <w:t xml:space="preserve">    photo_id SERIAL PRIMARY KEY,</w:t>
+      </w:r>
+    </w:p>
+    <w:p>
+      <w:pPr>
+        <w:autoSpaceDE w:val="0"/>
+        <w:autoSpaceDN w:val="0"/>
+        <w:adjustRightInd w:val="0"/>
+        <w:ind w:left="709" w:firstLine="0"/>
+        <w:jc w:val="left"/>
+        <w:rPr>
+          <w:rFonts w:ascii="Courier New" w:eastAsiaTheme="minorHAnsi" w:hAnsi="Courier New" w:cs="Courier New"/>
+          <w:sz w:val="20"/>
+          <w:szCs w:val="20"/>
+          <w:lang w:val="be-BY" w:eastAsia="en-US"/>
+          <w14:ligatures w14:val="standardContextual"/>
+        </w:rPr>
+      </w:pPr>
+      <w:r>
+        <w:rPr>
+          <w:rFonts w:ascii="Courier New" w:eastAsiaTheme="minorHAnsi" w:hAnsi="Courier New" w:cs="Courier New"/>
+          <w:sz w:val="20"/>
+          <w:szCs w:val="20"/>
+          <w:lang w:val="be-BY" w:eastAsia="en-US"/>
+          <w14:ligatures w14:val="standardContextual"/>
+        </w:rPr>
+        <w:t xml:space="preserve">    object_type VARCHAR(50) NOT NULL CHECK (object_type IN ('driver', 'car', 'document')),</w:t>
+      </w:r>
+    </w:p>
+    <w:p>
+      <w:pPr>
+        <w:autoSpaceDE w:val="0"/>
+        <w:autoSpaceDN w:val="0"/>
+        <w:adjustRightInd w:val="0"/>
+        <w:ind w:left="709" w:firstLine="0"/>
+        <w:jc w:val="left"/>
+        <w:rPr>
+          <w:rFonts w:ascii="Courier New" w:eastAsiaTheme="minorHAnsi" w:hAnsi="Courier New" w:cs="Courier New"/>
+          <w:sz w:val="20"/>
+          <w:szCs w:val="20"/>
+          <w:lang w:val="be-BY" w:eastAsia="en-US"/>
+          <w14:ligatures w14:val="standardContextual"/>
+        </w:rPr>
+      </w:pPr>
+      <w:r>
+        <w:rPr>
+          <w:rFonts w:ascii="Courier New" w:eastAsiaTheme="minorHAnsi" w:hAnsi="Courier New" w:cs="Courier New"/>
+          <w:sz w:val="20"/>
+          <w:szCs w:val="20"/>
+          <w:lang w:val="be-BY" w:eastAsia="en-US"/>
+          <w14:ligatures w14:val="standardContextual"/>
+        </w:rPr>
+        <w:t xml:space="preserve">    object_id INT NOT NULL,</w:t>
+      </w:r>
+    </w:p>
+    <w:p>
+      <w:pPr>
+        <w:autoSpaceDE w:val="0"/>
+        <w:autoSpaceDN w:val="0"/>
+        <w:adjustRightInd w:val="0"/>
+        <w:ind w:left="709" w:firstLine="0"/>
+        <w:jc w:val="left"/>
+        <w:rPr>
+          <w:rFonts w:ascii="Courier New" w:eastAsiaTheme="minorHAnsi" w:hAnsi="Courier New" w:cs="Courier New"/>
+          <w:sz w:val="20"/>
+          <w:szCs w:val="20"/>
+          <w:lang w:val="be-BY" w:eastAsia="en-US"/>
+          <w14:ligatures w14:val="standardContextual"/>
+        </w:rPr>
+      </w:pPr>
+      <w:r>
+        <w:rPr>
+          <w:rFonts w:ascii="Courier New" w:eastAsiaTheme="minorHAnsi" w:hAnsi="Courier New" w:cs="Courier New"/>
+          <w:sz w:val="20"/>
+          <w:szCs w:val="20"/>
           <w:lang w:val="be-BY" w:eastAsia="en-US"/>
           <w14:ligatures w14:val="standardContextual"/>
         </w:rPr>
         <w:lastRenderedPageBreak/>
-        <w:t>CREATE TABLE photos (</w:t>
-      </w:r>
-    </w:p>
-    <w:p>
-      <w:pPr>
-        <w:autoSpaceDE w:val="0"/>
-        <w:autoSpaceDN w:val="0"/>
-        <w:adjustRightInd w:val="0"/>
-        <w:ind w:firstLine="0"/>
-        <w:jc w:val="left"/>
-        <w:rPr>
-          <w:rFonts w:ascii="Courier New" w:eastAsiaTheme="minorHAnsi" w:hAnsi="Courier New" w:cs="Courier New"/>
-          <w:sz w:val="24"/>
-          <w:lang w:val="be-BY" w:eastAsia="en-US"/>
-          <w14:ligatures w14:val="standardContextual"/>
-        </w:rPr>
-      </w:pPr>
-      <w:r>
-        <w:rPr>
-          <w:rFonts w:ascii="Courier New" w:eastAsiaTheme="minorHAnsi" w:hAnsi="Courier New" w:cs="Courier New"/>
-          <w:sz w:val="24"/>
-          <w:lang w:val="be-BY" w:eastAsia="en-US"/>
-          <w14:ligatures w14:val="standardContextual"/>
-        </w:rPr>
-        <w:t xml:space="preserve">    photo_id SERIAL PRIMARY KEY,</w:t>
-      </w:r>
-    </w:p>
-    <w:p>
-      <w:pPr>
-        <w:autoSpaceDE w:val="0"/>
-        <w:autoSpaceDN w:val="0"/>
-        <w:adjustRightInd w:val="0"/>
-        <w:ind w:firstLine="0"/>
-        <w:jc w:val="left"/>
-        <w:rPr>
-          <w:rFonts w:ascii="Courier New" w:eastAsiaTheme="minorHAnsi" w:hAnsi="Courier New" w:cs="Courier New"/>
-          <w:sz w:val="24"/>
-          <w:lang w:val="be-BY" w:eastAsia="en-US"/>
-          <w14:ligatures w14:val="standardContextual"/>
-        </w:rPr>
-      </w:pPr>
-      <w:r>
-        <w:rPr>
-          <w:rFonts w:ascii="Courier New" w:eastAsiaTheme="minorHAnsi" w:hAnsi="Courier New" w:cs="Courier New"/>
-          <w:sz w:val="24"/>
-          <w:lang w:val="be-BY" w:eastAsia="en-US"/>
-          <w14:ligatures w14:val="standardContextual"/>
-        </w:rPr>
-        <w:t xml:space="preserve">    object_type VARCHAR(50) NOT NULL CHECK (object_type IN ('driver', 'car', 'document')),</w:t>
-      </w:r>
-    </w:p>
-    <w:p>
-      <w:pPr>
-        <w:autoSpaceDE w:val="0"/>
-        <w:autoSpaceDN w:val="0"/>
-        <w:adjustRightInd w:val="0"/>
-        <w:ind w:firstLine="0"/>
-        <w:jc w:val="left"/>
-        <w:rPr>
-          <w:rFonts w:ascii="Courier New" w:eastAsiaTheme="minorHAnsi" w:hAnsi="Courier New" w:cs="Courier New"/>
-          <w:sz w:val="24"/>
-          <w:lang w:val="be-BY" w:eastAsia="en-US"/>
-          <w14:ligatures w14:val="standardContextual"/>
-        </w:rPr>
-      </w:pPr>
-      <w:r>
-        <w:rPr>
-          <w:rFonts w:ascii="Courier New" w:eastAsiaTheme="minorHAnsi" w:hAnsi="Courier New" w:cs="Courier New"/>
-          <w:sz w:val="24"/>
-          <w:lang w:val="be-BY" w:eastAsia="en-US"/>
-          <w14:ligatures w14:val="standardContextual"/>
-        </w:rPr>
-        <w:t xml:space="preserve">    object_id INT NOT NULL,</w:t>
-      </w:r>
-    </w:p>
-    <w:p>
-      <w:pPr>
-        <w:autoSpaceDE w:val="0"/>
-        <w:autoSpaceDN w:val="0"/>
-        <w:adjustRightInd w:val="0"/>
-        <w:ind w:firstLine="0"/>
-        <w:jc w:val="left"/>
-        <w:rPr>
-          <w:rFonts w:ascii="Courier New" w:eastAsiaTheme="minorHAnsi" w:hAnsi="Courier New" w:cs="Courier New"/>
-          <w:sz w:val="24"/>
-          <w:lang w:val="be-BY" w:eastAsia="en-US"/>
-          <w14:ligatures w14:val="standardContextual"/>
-        </w:rPr>
-      </w:pPr>
-      <w:r>
-        <w:rPr>
-          <w:rFonts w:ascii="Courier New" w:eastAsiaTheme="minorHAnsi" w:hAnsi="Courier New" w:cs="Courier New"/>
-          <w:sz w:val="24"/>
-          <w:lang w:val="be-BY" w:eastAsia="en-US"/>
-          <w14:ligatures w14:val="standardContextual"/>
-        </w:rPr>
         <w:t xml:space="preserve">    url VARCHAR(500) NOT NULL,</w:t>
       </w:r>
     </w:p>
@@ -1244,19 +1334,21 @@
         <w:autoSpaceDE w:val="0"/>
         <w:autoSpaceDN w:val="0"/>
         <w:adjustRightInd w:val="0"/>
-        <w:ind w:firstLine="0"/>
-        <w:jc w:val="left"/>
-        <w:rPr>
-          <w:rFonts w:ascii="Courier New" w:eastAsiaTheme="minorHAnsi" w:hAnsi="Courier New" w:cs="Courier New"/>
-          <w:sz w:val="24"/>
-          <w:lang w:val="be-BY" w:eastAsia="en-US"/>
-          <w14:ligatures w14:val="standardContextual"/>
-        </w:rPr>
-      </w:pPr>
-      <w:r>
-        <w:rPr>
-          <w:rFonts w:ascii="Courier New" w:eastAsiaTheme="minorHAnsi" w:hAnsi="Courier New" w:cs="Courier New"/>
-          <w:sz w:val="24"/>
+        <w:ind w:left="709" w:firstLine="0"/>
+        <w:jc w:val="left"/>
+        <w:rPr>
+          <w:rFonts w:ascii="Courier New" w:eastAsiaTheme="minorHAnsi" w:hAnsi="Courier New" w:cs="Courier New"/>
+          <w:sz w:val="20"/>
+          <w:szCs w:val="20"/>
+          <w:lang w:val="be-BY" w:eastAsia="en-US"/>
+          <w14:ligatures w14:val="standardContextual"/>
+        </w:rPr>
+      </w:pPr>
+      <w:r>
+        <w:rPr>
+          <w:rFonts w:ascii="Courier New" w:eastAsiaTheme="minorHAnsi" w:hAnsi="Courier New" w:cs="Courier New"/>
+          <w:sz w:val="20"/>
+          <w:szCs w:val="20"/>
           <w:lang w:val="be-BY" w:eastAsia="en-US"/>
           <w14:ligatures w14:val="standardContextual"/>
         </w:rPr>
@@ -1268,19 +1360,21 @@
         <w:autoSpaceDE w:val="0"/>
         <w:autoSpaceDN w:val="0"/>
         <w:adjustRightInd w:val="0"/>
-        <w:ind w:firstLine="0"/>
-        <w:jc w:val="left"/>
-        <w:rPr>
-          <w:rFonts w:ascii="Courier New" w:eastAsiaTheme="minorHAnsi" w:hAnsi="Courier New" w:cs="Courier New"/>
-          <w:sz w:val="24"/>
-          <w:lang w:val="be-BY" w:eastAsia="en-US"/>
-          <w14:ligatures w14:val="standardContextual"/>
-        </w:rPr>
-      </w:pPr>
-      <w:r>
-        <w:rPr>
-          <w:rFonts w:ascii="Courier New" w:eastAsiaTheme="minorHAnsi" w:hAnsi="Courier New" w:cs="Courier New"/>
-          <w:sz w:val="24"/>
+        <w:ind w:left="709" w:firstLine="0"/>
+        <w:jc w:val="left"/>
+        <w:rPr>
+          <w:rFonts w:ascii="Courier New" w:eastAsiaTheme="minorHAnsi" w:hAnsi="Courier New" w:cs="Courier New"/>
+          <w:sz w:val="20"/>
+          <w:szCs w:val="20"/>
+          <w:lang w:val="be-BY" w:eastAsia="en-US"/>
+          <w14:ligatures w14:val="standardContextual"/>
+        </w:rPr>
+      </w:pPr>
+      <w:r>
+        <w:rPr>
+          <w:rFonts w:ascii="Courier New" w:eastAsiaTheme="minorHAnsi" w:hAnsi="Courier New" w:cs="Courier New"/>
+          <w:sz w:val="20"/>
+          <w:szCs w:val="20"/>
           <w:lang w:val="be-BY" w:eastAsia="en-US"/>
           <w14:ligatures w14:val="standardContextual"/>
         </w:rPr>
@@ -1292,19 +1386,21 @@
         <w:autoSpaceDE w:val="0"/>
         <w:autoSpaceDN w:val="0"/>
         <w:adjustRightInd w:val="0"/>
-        <w:ind w:firstLine="0"/>
-        <w:jc w:val="left"/>
-        <w:rPr>
-          <w:rFonts w:ascii="Courier New" w:eastAsiaTheme="minorHAnsi" w:hAnsi="Courier New" w:cs="Courier New"/>
-          <w:sz w:val="24"/>
-          <w:lang w:val="be-BY" w:eastAsia="en-US"/>
-          <w14:ligatures w14:val="standardContextual"/>
-        </w:rPr>
-      </w:pPr>
-      <w:r>
-        <w:rPr>
-          <w:rFonts w:ascii="Courier New" w:eastAsiaTheme="minorHAnsi" w:hAnsi="Courier New" w:cs="Courier New"/>
-          <w:sz w:val="24"/>
+        <w:ind w:left="709" w:firstLine="0"/>
+        <w:jc w:val="left"/>
+        <w:rPr>
+          <w:rFonts w:ascii="Courier New" w:eastAsiaTheme="minorHAnsi" w:hAnsi="Courier New" w:cs="Courier New"/>
+          <w:sz w:val="20"/>
+          <w:szCs w:val="20"/>
+          <w:lang w:val="be-BY" w:eastAsia="en-US"/>
+          <w14:ligatures w14:val="standardContextual"/>
+        </w:rPr>
+      </w:pPr>
+      <w:r>
+        <w:rPr>
+          <w:rFonts w:ascii="Courier New" w:eastAsiaTheme="minorHAnsi" w:hAnsi="Courier New" w:cs="Courier New"/>
+          <w:sz w:val="20"/>
+          <w:szCs w:val="20"/>
           <w:lang w:val="be-BY" w:eastAsia="en-US"/>
           <w14:ligatures w14:val="standardContextual"/>
         </w:rPr>
@@ -1316,34 +1412,37 @@
         <w:autoSpaceDE w:val="0"/>
         <w:autoSpaceDN w:val="0"/>
         <w:adjustRightInd w:val="0"/>
-        <w:ind w:firstLine="0"/>
-        <w:jc w:val="left"/>
-        <w:rPr>
-          <w:rFonts w:ascii="Courier New" w:eastAsiaTheme="minorHAnsi" w:hAnsi="Courier New" w:cs="Courier New"/>
-          <w:sz w:val="24"/>
-          <w:lang w:val="be-BY" w:eastAsia="en-US"/>
-          <w14:ligatures w14:val="standardContextual"/>
-        </w:rPr>
-      </w:pPr>
-    </w:p>
-    <w:p>
-      <w:pPr>
-        <w:autoSpaceDE w:val="0"/>
-        <w:autoSpaceDN w:val="0"/>
-        <w:adjustRightInd w:val="0"/>
-        <w:ind w:firstLine="0"/>
-        <w:jc w:val="left"/>
-        <w:rPr>
-          <w:rFonts w:ascii="Courier New" w:eastAsiaTheme="minorHAnsi" w:hAnsi="Courier New" w:cs="Courier New"/>
-          <w:sz w:val="24"/>
-          <w:lang w:val="be-BY" w:eastAsia="en-US"/>
-          <w14:ligatures w14:val="standardContextual"/>
-        </w:rPr>
-      </w:pPr>
-      <w:r>
-        <w:rPr>
-          <w:rFonts w:ascii="Courier New" w:eastAsiaTheme="minorHAnsi" w:hAnsi="Courier New" w:cs="Courier New"/>
-          <w:sz w:val="24"/>
+        <w:ind w:left="709" w:firstLine="0"/>
+        <w:jc w:val="left"/>
+        <w:rPr>
+          <w:rFonts w:ascii="Courier New" w:eastAsiaTheme="minorHAnsi" w:hAnsi="Courier New" w:cs="Courier New"/>
+          <w:sz w:val="20"/>
+          <w:szCs w:val="20"/>
+          <w:lang w:val="be-BY" w:eastAsia="en-US"/>
+          <w14:ligatures w14:val="standardContextual"/>
+        </w:rPr>
+      </w:pPr>
+    </w:p>
+    <w:p>
+      <w:pPr>
+        <w:autoSpaceDE w:val="0"/>
+        <w:autoSpaceDN w:val="0"/>
+        <w:adjustRightInd w:val="0"/>
+        <w:ind w:left="709" w:firstLine="0"/>
+        <w:jc w:val="left"/>
+        <w:rPr>
+          <w:rFonts w:ascii="Courier New" w:eastAsiaTheme="minorHAnsi" w:hAnsi="Courier New" w:cs="Courier New"/>
+          <w:sz w:val="20"/>
+          <w:szCs w:val="20"/>
+          <w:lang w:val="be-BY" w:eastAsia="en-US"/>
+          <w14:ligatures w14:val="standardContextual"/>
+        </w:rPr>
+      </w:pPr>
+      <w:r>
+        <w:rPr>
+          <w:rFonts w:ascii="Courier New" w:eastAsiaTheme="minorHAnsi" w:hAnsi="Courier New" w:cs="Courier New"/>
+          <w:sz w:val="20"/>
+          <w:szCs w:val="20"/>
           <w:lang w:val="be-BY" w:eastAsia="en-US"/>
           <w14:ligatures w14:val="standardContextual"/>
         </w:rPr>
@@ -1355,19 +1454,21 @@
         <w:autoSpaceDE w:val="0"/>
         <w:autoSpaceDN w:val="0"/>
         <w:adjustRightInd w:val="0"/>
-        <w:ind w:firstLine="0"/>
-        <w:jc w:val="left"/>
-        <w:rPr>
-          <w:rFonts w:ascii="Courier New" w:eastAsiaTheme="minorHAnsi" w:hAnsi="Courier New" w:cs="Courier New"/>
-          <w:sz w:val="24"/>
-          <w:lang w:val="be-BY" w:eastAsia="en-US"/>
-          <w14:ligatures w14:val="standardContextual"/>
-        </w:rPr>
-      </w:pPr>
-      <w:r>
-        <w:rPr>
-          <w:rFonts w:ascii="Courier New" w:eastAsiaTheme="minorHAnsi" w:hAnsi="Courier New" w:cs="Courier New"/>
-          <w:sz w:val="24"/>
+        <w:ind w:left="709" w:firstLine="0"/>
+        <w:jc w:val="left"/>
+        <w:rPr>
+          <w:rFonts w:ascii="Courier New" w:eastAsiaTheme="minorHAnsi" w:hAnsi="Courier New" w:cs="Courier New"/>
+          <w:sz w:val="20"/>
+          <w:szCs w:val="20"/>
+          <w:lang w:val="be-BY" w:eastAsia="en-US"/>
+          <w14:ligatures w14:val="standardContextual"/>
+        </w:rPr>
+      </w:pPr>
+      <w:r>
+        <w:rPr>
+          <w:rFonts w:ascii="Courier New" w:eastAsiaTheme="minorHAnsi" w:hAnsi="Courier New" w:cs="Courier New"/>
+          <w:sz w:val="20"/>
+          <w:szCs w:val="20"/>
           <w:lang w:val="be-BY" w:eastAsia="en-US"/>
           <w14:ligatures w14:val="standardContextual"/>
         </w:rPr>
@@ -1379,19 +1480,21 @@
         <w:autoSpaceDE w:val="0"/>
         <w:autoSpaceDN w:val="0"/>
         <w:adjustRightInd w:val="0"/>
-        <w:ind w:firstLine="0"/>
-        <w:jc w:val="left"/>
-        <w:rPr>
-          <w:rFonts w:ascii="Courier New" w:eastAsiaTheme="minorHAnsi" w:hAnsi="Courier New" w:cs="Courier New"/>
-          <w:sz w:val="24"/>
-          <w:lang w:val="be-BY" w:eastAsia="en-US"/>
-          <w14:ligatures w14:val="standardContextual"/>
-        </w:rPr>
-      </w:pPr>
-      <w:r>
-        <w:rPr>
-          <w:rFonts w:ascii="Courier New" w:eastAsiaTheme="minorHAnsi" w:hAnsi="Courier New" w:cs="Courier New"/>
-          <w:sz w:val="24"/>
+        <w:ind w:left="709" w:firstLine="0"/>
+        <w:jc w:val="left"/>
+        <w:rPr>
+          <w:rFonts w:ascii="Courier New" w:eastAsiaTheme="minorHAnsi" w:hAnsi="Courier New" w:cs="Courier New"/>
+          <w:sz w:val="20"/>
+          <w:szCs w:val="20"/>
+          <w:lang w:val="be-BY" w:eastAsia="en-US"/>
+          <w14:ligatures w14:val="standardContextual"/>
+        </w:rPr>
+      </w:pPr>
+      <w:r>
+        <w:rPr>
+          <w:rFonts w:ascii="Courier New" w:eastAsiaTheme="minorHAnsi" w:hAnsi="Courier New" w:cs="Courier New"/>
+          <w:sz w:val="20"/>
+          <w:szCs w:val="20"/>
           <w:lang w:val="be-BY" w:eastAsia="en-US"/>
           <w14:ligatures w14:val="standardContextual"/>
         </w:rPr>
@@ -1403,19 +1506,21 @@
         <w:autoSpaceDE w:val="0"/>
         <w:autoSpaceDN w:val="0"/>
         <w:adjustRightInd w:val="0"/>
-        <w:ind w:firstLine="0"/>
-        <w:jc w:val="left"/>
-        <w:rPr>
-          <w:rFonts w:ascii="Courier New" w:eastAsiaTheme="minorHAnsi" w:hAnsi="Courier New" w:cs="Courier New"/>
-          <w:sz w:val="24"/>
-          <w:lang w:val="be-BY" w:eastAsia="en-US"/>
-          <w14:ligatures w14:val="standardContextual"/>
-        </w:rPr>
-      </w:pPr>
-      <w:r>
-        <w:rPr>
-          <w:rFonts w:ascii="Courier New" w:eastAsiaTheme="minorHAnsi" w:hAnsi="Courier New" w:cs="Courier New"/>
-          <w:sz w:val="24"/>
+        <w:ind w:left="709" w:firstLine="0"/>
+        <w:jc w:val="left"/>
+        <w:rPr>
+          <w:rFonts w:ascii="Courier New" w:eastAsiaTheme="minorHAnsi" w:hAnsi="Courier New" w:cs="Courier New"/>
+          <w:sz w:val="20"/>
+          <w:szCs w:val="20"/>
+          <w:lang w:val="be-BY" w:eastAsia="en-US"/>
+          <w14:ligatures w14:val="standardContextual"/>
+        </w:rPr>
+      </w:pPr>
+      <w:r>
+        <w:rPr>
+          <w:rFonts w:ascii="Courier New" w:eastAsiaTheme="minorHAnsi" w:hAnsi="Courier New" w:cs="Courier New"/>
+          <w:sz w:val="20"/>
+          <w:szCs w:val="20"/>
           <w:lang w:val="be-BY" w:eastAsia="en-US"/>
           <w14:ligatures w14:val="standardContextual"/>
         </w:rPr>
@@ -1427,19 +1532,21 @@
         <w:autoSpaceDE w:val="0"/>
         <w:autoSpaceDN w:val="0"/>
         <w:adjustRightInd w:val="0"/>
-        <w:ind w:firstLine="0"/>
-        <w:jc w:val="left"/>
-        <w:rPr>
-          <w:rFonts w:ascii="Courier New" w:eastAsiaTheme="minorHAnsi" w:hAnsi="Courier New" w:cs="Courier New"/>
-          <w:sz w:val="24"/>
-          <w:lang w:val="be-BY" w:eastAsia="en-US"/>
-          <w14:ligatures w14:val="standardContextual"/>
-        </w:rPr>
-      </w:pPr>
-      <w:r>
-        <w:rPr>
-          <w:rFonts w:ascii="Courier New" w:eastAsiaTheme="minorHAnsi" w:hAnsi="Courier New" w:cs="Courier New"/>
-          <w:sz w:val="24"/>
+        <w:ind w:left="709" w:firstLine="0"/>
+        <w:jc w:val="left"/>
+        <w:rPr>
+          <w:rFonts w:ascii="Courier New" w:eastAsiaTheme="minorHAnsi" w:hAnsi="Courier New" w:cs="Courier New"/>
+          <w:sz w:val="20"/>
+          <w:szCs w:val="20"/>
+          <w:lang w:val="be-BY" w:eastAsia="en-US"/>
+          <w14:ligatures w14:val="standardContextual"/>
+        </w:rPr>
+      </w:pPr>
+      <w:r>
+        <w:rPr>
+          <w:rFonts w:ascii="Courier New" w:eastAsiaTheme="minorHAnsi" w:hAnsi="Courier New" w:cs="Courier New"/>
+          <w:sz w:val="20"/>
+          <w:szCs w:val="20"/>
           <w:lang w:val="be-BY" w:eastAsia="en-US"/>
           <w14:ligatures w14:val="standardContextual"/>
         </w:rPr>
@@ -1451,19 +1558,21 @@
         <w:autoSpaceDE w:val="0"/>
         <w:autoSpaceDN w:val="0"/>
         <w:adjustRightInd w:val="0"/>
-        <w:ind w:firstLine="0"/>
-        <w:jc w:val="left"/>
-        <w:rPr>
-          <w:rFonts w:ascii="Courier New" w:eastAsiaTheme="minorHAnsi" w:hAnsi="Courier New" w:cs="Courier New"/>
-          <w:sz w:val="24"/>
-          <w:lang w:val="be-BY" w:eastAsia="en-US"/>
-          <w14:ligatures w14:val="standardContextual"/>
-        </w:rPr>
-      </w:pPr>
-      <w:r>
-        <w:rPr>
-          <w:rFonts w:ascii="Courier New" w:eastAsiaTheme="minorHAnsi" w:hAnsi="Courier New" w:cs="Courier New"/>
-          <w:sz w:val="24"/>
+        <w:ind w:left="709" w:firstLine="0"/>
+        <w:jc w:val="left"/>
+        <w:rPr>
+          <w:rFonts w:ascii="Courier New" w:eastAsiaTheme="minorHAnsi" w:hAnsi="Courier New" w:cs="Courier New"/>
+          <w:sz w:val="20"/>
+          <w:szCs w:val="20"/>
+          <w:lang w:val="be-BY" w:eastAsia="en-US"/>
+          <w14:ligatures w14:val="standardContextual"/>
+        </w:rPr>
+      </w:pPr>
+      <w:r>
+        <w:rPr>
+          <w:rFonts w:ascii="Courier New" w:eastAsiaTheme="minorHAnsi" w:hAnsi="Courier New" w:cs="Courier New"/>
+          <w:sz w:val="20"/>
+          <w:szCs w:val="20"/>
           <w:lang w:val="be-BY" w:eastAsia="en-US"/>
           <w14:ligatures w14:val="standardContextual"/>
         </w:rPr>
@@ -1475,19 +1584,21 @@
         <w:autoSpaceDE w:val="0"/>
         <w:autoSpaceDN w:val="0"/>
         <w:adjustRightInd w:val="0"/>
-        <w:ind w:firstLine="0"/>
-        <w:jc w:val="left"/>
-        <w:rPr>
-          <w:rFonts w:ascii="Courier New" w:eastAsiaTheme="minorHAnsi" w:hAnsi="Courier New" w:cs="Courier New"/>
-          <w:sz w:val="24"/>
-          <w:lang w:val="be-BY" w:eastAsia="en-US"/>
-          <w14:ligatures w14:val="standardContextual"/>
-        </w:rPr>
-      </w:pPr>
-      <w:r>
-        <w:rPr>
-          <w:rFonts w:ascii="Courier New" w:eastAsiaTheme="minorHAnsi" w:hAnsi="Courier New" w:cs="Courier New"/>
-          <w:sz w:val="24"/>
+        <w:ind w:left="709" w:firstLine="0"/>
+        <w:jc w:val="left"/>
+        <w:rPr>
+          <w:rFonts w:ascii="Courier New" w:eastAsiaTheme="minorHAnsi" w:hAnsi="Courier New" w:cs="Courier New"/>
+          <w:sz w:val="20"/>
+          <w:szCs w:val="20"/>
+          <w:lang w:val="be-BY" w:eastAsia="en-US"/>
+          <w14:ligatures w14:val="standardContextual"/>
+        </w:rPr>
+      </w:pPr>
+      <w:r>
+        <w:rPr>
+          <w:rFonts w:ascii="Courier New" w:eastAsiaTheme="minorHAnsi" w:hAnsi="Courier New" w:cs="Courier New"/>
+          <w:sz w:val="20"/>
+          <w:szCs w:val="20"/>
           <w:lang w:val="be-BY" w:eastAsia="en-US"/>
           <w14:ligatures w14:val="standardContextual"/>
         </w:rPr>
@@ -1499,19 +1610,21 @@
         <w:autoSpaceDE w:val="0"/>
         <w:autoSpaceDN w:val="0"/>
         <w:adjustRightInd w:val="0"/>
-        <w:ind w:firstLine="0"/>
-        <w:jc w:val="left"/>
-        <w:rPr>
-          <w:rFonts w:ascii="Courier New" w:eastAsiaTheme="minorHAnsi" w:hAnsi="Courier New" w:cs="Courier New"/>
-          <w:sz w:val="24"/>
-          <w:lang w:val="be-BY" w:eastAsia="en-US"/>
-          <w14:ligatures w14:val="standardContextual"/>
-        </w:rPr>
-      </w:pPr>
-      <w:r>
-        <w:rPr>
-          <w:rFonts w:ascii="Courier New" w:eastAsiaTheme="minorHAnsi" w:hAnsi="Courier New" w:cs="Courier New"/>
-          <w:sz w:val="24"/>
+        <w:ind w:left="709" w:firstLine="0"/>
+        <w:jc w:val="left"/>
+        <w:rPr>
+          <w:rFonts w:ascii="Courier New" w:eastAsiaTheme="minorHAnsi" w:hAnsi="Courier New" w:cs="Courier New"/>
+          <w:sz w:val="20"/>
+          <w:szCs w:val="20"/>
+          <w:lang w:val="be-BY" w:eastAsia="en-US"/>
+          <w14:ligatures w14:val="standardContextual"/>
+        </w:rPr>
+      </w:pPr>
+      <w:r>
+        <w:rPr>
+          <w:rFonts w:ascii="Courier New" w:eastAsiaTheme="minorHAnsi" w:hAnsi="Courier New" w:cs="Courier New"/>
+          <w:sz w:val="20"/>
+          <w:szCs w:val="20"/>
           <w:lang w:val="be-BY" w:eastAsia="en-US"/>
           <w14:ligatures w14:val="standardContextual"/>
         </w:rPr>
@@ -1523,34 +1636,37 @@
         <w:autoSpaceDE w:val="0"/>
         <w:autoSpaceDN w:val="0"/>
         <w:adjustRightInd w:val="0"/>
-        <w:ind w:firstLine="0"/>
-        <w:jc w:val="left"/>
-        <w:rPr>
-          <w:rFonts w:ascii="Courier New" w:eastAsiaTheme="minorHAnsi" w:hAnsi="Courier New" w:cs="Courier New"/>
-          <w:sz w:val="24"/>
-          <w:lang w:val="be-BY" w:eastAsia="en-US"/>
-          <w14:ligatures w14:val="standardContextual"/>
-        </w:rPr>
-      </w:pPr>
-    </w:p>
-    <w:p>
-      <w:pPr>
-        <w:autoSpaceDE w:val="0"/>
-        <w:autoSpaceDN w:val="0"/>
-        <w:adjustRightInd w:val="0"/>
-        <w:ind w:firstLine="0"/>
-        <w:jc w:val="left"/>
-        <w:rPr>
-          <w:rFonts w:ascii="Courier New" w:eastAsiaTheme="minorHAnsi" w:hAnsi="Courier New" w:cs="Courier New"/>
-          <w:sz w:val="24"/>
-          <w:lang w:val="be-BY" w:eastAsia="en-US"/>
-          <w14:ligatures w14:val="standardContextual"/>
-        </w:rPr>
-      </w:pPr>
-      <w:r>
-        <w:rPr>
-          <w:rFonts w:ascii="Courier New" w:eastAsiaTheme="minorHAnsi" w:hAnsi="Courier New" w:cs="Courier New"/>
-          <w:sz w:val="24"/>
+        <w:ind w:left="709" w:firstLine="0"/>
+        <w:jc w:val="left"/>
+        <w:rPr>
+          <w:rFonts w:ascii="Courier New" w:eastAsiaTheme="minorHAnsi" w:hAnsi="Courier New" w:cs="Courier New"/>
+          <w:sz w:val="20"/>
+          <w:szCs w:val="20"/>
+          <w:lang w:val="be-BY" w:eastAsia="en-US"/>
+          <w14:ligatures w14:val="standardContextual"/>
+        </w:rPr>
+      </w:pPr>
+    </w:p>
+    <w:p>
+      <w:pPr>
+        <w:autoSpaceDE w:val="0"/>
+        <w:autoSpaceDN w:val="0"/>
+        <w:adjustRightInd w:val="0"/>
+        <w:ind w:left="709" w:firstLine="0"/>
+        <w:jc w:val="left"/>
+        <w:rPr>
+          <w:rFonts w:ascii="Courier New" w:eastAsiaTheme="minorHAnsi" w:hAnsi="Courier New" w:cs="Courier New"/>
+          <w:sz w:val="20"/>
+          <w:szCs w:val="20"/>
+          <w:lang w:val="be-BY" w:eastAsia="en-US"/>
+          <w14:ligatures w14:val="standardContextual"/>
+        </w:rPr>
+      </w:pPr>
+      <w:r>
+        <w:rPr>
+          <w:rFonts w:ascii="Courier New" w:eastAsiaTheme="minorHAnsi" w:hAnsi="Courier New" w:cs="Courier New"/>
+          <w:sz w:val="20"/>
+          <w:szCs w:val="20"/>
           <w:lang w:val="be-BY" w:eastAsia="en-US"/>
           <w14:ligatures w14:val="standardContextual"/>
         </w:rPr>
@@ -1562,34 +1678,37 @@
         <w:autoSpaceDE w:val="0"/>
         <w:autoSpaceDN w:val="0"/>
         <w:adjustRightInd w:val="0"/>
-        <w:ind w:firstLine="0"/>
-        <w:jc w:val="left"/>
-        <w:rPr>
-          <w:rFonts w:ascii="Courier New" w:eastAsiaTheme="minorHAnsi" w:hAnsi="Courier New" w:cs="Courier New"/>
-          <w:sz w:val="24"/>
-          <w:lang w:val="be-BY" w:eastAsia="en-US"/>
-          <w14:ligatures w14:val="standardContextual"/>
-        </w:rPr>
-      </w:pPr>
-    </w:p>
-    <w:p>
-      <w:pPr>
-        <w:autoSpaceDE w:val="0"/>
-        <w:autoSpaceDN w:val="0"/>
-        <w:adjustRightInd w:val="0"/>
-        <w:ind w:firstLine="0"/>
-        <w:jc w:val="left"/>
-        <w:rPr>
-          <w:rFonts w:ascii="Courier New" w:eastAsiaTheme="minorHAnsi" w:hAnsi="Courier New" w:cs="Courier New"/>
-          <w:sz w:val="24"/>
-          <w:lang w:val="be-BY" w:eastAsia="en-US"/>
-          <w14:ligatures w14:val="standardContextual"/>
-        </w:rPr>
-      </w:pPr>
-      <w:r>
-        <w:rPr>
-          <w:rFonts w:ascii="Courier New" w:eastAsiaTheme="minorHAnsi" w:hAnsi="Courier New" w:cs="Courier New"/>
-          <w:sz w:val="24"/>
+        <w:ind w:left="709" w:firstLine="0"/>
+        <w:jc w:val="left"/>
+        <w:rPr>
+          <w:rFonts w:ascii="Courier New" w:eastAsiaTheme="minorHAnsi" w:hAnsi="Courier New" w:cs="Courier New"/>
+          <w:sz w:val="20"/>
+          <w:szCs w:val="20"/>
+          <w:lang w:val="be-BY" w:eastAsia="en-US"/>
+          <w14:ligatures w14:val="standardContextual"/>
+        </w:rPr>
+      </w:pPr>
+    </w:p>
+    <w:p>
+      <w:pPr>
+        <w:autoSpaceDE w:val="0"/>
+        <w:autoSpaceDN w:val="0"/>
+        <w:adjustRightInd w:val="0"/>
+        <w:ind w:left="709" w:firstLine="0"/>
+        <w:jc w:val="left"/>
+        <w:rPr>
+          <w:rFonts w:ascii="Courier New" w:eastAsiaTheme="minorHAnsi" w:hAnsi="Courier New" w:cs="Courier New"/>
+          <w:sz w:val="20"/>
+          <w:szCs w:val="20"/>
+          <w:lang w:val="be-BY" w:eastAsia="en-US"/>
+          <w14:ligatures w14:val="standardContextual"/>
+        </w:rPr>
+      </w:pPr>
+      <w:r>
+        <w:rPr>
+          <w:rFonts w:ascii="Courier New" w:eastAsiaTheme="minorHAnsi" w:hAnsi="Courier New" w:cs="Courier New"/>
+          <w:sz w:val="20"/>
+          <w:szCs w:val="20"/>
           <w:lang w:val="be-BY" w:eastAsia="en-US"/>
           <w14:ligatures w14:val="standardContextual"/>
         </w:rPr>
@@ -1601,19 +1720,21 @@
         <w:autoSpaceDE w:val="0"/>
         <w:autoSpaceDN w:val="0"/>
         <w:adjustRightInd w:val="0"/>
-        <w:ind w:firstLine="0"/>
-        <w:jc w:val="left"/>
-        <w:rPr>
-          <w:rFonts w:ascii="Courier New" w:eastAsiaTheme="minorHAnsi" w:hAnsi="Courier New" w:cs="Courier New"/>
-          <w:sz w:val="24"/>
-          <w:lang w:val="be-BY" w:eastAsia="en-US"/>
-          <w14:ligatures w14:val="standardContextual"/>
-        </w:rPr>
-      </w:pPr>
-      <w:r>
-        <w:rPr>
-          <w:rFonts w:ascii="Courier New" w:eastAsiaTheme="minorHAnsi" w:hAnsi="Courier New" w:cs="Courier New"/>
-          <w:sz w:val="24"/>
+        <w:ind w:left="709" w:firstLine="0"/>
+        <w:jc w:val="left"/>
+        <w:rPr>
+          <w:rFonts w:ascii="Courier New" w:eastAsiaTheme="minorHAnsi" w:hAnsi="Courier New" w:cs="Courier New"/>
+          <w:sz w:val="20"/>
+          <w:szCs w:val="20"/>
+          <w:lang w:val="be-BY" w:eastAsia="en-US"/>
+          <w14:ligatures w14:val="standardContextual"/>
+        </w:rPr>
+      </w:pPr>
+      <w:r>
+        <w:rPr>
+          <w:rFonts w:ascii="Courier New" w:eastAsiaTheme="minorHAnsi" w:hAnsi="Courier New" w:cs="Courier New"/>
+          <w:sz w:val="20"/>
+          <w:szCs w:val="20"/>
           <w:lang w:val="be-BY" w:eastAsia="en-US"/>
           <w14:ligatures w14:val="standardContextual"/>
         </w:rPr>
@@ -1625,19 +1746,21 @@
         <w:autoSpaceDE w:val="0"/>
         <w:autoSpaceDN w:val="0"/>
         <w:adjustRightInd w:val="0"/>
-        <w:ind w:firstLine="0"/>
-        <w:jc w:val="left"/>
-        <w:rPr>
-          <w:rFonts w:ascii="Courier New" w:eastAsiaTheme="minorHAnsi" w:hAnsi="Courier New" w:cs="Courier New"/>
-          <w:sz w:val="24"/>
-          <w:lang w:val="be-BY" w:eastAsia="en-US"/>
-          <w14:ligatures w14:val="standardContextual"/>
-        </w:rPr>
-      </w:pPr>
-      <w:r>
-        <w:rPr>
-          <w:rFonts w:ascii="Courier New" w:eastAsiaTheme="minorHAnsi" w:hAnsi="Courier New" w:cs="Courier New"/>
-          <w:sz w:val="24"/>
+        <w:ind w:left="709" w:firstLine="0"/>
+        <w:jc w:val="left"/>
+        <w:rPr>
+          <w:rFonts w:ascii="Courier New" w:eastAsiaTheme="minorHAnsi" w:hAnsi="Courier New" w:cs="Courier New"/>
+          <w:sz w:val="20"/>
+          <w:szCs w:val="20"/>
+          <w:lang w:val="be-BY" w:eastAsia="en-US"/>
+          <w14:ligatures w14:val="standardContextual"/>
+        </w:rPr>
+      </w:pPr>
+      <w:r>
+        <w:rPr>
+          <w:rFonts w:ascii="Courier New" w:eastAsiaTheme="minorHAnsi" w:hAnsi="Courier New" w:cs="Courier New"/>
+          <w:sz w:val="20"/>
+          <w:szCs w:val="20"/>
           <w:lang w:val="be-BY" w:eastAsia="en-US"/>
           <w14:ligatures w14:val="standardContextual"/>
         </w:rPr>
@@ -1649,19 +1772,21 @@
         <w:autoSpaceDE w:val="0"/>
         <w:autoSpaceDN w:val="0"/>
         <w:adjustRightInd w:val="0"/>
-        <w:ind w:firstLine="0"/>
-        <w:jc w:val="left"/>
-        <w:rPr>
-          <w:rFonts w:ascii="Courier New" w:eastAsiaTheme="minorHAnsi" w:hAnsi="Courier New" w:cs="Courier New"/>
-          <w:sz w:val="24"/>
-          <w:lang w:val="be-BY" w:eastAsia="en-US"/>
-          <w14:ligatures w14:val="standardContextual"/>
-        </w:rPr>
-      </w:pPr>
-      <w:r>
-        <w:rPr>
-          <w:rFonts w:ascii="Courier New" w:eastAsiaTheme="minorHAnsi" w:hAnsi="Courier New" w:cs="Courier New"/>
-          <w:sz w:val="24"/>
+        <w:ind w:left="709" w:firstLine="0"/>
+        <w:jc w:val="left"/>
+        <w:rPr>
+          <w:rFonts w:ascii="Courier New" w:eastAsiaTheme="minorHAnsi" w:hAnsi="Courier New" w:cs="Courier New"/>
+          <w:sz w:val="20"/>
+          <w:szCs w:val="20"/>
+          <w:lang w:val="be-BY" w:eastAsia="en-US"/>
+          <w14:ligatures w14:val="standardContextual"/>
+        </w:rPr>
+      </w:pPr>
+      <w:r>
+        <w:rPr>
+          <w:rFonts w:ascii="Courier New" w:eastAsiaTheme="minorHAnsi" w:hAnsi="Courier New" w:cs="Courier New"/>
+          <w:sz w:val="20"/>
+          <w:szCs w:val="20"/>
           <w:lang w:val="be-BY" w:eastAsia="en-US"/>
           <w14:ligatures w14:val="standardContextual"/>
         </w:rPr>
@@ -1673,19 +1798,21 @@
         <w:autoSpaceDE w:val="0"/>
         <w:autoSpaceDN w:val="0"/>
         <w:adjustRightInd w:val="0"/>
-        <w:ind w:firstLine="0"/>
-        <w:jc w:val="left"/>
-        <w:rPr>
-          <w:rFonts w:ascii="Courier New" w:eastAsiaTheme="minorHAnsi" w:hAnsi="Courier New" w:cs="Courier New"/>
-          <w:sz w:val="24"/>
-          <w:lang w:val="be-BY" w:eastAsia="en-US"/>
-          <w14:ligatures w14:val="standardContextual"/>
-        </w:rPr>
-      </w:pPr>
-      <w:r>
-        <w:rPr>
-          <w:rFonts w:ascii="Courier New" w:eastAsiaTheme="minorHAnsi" w:hAnsi="Courier New" w:cs="Courier New"/>
-          <w:sz w:val="24"/>
+        <w:ind w:left="709" w:firstLine="0"/>
+        <w:jc w:val="left"/>
+        <w:rPr>
+          <w:rFonts w:ascii="Courier New" w:eastAsiaTheme="minorHAnsi" w:hAnsi="Courier New" w:cs="Courier New"/>
+          <w:sz w:val="20"/>
+          <w:szCs w:val="20"/>
+          <w:lang w:val="be-BY" w:eastAsia="en-US"/>
+          <w14:ligatures w14:val="standardContextual"/>
+        </w:rPr>
+      </w:pPr>
+      <w:r>
+        <w:rPr>
+          <w:rFonts w:ascii="Courier New" w:eastAsiaTheme="minorHAnsi" w:hAnsi="Courier New" w:cs="Courier New"/>
+          <w:sz w:val="20"/>
+          <w:szCs w:val="20"/>
           <w:lang w:val="be-BY" w:eastAsia="en-US"/>
           <w14:ligatures w14:val="standardContextual"/>
         </w:rPr>
@@ -1697,19 +1824,21 @@
         <w:autoSpaceDE w:val="0"/>
         <w:autoSpaceDN w:val="0"/>
         <w:adjustRightInd w:val="0"/>
-        <w:ind w:firstLine="0"/>
-        <w:jc w:val="left"/>
-        <w:rPr>
-          <w:rFonts w:ascii="Courier New" w:eastAsiaTheme="minorHAnsi" w:hAnsi="Courier New" w:cs="Courier New"/>
-          <w:sz w:val="24"/>
-          <w:lang w:val="be-BY" w:eastAsia="en-US"/>
-          <w14:ligatures w14:val="standardContextual"/>
-        </w:rPr>
-      </w:pPr>
-      <w:r>
-        <w:rPr>
-          <w:rFonts w:ascii="Courier New" w:eastAsiaTheme="minorHAnsi" w:hAnsi="Courier New" w:cs="Courier New"/>
-          <w:sz w:val="24"/>
+        <w:ind w:left="709" w:firstLine="0"/>
+        <w:jc w:val="left"/>
+        <w:rPr>
+          <w:rFonts w:ascii="Courier New" w:eastAsiaTheme="minorHAnsi" w:hAnsi="Courier New" w:cs="Courier New"/>
+          <w:sz w:val="20"/>
+          <w:szCs w:val="20"/>
+          <w:lang w:val="be-BY" w:eastAsia="en-US"/>
+          <w14:ligatures w14:val="standardContextual"/>
+        </w:rPr>
+      </w:pPr>
+      <w:r>
+        <w:rPr>
+          <w:rFonts w:ascii="Courier New" w:eastAsiaTheme="minorHAnsi" w:hAnsi="Courier New" w:cs="Courier New"/>
+          <w:sz w:val="20"/>
+          <w:szCs w:val="20"/>
           <w:lang w:val="be-BY" w:eastAsia="en-US"/>
           <w14:ligatures w14:val="standardContextual"/>
         </w:rPr>
@@ -1721,19 +1850,21 @@
         <w:autoSpaceDE w:val="0"/>
         <w:autoSpaceDN w:val="0"/>
         <w:adjustRightInd w:val="0"/>
-        <w:ind w:firstLine="0"/>
-        <w:jc w:val="left"/>
-        <w:rPr>
-          <w:rFonts w:ascii="Courier New" w:eastAsiaTheme="minorHAnsi" w:hAnsi="Courier New" w:cs="Courier New"/>
-          <w:sz w:val="24"/>
-          <w:lang w:val="be-BY" w:eastAsia="en-US"/>
-          <w14:ligatures w14:val="standardContextual"/>
-        </w:rPr>
-      </w:pPr>
-      <w:r>
-        <w:rPr>
-          <w:rFonts w:ascii="Courier New" w:eastAsiaTheme="minorHAnsi" w:hAnsi="Courier New" w:cs="Courier New"/>
-          <w:sz w:val="24"/>
+        <w:ind w:left="709" w:firstLine="0"/>
+        <w:jc w:val="left"/>
+        <w:rPr>
+          <w:rFonts w:ascii="Courier New" w:eastAsiaTheme="minorHAnsi" w:hAnsi="Courier New" w:cs="Courier New"/>
+          <w:sz w:val="20"/>
+          <w:szCs w:val="20"/>
+          <w:lang w:val="be-BY" w:eastAsia="en-US"/>
+          <w14:ligatures w14:val="standardContextual"/>
+        </w:rPr>
+      </w:pPr>
+      <w:r>
+        <w:rPr>
+          <w:rFonts w:ascii="Courier New" w:eastAsiaTheme="minorHAnsi" w:hAnsi="Courier New" w:cs="Courier New"/>
+          <w:sz w:val="20"/>
+          <w:szCs w:val="20"/>
           <w:lang w:val="be-BY" w:eastAsia="en-US"/>
           <w14:ligatures w14:val="standardContextual"/>
         </w:rPr>
@@ -1745,19 +1876,21 @@
         <w:autoSpaceDE w:val="0"/>
         <w:autoSpaceDN w:val="0"/>
         <w:adjustRightInd w:val="0"/>
-        <w:ind w:firstLine="0"/>
-        <w:jc w:val="left"/>
-        <w:rPr>
-          <w:rFonts w:ascii="Courier New" w:eastAsiaTheme="minorHAnsi" w:hAnsi="Courier New" w:cs="Courier New"/>
-          <w:sz w:val="24"/>
-          <w:lang w:val="be-BY" w:eastAsia="en-US"/>
-          <w14:ligatures w14:val="standardContextual"/>
-        </w:rPr>
-      </w:pPr>
-      <w:r>
-        <w:rPr>
-          <w:rFonts w:ascii="Courier New" w:eastAsiaTheme="minorHAnsi" w:hAnsi="Courier New" w:cs="Courier New"/>
-          <w:sz w:val="24"/>
+        <w:ind w:left="709" w:firstLine="0"/>
+        <w:jc w:val="left"/>
+        <w:rPr>
+          <w:rFonts w:ascii="Courier New" w:eastAsiaTheme="minorHAnsi" w:hAnsi="Courier New" w:cs="Courier New"/>
+          <w:sz w:val="20"/>
+          <w:szCs w:val="20"/>
+          <w:lang w:val="be-BY" w:eastAsia="en-US"/>
+          <w14:ligatures w14:val="standardContextual"/>
+        </w:rPr>
+      </w:pPr>
+      <w:r>
+        <w:rPr>
+          <w:rFonts w:ascii="Courier New" w:eastAsiaTheme="minorHAnsi" w:hAnsi="Courier New" w:cs="Courier New"/>
+          <w:sz w:val="20"/>
+          <w:szCs w:val="20"/>
           <w:lang w:val="be-BY" w:eastAsia="en-US"/>
           <w14:ligatures w14:val="standardContextual"/>
         </w:rPr>
@@ -1769,19 +1902,21 @@
         <w:autoSpaceDE w:val="0"/>
         <w:autoSpaceDN w:val="0"/>
         <w:adjustRightInd w:val="0"/>
-        <w:ind w:firstLine="0"/>
-        <w:jc w:val="left"/>
-        <w:rPr>
-          <w:rFonts w:ascii="Courier New" w:eastAsiaTheme="minorHAnsi" w:hAnsi="Courier New" w:cs="Courier New"/>
-          <w:sz w:val="24"/>
-          <w:lang w:val="be-BY" w:eastAsia="en-US"/>
-          <w14:ligatures w14:val="standardContextual"/>
-        </w:rPr>
-      </w:pPr>
-      <w:r>
-        <w:rPr>
-          <w:rFonts w:ascii="Courier New" w:eastAsiaTheme="minorHAnsi" w:hAnsi="Courier New" w:cs="Courier New"/>
-          <w:sz w:val="24"/>
+        <w:ind w:left="709" w:firstLine="0"/>
+        <w:jc w:val="left"/>
+        <w:rPr>
+          <w:rFonts w:ascii="Courier New" w:eastAsiaTheme="minorHAnsi" w:hAnsi="Courier New" w:cs="Courier New"/>
+          <w:sz w:val="20"/>
+          <w:szCs w:val="20"/>
+          <w:lang w:val="be-BY" w:eastAsia="en-US"/>
+          <w14:ligatures w14:val="standardContextual"/>
+        </w:rPr>
+      </w:pPr>
+      <w:r>
+        <w:rPr>
+          <w:rFonts w:ascii="Courier New" w:eastAsiaTheme="minorHAnsi" w:hAnsi="Courier New" w:cs="Courier New"/>
+          <w:sz w:val="20"/>
+          <w:szCs w:val="20"/>
           <w:lang w:val="be-BY" w:eastAsia="en-US"/>
           <w14:ligatures w14:val="standardContextual"/>
         </w:rPr>
@@ -1793,34 +1928,37 @@
         <w:autoSpaceDE w:val="0"/>
         <w:autoSpaceDN w:val="0"/>
         <w:adjustRightInd w:val="0"/>
-        <w:ind w:firstLine="0"/>
-        <w:jc w:val="left"/>
-        <w:rPr>
-          <w:rFonts w:ascii="Courier New" w:eastAsiaTheme="minorHAnsi" w:hAnsi="Courier New" w:cs="Courier New"/>
-          <w:sz w:val="24"/>
-          <w:lang w:val="be-BY" w:eastAsia="en-US"/>
-          <w14:ligatures w14:val="standardContextual"/>
-        </w:rPr>
-      </w:pPr>
-    </w:p>
-    <w:p>
-      <w:pPr>
-        <w:autoSpaceDE w:val="0"/>
-        <w:autoSpaceDN w:val="0"/>
-        <w:adjustRightInd w:val="0"/>
-        <w:ind w:firstLine="0"/>
-        <w:jc w:val="left"/>
-        <w:rPr>
-          <w:rFonts w:ascii="Courier New" w:eastAsiaTheme="minorHAnsi" w:hAnsi="Courier New" w:cs="Courier New"/>
-          <w:sz w:val="24"/>
-          <w:lang w:val="be-BY" w:eastAsia="en-US"/>
-          <w14:ligatures w14:val="standardContextual"/>
-        </w:rPr>
-      </w:pPr>
-      <w:r>
-        <w:rPr>
-          <w:rFonts w:ascii="Courier New" w:eastAsiaTheme="minorHAnsi" w:hAnsi="Courier New" w:cs="Courier New"/>
-          <w:sz w:val="24"/>
+        <w:ind w:left="709" w:firstLine="0"/>
+        <w:jc w:val="left"/>
+        <w:rPr>
+          <w:rFonts w:ascii="Courier New" w:eastAsiaTheme="minorHAnsi" w:hAnsi="Courier New" w:cs="Courier New"/>
+          <w:sz w:val="20"/>
+          <w:szCs w:val="20"/>
+          <w:lang w:val="be-BY" w:eastAsia="en-US"/>
+          <w14:ligatures w14:val="standardContextual"/>
+        </w:rPr>
+      </w:pPr>
+    </w:p>
+    <w:p>
+      <w:pPr>
+        <w:autoSpaceDE w:val="0"/>
+        <w:autoSpaceDN w:val="0"/>
+        <w:adjustRightInd w:val="0"/>
+        <w:ind w:left="709" w:firstLine="0"/>
+        <w:jc w:val="left"/>
+        <w:rPr>
+          <w:rFonts w:ascii="Courier New" w:eastAsiaTheme="minorHAnsi" w:hAnsi="Courier New" w:cs="Courier New"/>
+          <w:sz w:val="20"/>
+          <w:szCs w:val="20"/>
+          <w:lang w:val="be-BY" w:eastAsia="en-US"/>
+          <w14:ligatures w14:val="standardContextual"/>
+        </w:rPr>
+      </w:pPr>
+      <w:r>
+        <w:rPr>
+          <w:rFonts w:ascii="Courier New" w:eastAsiaTheme="minorHAnsi" w:hAnsi="Courier New" w:cs="Courier New"/>
+          <w:sz w:val="20"/>
+          <w:szCs w:val="20"/>
           <w:lang w:val="be-BY" w:eastAsia="en-US"/>
           <w14:ligatures w14:val="standardContextual"/>
         </w:rPr>
@@ -1832,19 +1970,21 @@
         <w:autoSpaceDE w:val="0"/>
         <w:autoSpaceDN w:val="0"/>
         <w:adjustRightInd w:val="0"/>
-        <w:ind w:firstLine="0"/>
-        <w:jc w:val="left"/>
-        <w:rPr>
-          <w:rFonts w:ascii="Courier New" w:eastAsiaTheme="minorHAnsi" w:hAnsi="Courier New" w:cs="Courier New"/>
-          <w:sz w:val="24"/>
-          <w:lang w:val="be-BY" w:eastAsia="en-US"/>
-          <w14:ligatures w14:val="standardContextual"/>
-        </w:rPr>
-      </w:pPr>
-      <w:r>
-        <w:rPr>
-          <w:rFonts w:ascii="Courier New" w:eastAsiaTheme="minorHAnsi" w:hAnsi="Courier New" w:cs="Courier New"/>
-          <w:sz w:val="24"/>
+        <w:ind w:left="709" w:firstLine="0"/>
+        <w:jc w:val="left"/>
+        <w:rPr>
+          <w:rFonts w:ascii="Courier New" w:eastAsiaTheme="minorHAnsi" w:hAnsi="Courier New" w:cs="Courier New"/>
+          <w:sz w:val="20"/>
+          <w:szCs w:val="20"/>
+          <w:lang w:val="be-BY" w:eastAsia="en-US"/>
+          <w14:ligatures w14:val="standardContextual"/>
+        </w:rPr>
+      </w:pPr>
+      <w:r>
+        <w:rPr>
+          <w:rFonts w:ascii="Courier New" w:eastAsiaTheme="minorHAnsi" w:hAnsi="Courier New" w:cs="Courier New"/>
+          <w:sz w:val="20"/>
+          <w:szCs w:val="20"/>
           <w:lang w:val="be-BY" w:eastAsia="en-US"/>
           <w14:ligatures w14:val="standardContextual"/>
         </w:rPr>
@@ -1856,19 +1996,21 @@
         <w:autoSpaceDE w:val="0"/>
         <w:autoSpaceDN w:val="0"/>
         <w:adjustRightInd w:val="0"/>
-        <w:ind w:firstLine="0"/>
-        <w:jc w:val="left"/>
-        <w:rPr>
-          <w:rFonts w:ascii="Courier New" w:eastAsiaTheme="minorHAnsi" w:hAnsi="Courier New" w:cs="Courier New"/>
-          <w:sz w:val="24"/>
-          <w:lang w:val="be-BY" w:eastAsia="en-US"/>
-          <w14:ligatures w14:val="standardContextual"/>
-        </w:rPr>
-      </w:pPr>
-      <w:r>
-        <w:rPr>
-          <w:rFonts w:ascii="Courier New" w:eastAsiaTheme="minorHAnsi" w:hAnsi="Courier New" w:cs="Courier New"/>
-          <w:sz w:val="24"/>
+        <w:ind w:left="709" w:firstLine="0"/>
+        <w:jc w:val="left"/>
+        <w:rPr>
+          <w:rFonts w:ascii="Courier New" w:eastAsiaTheme="minorHAnsi" w:hAnsi="Courier New" w:cs="Courier New"/>
+          <w:sz w:val="20"/>
+          <w:szCs w:val="20"/>
+          <w:lang w:val="be-BY" w:eastAsia="en-US"/>
+          <w14:ligatures w14:val="standardContextual"/>
+        </w:rPr>
+      </w:pPr>
+      <w:r>
+        <w:rPr>
+          <w:rFonts w:ascii="Courier New" w:eastAsiaTheme="minorHAnsi" w:hAnsi="Courier New" w:cs="Courier New"/>
+          <w:sz w:val="20"/>
+          <w:szCs w:val="20"/>
           <w:lang w:val="be-BY" w:eastAsia="en-US"/>
           <w14:ligatures w14:val="standardContextual"/>
         </w:rPr>
@@ -1880,19 +2022,21 @@
         <w:autoSpaceDE w:val="0"/>
         <w:autoSpaceDN w:val="0"/>
         <w:adjustRightInd w:val="0"/>
-        <w:ind w:firstLine="0"/>
-        <w:jc w:val="left"/>
-        <w:rPr>
-          <w:rFonts w:ascii="Courier New" w:eastAsiaTheme="minorHAnsi" w:hAnsi="Courier New" w:cs="Courier New"/>
-          <w:sz w:val="24"/>
-          <w:lang w:val="be-BY" w:eastAsia="en-US"/>
-          <w14:ligatures w14:val="standardContextual"/>
-        </w:rPr>
-      </w:pPr>
-      <w:r>
-        <w:rPr>
-          <w:rFonts w:ascii="Courier New" w:eastAsiaTheme="minorHAnsi" w:hAnsi="Courier New" w:cs="Courier New"/>
-          <w:sz w:val="24"/>
+        <w:ind w:left="709" w:firstLine="0"/>
+        <w:jc w:val="left"/>
+        <w:rPr>
+          <w:rFonts w:ascii="Courier New" w:eastAsiaTheme="minorHAnsi" w:hAnsi="Courier New" w:cs="Courier New"/>
+          <w:sz w:val="20"/>
+          <w:szCs w:val="20"/>
+          <w:lang w:val="be-BY" w:eastAsia="en-US"/>
+          <w14:ligatures w14:val="standardContextual"/>
+        </w:rPr>
+      </w:pPr>
+      <w:r>
+        <w:rPr>
+          <w:rFonts w:ascii="Courier New" w:eastAsiaTheme="minorHAnsi" w:hAnsi="Courier New" w:cs="Courier New"/>
+          <w:sz w:val="20"/>
+          <w:szCs w:val="20"/>
           <w:lang w:val="be-BY" w:eastAsia="en-US"/>
           <w14:ligatures w14:val="standardContextual"/>
         </w:rPr>
@@ -1904,19 +2048,21 @@
         <w:autoSpaceDE w:val="0"/>
         <w:autoSpaceDN w:val="0"/>
         <w:adjustRightInd w:val="0"/>
-        <w:ind w:firstLine="0"/>
-        <w:jc w:val="left"/>
-        <w:rPr>
-          <w:rFonts w:ascii="Courier New" w:eastAsiaTheme="minorHAnsi" w:hAnsi="Courier New" w:cs="Courier New"/>
-          <w:sz w:val="24"/>
-          <w:lang w:val="be-BY" w:eastAsia="en-US"/>
-          <w14:ligatures w14:val="standardContextual"/>
-        </w:rPr>
-      </w:pPr>
-      <w:r>
-        <w:rPr>
-          <w:rFonts w:ascii="Courier New" w:eastAsiaTheme="minorHAnsi" w:hAnsi="Courier New" w:cs="Courier New"/>
-          <w:sz w:val="24"/>
+        <w:ind w:left="709" w:firstLine="0"/>
+        <w:jc w:val="left"/>
+        <w:rPr>
+          <w:rFonts w:ascii="Courier New" w:eastAsiaTheme="minorHAnsi" w:hAnsi="Courier New" w:cs="Courier New"/>
+          <w:sz w:val="20"/>
+          <w:szCs w:val="20"/>
+          <w:lang w:val="be-BY" w:eastAsia="en-US"/>
+          <w14:ligatures w14:val="standardContextual"/>
+        </w:rPr>
+      </w:pPr>
+      <w:r>
+        <w:rPr>
+          <w:rFonts w:ascii="Courier New" w:eastAsiaTheme="minorHAnsi" w:hAnsi="Courier New" w:cs="Courier New"/>
+          <w:sz w:val="20"/>
+          <w:szCs w:val="20"/>
           <w:lang w:val="be-BY" w:eastAsia="en-US"/>
           <w14:ligatures w14:val="standardContextual"/>
         </w:rPr>
@@ -1928,19 +2074,21 @@
         <w:autoSpaceDE w:val="0"/>
         <w:autoSpaceDN w:val="0"/>
         <w:adjustRightInd w:val="0"/>
-        <w:ind w:firstLine="0"/>
-        <w:jc w:val="left"/>
-        <w:rPr>
-          <w:rFonts w:ascii="Courier New" w:eastAsiaTheme="minorHAnsi" w:hAnsi="Courier New" w:cs="Courier New"/>
-          <w:sz w:val="24"/>
-          <w:lang w:val="be-BY" w:eastAsia="en-US"/>
-          <w14:ligatures w14:val="standardContextual"/>
-        </w:rPr>
-      </w:pPr>
-      <w:r>
-        <w:rPr>
-          <w:rFonts w:ascii="Courier New" w:eastAsiaTheme="minorHAnsi" w:hAnsi="Courier New" w:cs="Courier New"/>
-          <w:sz w:val="24"/>
+        <w:ind w:left="709" w:firstLine="0"/>
+        <w:jc w:val="left"/>
+        <w:rPr>
+          <w:rFonts w:ascii="Courier New" w:eastAsiaTheme="minorHAnsi" w:hAnsi="Courier New" w:cs="Courier New"/>
+          <w:sz w:val="20"/>
+          <w:szCs w:val="20"/>
+          <w:lang w:val="be-BY" w:eastAsia="en-US"/>
+          <w14:ligatures w14:val="standardContextual"/>
+        </w:rPr>
+      </w:pPr>
+      <w:r>
+        <w:rPr>
+          <w:rFonts w:ascii="Courier New" w:eastAsiaTheme="minorHAnsi" w:hAnsi="Courier New" w:cs="Courier New"/>
+          <w:sz w:val="20"/>
+          <w:szCs w:val="20"/>
           <w:lang w:val="be-BY" w:eastAsia="en-US"/>
           <w14:ligatures w14:val="standardContextual"/>
         </w:rPr>
@@ -1952,19 +2100,21 @@
         <w:autoSpaceDE w:val="0"/>
         <w:autoSpaceDN w:val="0"/>
         <w:adjustRightInd w:val="0"/>
-        <w:ind w:firstLine="0"/>
-        <w:jc w:val="left"/>
-        <w:rPr>
-          <w:rFonts w:ascii="Courier New" w:eastAsiaTheme="minorHAnsi" w:hAnsi="Courier New" w:cs="Courier New"/>
-          <w:sz w:val="24"/>
-          <w:lang w:val="be-BY" w:eastAsia="en-US"/>
-          <w14:ligatures w14:val="standardContextual"/>
-        </w:rPr>
-      </w:pPr>
-      <w:r>
-        <w:rPr>
-          <w:rFonts w:ascii="Courier New" w:eastAsiaTheme="minorHAnsi" w:hAnsi="Courier New" w:cs="Courier New"/>
-          <w:sz w:val="24"/>
+        <w:ind w:left="709" w:firstLine="0"/>
+        <w:jc w:val="left"/>
+        <w:rPr>
+          <w:rFonts w:ascii="Courier New" w:eastAsiaTheme="minorHAnsi" w:hAnsi="Courier New" w:cs="Courier New"/>
+          <w:sz w:val="20"/>
+          <w:szCs w:val="20"/>
+          <w:lang w:val="be-BY" w:eastAsia="en-US"/>
+          <w14:ligatures w14:val="standardContextual"/>
+        </w:rPr>
+      </w:pPr>
+      <w:r>
+        <w:rPr>
+          <w:rFonts w:ascii="Courier New" w:eastAsiaTheme="minorHAnsi" w:hAnsi="Courier New" w:cs="Courier New"/>
+          <w:sz w:val="20"/>
+          <w:szCs w:val="20"/>
           <w:lang w:val="be-BY" w:eastAsia="en-US"/>
           <w14:ligatures w14:val="standardContextual"/>
         </w:rPr>
@@ -1976,34 +2126,37 @@
         <w:autoSpaceDE w:val="0"/>
         <w:autoSpaceDN w:val="0"/>
         <w:adjustRightInd w:val="0"/>
-        <w:ind w:firstLine="0"/>
-        <w:jc w:val="left"/>
-        <w:rPr>
-          <w:rFonts w:ascii="Courier New" w:eastAsiaTheme="minorHAnsi" w:hAnsi="Courier New" w:cs="Courier New"/>
-          <w:sz w:val="24"/>
-          <w:lang w:val="be-BY" w:eastAsia="en-US"/>
-          <w14:ligatures w14:val="standardContextual"/>
-        </w:rPr>
-      </w:pPr>
-    </w:p>
-    <w:p>
-      <w:pPr>
-        <w:autoSpaceDE w:val="0"/>
-        <w:autoSpaceDN w:val="0"/>
-        <w:adjustRightInd w:val="0"/>
-        <w:ind w:firstLine="0"/>
-        <w:jc w:val="left"/>
-        <w:rPr>
-          <w:rFonts w:ascii="Courier New" w:eastAsiaTheme="minorHAnsi" w:hAnsi="Courier New" w:cs="Courier New"/>
-          <w:sz w:val="24"/>
-          <w:lang w:val="be-BY" w:eastAsia="en-US"/>
-          <w14:ligatures w14:val="standardContextual"/>
-        </w:rPr>
-      </w:pPr>
-      <w:r>
-        <w:rPr>
-          <w:rFonts w:ascii="Courier New" w:eastAsiaTheme="minorHAnsi" w:hAnsi="Courier New" w:cs="Courier New"/>
-          <w:sz w:val="24"/>
+        <w:ind w:left="709" w:firstLine="0"/>
+        <w:jc w:val="left"/>
+        <w:rPr>
+          <w:rFonts w:ascii="Courier New" w:eastAsiaTheme="minorHAnsi" w:hAnsi="Courier New" w:cs="Courier New"/>
+          <w:sz w:val="20"/>
+          <w:szCs w:val="20"/>
+          <w:lang w:val="be-BY" w:eastAsia="en-US"/>
+          <w14:ligatures w14:val="standardContextual"/>
+        </w:rPr>
+      </w:pPr>
+    </w:p>
+    <w:p>
+      <w:pPr>
+        <w:autoSpaceDE w:val="0"/>
+        <w:autoSpaceDN w:val="0"/>
+        <w:adjustRightInd w:val="0"/>
+        <w:ind w:left="709" w:firstLine="0"/>
+        <w:jc w:val="left"/>
+        <w:rPr>
+          <w:rFonts w:ascii="Courier New" w:eastAsiaTheme="minorHAnsi" w:hAnsi="Courier New" w:cs="Courier New"/>
+          <w:sz w:val="20"/>
+          <w:szCs w:val="20"/>
+          <w:lang w:val="be-BY" w:eastAsia="en-US"/>
+          <w14:ligatures w14:val="standardContextual"/>
+        </w:rPr>
+      </w:pPr>
+      <w:r>
+        <w:rPr>
+          <w:rFonts w:ascii="Courier New" w:eastAsiaTheme="minorHAnsi" w:hAnsi="Courier New" w:cs="Courier New"/>
+          <w:sz w:val="20"/>
+          <w:szCs w:val="20"/>
           <w:lang w:val="be-BY" w:eastAsia="en-US"/>
           <w14:ligatures w14:val="standardContextual"/>
         </w:rPr>
@@ -2015,34 +2168,37 @@
         <w:autoSpaceDE w:val="0"/>
         <w:autoSpaceDN w:val="0"/>
         <w:adjustRightInd w:val="0"/>
-        <w:ind w:firstLine="0"/>
-        <w:jc w:val="left"/>
-        <w:rPr>
-          <w:rFonts w:ascii="Courier New" w:eastAsiaTheme="minorHAnsi" w:hAnsi="Courier New" w:cs="Courier New"/>
-          <w:sz w:val="24"/>
-          <w:lang w:val="be-BY" w:eastAsia="en-US"/>
-          <w14:ligatures w14:val="standardContextual"/>
-        </w:rPr>
-      </w:pPr>
-    </w:p>
-    <w:p>
-      <w:pPr>
-        <w:autoSpaceDE w:val="0"/>
-        <w:autoSpaceDN w:val="0"/>
-        <w:adjustRightInd w:val="0"/>
-        <w:ind w:firstLine="0"/>
-        <w:jc w:val="left"/>
-        <w:rPr>
-          <w:rFonts w:ascii="Courier New" w:eastAsiaTheme="minorHAnsi" w:hAnsi="Courier New" w:cs="Courier New"/>
-          <w:sz w:val="24"/>
-          <w:lang w:val="be-BY" w:eastAsia="en-US"/>
-          <w14:ligatures w14:val="standardContextual"/>
-        </w:rPr>
-      </w:pPr>
-      <w:r>
-        <w:rPr>
-          <w:rFonts w:ascii="Courier New" w:eastAsiaTheme="minorHAnsi" w:hAnsi="Courier New" w:cs="Courier New"/>
-          <w:sz w:val="24"/>
+        <w:ind w:left="709" w:firstLine="0"/>
+        <w:jc w:val="left"/>
+        <w:rPr>
+          <w:rFonts w:ascii="Courier New" w:eastAsiaTheme="minorHAnsi" w:hAnsi="Courier New" w:cs="Courier New"/>
+          <w:sz w:val="20"/>
+          <w:szCs w:val="20"/>
+          <w:lang w:val="be-BY" w:eastAsia="en-US"/>
+          <w14:ligatures w14:val="standardContextual"/>
+        </w:rPr>
+      </w:pPr>
+    </w:p>
+    <w:p>
+      <w:pPr>
+        <w:autoSpaceDE w:val="0"/>
+        <w:autoSpaceDN w:val="0"/>
+        <w:adjustRightInd w:val="0"/>
+        <w:ind w:left="709" w:firstLine="0"/>
+        <w:jc w:val="left"/>
+        <w:rPr>
+          <w:rFonts w:ascii="Courier New" w:eastAsiaTheme="minorHAnsi" w:hAnsi="Courier New" w:cs="Courier New"/>
+          <w:sz w:val="20"/>
+          <w:szCs w:val="20"/>
+          <w:lang w:val="be-BY" w:eastAsia="en-US"/>
+          <w14:ligatures w14:val="standardContextual"/>
+        </w:rPr>
+      </w:pPr>
+      <w:r>
+        <w:rPr>
+          <w:rFonts w:ascii="Courier New" w:eastAsiaTheme="minorHAnsi" w:hAnsi="Courier New" w:cs="Courier New"/>
+          <w:sz w:val="20"/>
+          <w:szCs w:val="20"/>
           <w:lang w:val="be-BY" w:eastAsia="en-US"/>
           <w14:ligatures w14:val="standardContextual"/>
         </w:rPr>
@@ -2054,19 +2210,21 @@
         <w:autoSpaceDE w:val="0"/>
         <w:autoSpaceDN w:val="0"/>
         <w:adjustRightInd w:val="0"/>
-        <w:ind w:firstLine="0"/>
-        <w:jc w:val="left"/>
-        <w:rPr>
-          <w:rFonts w:ascii="Courier New" w:eastAsiaTheme="minorHAnsi" w:hAnsi="Courier New" w:cs="Courier New"/>
-          <w:sz w:val="24"/>
-          <w:lang w:val="be-BY" w:eastAsia="en-US"/>
-          <w14:ligatures w14:val="standardContextual"/>
-        </w:rPr>
-      </w:pPr>
-      <w:r>
-        <w:rPr>
-          <w:rFonts w:ascii="Courier New" w:eastAsiaTheme="minorHAnsi" w:hAnsi="Courier New" w:cs="Courier New"/>
-          <w:sz w:val="24"/>
+        <w:ind w:left="709" w:firstLine="0"/>
+        <w:jc w:val="left"/>
+        <w:rPr>
+          <w:rFonts w:ascii="Courier New" w:eastAsiaTheme="minorHAnsi" w:hAnsi="Courier New" w:cs="Courier New"/>
+          <w:sz w:val="20"/>
+          <w:szCs w:val="20"/>
+          <w:lang w:val="be-BY" w:eastAsia="en-US"/>
+          <w14:ligatures w14:val="standardContextual"/>
+        </w:rPr>
+      </w:pPr>
+      <w:r>
+        <w:rPr>
+          <w:rFonts w:ascii="Courier New" w:eastAsiaTheme="minorHAnsi" w:hAnsi="Courier New" w:cs="Courier New"/>
+          <w:sz w:val="20"/>
+          <w:szCs w:val="20"/>
           <w:lang w:val="be-BY" w:eastAsia="en-US"/>
           <w14:ligatures w14:val="standardContextual"/>
         </w:rPr>
@@ -2078,19 +2236,21 @@
         <w:autoSpaceDE w:val="0"/>
         <w:autoSpaceDN w:val="0"/>
         <w:adjustRightInd w:val="0"/>
-        <w:ind w:firstLine="0"/>
-        <w:jc w:val="left"/>
-        <w:rPr>
-          <w:rFonts w:ascii="Courier New" w:eastAsiaTheme="minorHAnsi" w:hAnsi="Courier New" w:cs="Courier New"/>
-          <w:sz w:val="24"/>
-          <w:lang w:val="be-BY" w:eastAsia="en-US"/>
-          <w14:ligatures w14:val="standardContextual"/>
-        </w:rPr>
-      </w:pPr>
-      <w:r>
-        <w:rPr>
-          <w:rFonts w:ascii="Courier New" w:eastAsiaTheme="minorHAnsi" w:hAnsi="Courier New" w:cs="Courier New"/>
-          <w:sz w:val="24"/>
+        <w:ind w:left="709" w:firstLine="0"/>
+        <w:jc w:val="left"/>
+        <w:rPr>
+          <w:rFonts w:ascii="Courier New" w:eastAsiaTheme="minorHAnsi" w:hAnsi="Courier New" w:cs="Courier New"/>
+          <w:sz w:val="20"/>
+          <w:szCs w:val="20"/>
+          <w:lang w:val="be-BY" w:eastAsia="en-US"/>
+          <w14:ligatures w14:val="standardContextual"/>
+        </w:rPr>
+      </w:pPr>
+      <w:r>
+        <w:rPr>
+          <w:rFonts w:ascii="Courier New" w:eastAsiaTheme="minorHAnsi" w:hAnsi="Courier New" w:cs="Courier New"/>
+          <w:sz w:val="20"/>
+          <w:szCs w:val="20"/>
           <w:lang w:val="be-BY" w:eastAsia="en-US"/>
           <w14:ligatures w14:val="standardContextual"/>
         </w:rPr>
@@ -2102,19 +2262,21 @@
         <w:autoSpaceDE w:val="0"/>
         <w:autoSpaceDN w:val="0"/>
         <w:adjustRightInd w:val="0"/>
-        <w:ind w:firstLine="0"/>
-        <w:jc w:val="left"/>
-        <w:rPr>
-          <w:rFonts w:ascii="Courier New" w:eastAsiaTheme="minorHAnsi" w:hAnsi="Courier New" w:cs="Courier New"/>
-          <w:sz w:val="24"/>
-          <w:lang w:val="be-BY" w:eastAsia="en-US"/>
-          <w14:ligatures w14:val="standardContextual"/>
-        </w:rPr>
-      </w:pPr>
-      <w:r>
-        <w:rPr>
-          <w:rFonts w:ascii="Courier New" w:eastAsiaTheme="minorHAnsi" w:hAnsi="Courier New" w:cs="Courier New"/>
-          <w:sz w:val="24"/>
+        <w:ind w:left="709" w:firstLine="0"/>
+        <w:jc w:val="left"/>
+        <w:rPr>
+          <w:rFonts w:ascii="Courier New" w:eastAsiaTheme="minorHAnsi" w:hAnsi="Courier New" w:cs="Courier New"/>
+          <w:sz w:val="20"/>
+          <w:szCs w:val="20"/>
+          <w:lang w:val="be-BY" w:eastAsia="en-US"/>
+          <w14:ligatures w14:val="standardContextual"/>
+        </w:rPr>
+      </w:pPr>
+      <w:r>
+        <w:rPr>
+          <w:rFonts w:ascii="Courier New" w:eastAsiaTheme="minorHAnsi" w:hAnsi="Courier New" w:cs="Courier New"/>
+          <w:sz w:val="20"/>
+          <w:szCs w:val="20"/>
           <w:lang w:val="be-BY" w:eastAsia="en-US"/>
           <w14:ligatures w14:val="standardContextual"/>
         </w:rPr>
@@ -2126,19 +2288,21 @@
         <w:autoSpaceDE w:val="0"/>
         <w:autoSpaceDN w:val="0"/>
         <w:adjustRightInd w:val="0"/>
-        <w:ind w:firstLine="0"/>
-        <w:jc w:val="left"/>
-        <w:rPr>
-          <w:rFonts w:ascii="Courier New" w:eastAsiaTheme="minorHAnsi" w:hAnsi="Courier New" w:cs="Courier New"/>
-          <w:sz w:val="24"/>
-          <w:lang w:val="be-BY" w:eastAsia="en-US"/>
-          <w14:ligatures w14:val="standardContextual"/>
-        </w:rPr>
-      </w:pPr>
-      <w:r>
-        <w:rPr>
-          <w:rFonts w:ascii="Courier New" w:eastAsiaTheme="minorHAnsi" w:hAnsi="Courier New" w:cs="Courier New"/>
-          <w:sz w:val="24"/>
+        <w:ind w:left="709" w:firstLine="0"/>
+        <w:jc w:val="left"/>
+        <w:rPr>
+          <w:rFonts w:ascii="Courier New" w:eastAsiaTheme="minorHAnsi" w:hAnsi="Courier New" w:cs="Courier New"/>
+          <w:sz w:val="20"/>
+          <w:szCs w:val="20"/>
+          <w:lang w:val="be-BY" w:eastAsia="en-US"/>
+          <w14:ligatures w14:val="standardContextual"/>
+        </w:rPr>
+      </w:pPr>
+      <w:r>
+        <w:rPr>
+          <w:rFonts w:ascii="Courier New" w:eastAsiaTheme="minorHAnsi" w:hAnsi="Courier New" w:cs="Courier New"/>
+          <w:sz w:val="20"/>
+          <w:szCs w:val="20"/>
           <w:lang w:val="be-BY" w:eastAsia="en-US"/>
           <w14:ligatures w14:val="standardContextual"/>
         </w:rPr>
@@ -2150,19 +2314,21 @@
         <w:autoSpaceDE w:val="0"/>
         <w:autoSpaceDN w:val="0"/>
         <w:adjustRightInd w:val="0"/>
-        <w:ind w:firstLine="0"/>
-        <w:jc w:val="left"/>
-        <w:rPr>
-          <w:rFonts w:ascii="Courier New" w:eastAsiaTheme="minorHAnsi" w:hAnsi="Courier New" w:cs="Courier New"/>
-          <w:sz w:val="24"/>
-          <w:lang w:val="be-BY" w:eastAsia="en-US"/>
-          <w14:ligatures w14:val="standardContextual"/>
-        </w:rPr>
-      </w:pPr>
-      <w:r>
-        <w:rPr>
-          <w:rFonts w:ascii="Courier New" w:eastAsiaTheme="minorHAnsi" w:hAnsi="Courier New" w:cs="Courier New"/>
-          <w:sz w:val="24"/>
+        <w:ind w:left="709" w:firstLine="0"/>
+        <w:jc w:val="left"/>
+        <w:rPr>
+          <w:rFonts w:ascii="Courier New" w:eastAsiaTheme="minorHAnsi" w:hAnsi="Courier New" w:cs="Courier New"/>
+          <w:sz w:val="20"/>
+          <w:szCs w:val="20"/>
+          <w:lang w:val="be-BY" w:eastAsia="en-US"/>
+          <w14:ligatures w14:val="standardContextual"/>
+        </w:rPr>
+      </w:pPr>
+      <w:r>
+        <w:rPr>
+          <w:rFonts w:ascii="Courier New" w:eastAsiaTheme="minorHAnsi" w:hAnsi="Courier New" w:cs="Courier New"/>
+          <w:sz w:val="20"/>
+          <w:szCs w:val="20"/>
           <w:lang w:val="be-BY" w:eastAsia="en-US"/>
           <w14:ligatures w14:val="standardContextual"/>
         </w:rPr>
@@ -2174,19 +2340,21 @@
         <w:autoSpaceDE w:val="0"/>
         <w:autoSpaceDN w:val="0"/>
         <w:adjustRightInd w:val="0"/>
-        <w:ind w:firstLine="0"/>
-        <w:jc w:val="left"/>
-        <w:rPr>
-          <w:rFonts w:ascii="Courier New" w:eastAsiaTheme="minorHAnsi" w:hAnsi="Courier New" w:cs="Courier New"/>
-          <w:sz w:val="24"/>
-          <w:lang w:val="be-BY" w:eastAsia="en-US"/>
-          <w14:ligatures w14:val="standardContextual"/>
-        </w:rPr>
-      </w:pPr>
-      <w:r>
-        <w:rPr>
-          <w:rFonts w:ascii="Courier New" w:eastAsiaTheme="minorHAnsi" w:hAnsi="Courier New" w:cs="Courier New"/>
-          <w:sz w:val="24"/>
+        <w:ind w:left="709" w:firstLine="0"/>
+        <w:jc w:val="left"/>
+        <w:rPr>
+          <w:rFonts w:ascii="Courier New" w:eastAsiaTheme="minorHAnsi" w:hAnsi="Courier New" w:cs="Courier New"/>
+          <w:sz w:val="20"/>
+          <w:szCs w:val="20"/>
+          <w:lang w:val="be-BY" w:eastAsia="en-US"/>
+          <w14:ligatures w14:val="standardContextual"/>
+        </w:rPr>
+      </w:pPr>
+      <w:r>
+        <w:rPr>
+          <w:rFonts w:ascii="Courier New" w:eastAsiaTheme="minorHAnsi" w:hAnsi="Courier New" w:cs="Courier New"/>
+          <w:sz w:val="20"/>
+          <w:szCs w:val="20"/>
           <w:lang w:val="be-BY" w:eastAsia="en-US"/>
           <w14:ligatures w14:val="standardContextual"/>
         </w:rPr>
@@ -2198,23 +2366,525 @@
         <w:autoSpaceDE w:val="0"/>
         <w:autoSpaceDN w:val="0"/>
         <w:adjustRightInd w:val="0"/>
-        <w:ind w:firstLine="0"/>
-        <w:jc w:val="left"/>
-        <w:rPr>
-          <w:rFonts w:ascii="Courier New" w:eastAsiaTheme="minorHAnsi" w:hAnsi="Courier New" w:cs="Courier New"/>
-          <w:sz w:val="24"/>
-          <w:lang w:val="be-BY" w:eastAsia="en-US"/>
-          <w14:ligatures w14:val="standardContextual"/>
-        </w:rPr>
-      </w:pPr>
-      <w:r>
-        <w:rPr>
-          <w:rFonts w:ascii="Courier New" w:eastAsiaTheme="minorHAnsi" w:hAnsi="Courier New" w:cs="Courier New"/>
-          <w:sz w:val="24"/>
+        <w:ind w:left="709" w:firstLine="0"/>
+        <w:jc w:val="left"/>
+        <w:rPr>
+          <w:rFonts w:ascii="Courier New" w:eastAsiaTheme="minorHAnsi" w:hAnsi="Courier New" w:cs="Courier New"/>
+          <w:sz w:val="20"/>
+          <w:szCs w:val="20"/>
+          <w:lang w:val="be-BY" w:eastAsia="en-US"/>
+          <w14:ligatures w14:val="standardContextual"/>
+        </w:rPr>
+      </w:pPr>
+      <w:r>
+        <w:rPr>
+          <w:rFonts w:ascii="Courier New" w:eastAsiaTheme="minorHAnsi" w:hAnsi="Courier New" w:cs="Courier New"/>
+          <w:sz w:val="20"/>
+          <w:szCs w:val="20"/>
+          <w:lang w:val="be-BY" w:eastAsia="en-US"/>
+          <w14:ligatures w14:val="standardContextual"/>
+        </w:rPr>
+        <w:t>);</w:t>
+      </w:r>
+    </w:p>
+    <w:p>
+      <w:pPr>
+        <w:autoSpaceDE w:val="0"/>
+        <w:autoSpaceDN w:val="0"/>
+        <w:adjustRightInd w:val="0"/>
+        <w:ind w:left="709" w:firstLine="0"/>
+        <w:jc w:val="left"/>
+        <w:rPr>
+          <w:rFonts w:ascii="Courier New" w:eastAsiaTheme="minorHAnsi" w:hAnsi="Courier New" w:cs="Courier New"/>
+          <w:sz w:val="20"/>
+          <w:szCs w:val="20"/>
+          <w:lang w:val="be-BY" w:eastAsia="en-US"/>
+          <w14:ligatures w14:val="standardContextual"/>
+        </w:rPr>
+      </w:pPr>
+    </w:p>
+    <w:p>
+      <w:pPr>
+        <w:autoSpaceDE w:val="0"/>
+        <w:autoSpaceDN w:val="0"/>
+        <w:adjustRightInd w:val="0"/>
+        <w:ind w:left="709" w:firstLine="0"/>
+        <w:jc w:val="left"/>
+        <w:rPr>
+          <w:rFonts w:ascii="Courier New" w:eastAsiaTheme="minorHAnsi" w:hAnsi="Courier New" w:cs="Courier New"/>
+          <w:sz w:val="20"/>
+          <w:szCs w:val="20"/>
+          <w:lang w:val="be-BY" w:eastAsia="en-US"/>
+          <w14:ligatures w14:val="standardContextual"/>
+        </w:rPr>
+      </w:pPr>
+      <w:r>
+        <w:rPr>
+          <w:rFonts w:ascii="Courier New" w:eastAsiaTheme="minorHAnsi" w:hAnsi="Courier New" w:cs="Courier New"/>
+          <w:sz w:val="20"/>
+          <w:szCs w:val="20"/>
+          <w:lang w:val="be-BY" w:eastAsia="en-US"/>
+          <w14:ligatures w14:val="standardContextual"/>
+        </w:rPr>
+        <w:t>CREATE TABLE rentals (</w:t>
+      </w:r>
+    </w:p>
+    <w:p>
+      <w:pPr>
+        <w:autoSpaceDE w:val="0"/>
+        <w:autoSpaceDN w:val="0"/>
+        <w:adjustRightInd w:val="0"/>
+        <w:ind w:left="709" w:firstLine="0"/>
+        <w:jc w:val="left"/>
+        <w:rPr>
+          <w:rFonts w:ascii="Courier New" w:eastAsiaTheme="minorHAnsi" w:hAnsi="Courier New" w:cs="Courier New"/>
+          <w:sz w:val="20"/>
+          <w:szCs w:val="20"/>
+          <w:lang w:val="be-BY" w:eastAsia="en-US"/>
+          <w14:ligatures w14:val="standardContextual"/>
+        </w:rPr>
+      </w:pPr>
+      <w:r>
+        <w:rPr>
+          <w:rFonts w:ascii="Courier New" w:eastAsiaTheme="minorHAnsi" w:hAnsi="Courier New" w:cs="Courier New"/>
+          <w:sz w:val="20"/>
+          <w:szCs w:val="20"/>
+          <w:lang w:val="be-BY" w:eastAsia="en-US"/>
+          <w14:ligatures w14:val="standardContextual"/>
+        </w:rPr>
+        <w:t xml:space="preserve">    rental_id SERIAL PRIMARY KEY,</w:t>
+      </w:r>
+    </w:p>
+    <w:p>
+      <w:pPr>
+        <w:autoSpaceDE w:val="0"/>
+        <w:autoSpaceDN w:val="0"/>
+        <w:adjustRightInd w:val="0"/>
+        <w:ind w:left="709" w:firstLine="0"/>
+        <w:jc w:val="left"/>
+        <w:rPr>
+          <w:rFonts w:ascii="Courier New" w:eastAsiaTheme="minorHAnsi" w:hAnsi="Courier New" w:cs="Courier New"/>
+          <w:sz w:val="20"/>
+          <w:szCs w:val="20"/>
+          <w:lang w:val="be-BY" w:eastAsia="en-US"/>
+          <w14:ligatures w14:val="standardContextual"/>
+        </w:rPr>
+      </w:pPr>
+      <w:r>
+        <w:rPr>
+          <w:rFonts w:ascii="Courier New" w:eastAsiaTheme="minorHAnsi" w:hAnsi="Courier New" w:cs="Courier New"/>
+          <w:sz w:val="20"/>
+          <w:szCs w:val="20"/>
+          <w:lang w:val="be-BY" w:eastAsia="en-US"/>
+          <w14:ligatures w14:val="standardContextual"/>
+        </w:rPr>
+        <w:t xml:space="preserve">    user_id INT NOT NULL REFERENCES users(user_id),</w:t>
+      </w:r>
+    </w:p>
+    <w:p>
+      <w:pPr>
+        <w:autoSpaceDE w:val="0"/>
+        <w:autoSpaceDN w:val="0"/>
+        <w:adjustRightInd w:val="0"/>
+        <w:ind w:left="709" w:firstLine="0"/>
+        <w:jc w:val="left"/>
+        <w:rPr>
+          <w:rFonts w:ascii="Courier New" w:eastAsiaTheme="minorHAnsi" w:hAnsi="Courier New" w:cs="Courier New"/>
+          <w:sz w:val="20"/>
+          <w:szCs w:val="20"/>
+          <w:lang w:val="be-BY" w:eastAsia="en-US"/>
+          <w14:ligatures w14:val="standardContextual"/>
+        </w:rPr>
+      </w:pPr>
+      <w:r>
+        <w:rPr>
+          <w:rFonts w:ascii="Courier New" w:eastAsiaTheme="minorHAnsi" w:hAnsi="Courier New" w:cs="Courier New"/>
+          <w:sz w:val="20"/>
+          <w:szCs w:val="20"/>
+          <w:lang w:val="be-BY" w:eastAsia="en-US"/>
+          <w14:ligatures w14:val="standardContextual"/>
+        </w:rPr>
+        <w:t xml:space="preserve">    car_id INT NOT NULL REFERENCES cars(car_id),</w:t>
+      </w:r>
+    </w:p>
+    <w:p>
+      <w:pPr>
+        <w:autoSpaceDE w:val="0"/>
+        <w:autoSpaceDN w:val="0"/>
+        <w:adjustRightInd w:val="0"/>
+        <w:ind w:left="709" w:firstLine="0"/>
+        <w:jc w:val="left"/>
+        <w:rPr>
+          <w:rFonts w:ascii="Courier New" w:eastAsiaTheme="minorHAnsi" w:hAnsi="Courier New" w:cs="Courier New"/>
+          <w:sz w:val="20"/>
+          <w:szCs w:val="20"/>
+          <w:lang w:val="be-BY" w:eastAsia="en-US"/>
+          <w14:ligatures w14:val="standardContextual"/>
+        </w:rPr>
+      </w:pPr>
+      <w:r>
+        <w:rPr>
+          <w:rFonts w:ascii="Courier New" w:eastAsiaTheme="minorHAnsi" w:hAnsi="Courier New" w:cs="Courier New"/>
+          <w:sz w:val="20"/>
+          <w:szCs w:val="20"/>
+          <w:lang w:val="be-BY" w:eastAsia="en-US"/>
+          <w14:ligatures w14:val="standardContextual"/>
+        </w:rPr>
+        <w:t xml:space="preserve">    started_at TIMESTAMP NOT NULL,</w:t>
+      </w:r>
+    </w:p>
+    <w:p>
+      <w:pPr>
+        <w:autoSpaceDE w:val="0"/>
+        <w:autoSpaceDN w:val="0"/>
+        <w:adjustRightInd w:val="0"/>
+        <w:ind w:left="709" w:firstLine="0"/>
+        <w:jc w:val="left"/>
+        <w:rPr>
+          <w:rFonts w:ascii="Courier New" w:eastAsiaTheme="minorHAnsi" w:hAnsi="Courier New" w:cs="Courier New"/>
+          <w:sz w:val="20"/>
+          <w:szCs w:val="20"/>
+          <w:lang w:val="be-BY" w:eastAsia="en-US"/>
+          <w14:ligatures w14:val="standardContextual"/>
+        </w:rPr>
+      </w:pPr>
+      <w:r>
+        <w:rPr>
+          <w:rFonts w:ascii="Courier New" w:eastAsiaTheme="minorHAnsi" w:hAnsi="Courier New" w:cs="Courier New"/>
+          <w:sz w:val="20"/>
+          <w:szCs w:val="20"/>
+          <w:lang w:val="be-BY" w:eastAsia="en-US"/>
+          <w14:ligatures w14:val="standardContextual"/>
+        </w:rPr>
+        <w:t xml:space="preserve">    ended_at TIMESTAMP CHECK (ended_at &gt; started_at OR ended_at IS NULL),</w:t>
+      </w:r>
+    </w:p>
+    <w:p>
+      <w:pPr>
+        <w:autoSpaceDE w:val="0"/>
+        <w:autoSpaceDN w:val="0"/>
+        <w:adjustRightInd w:val="0"/>
+        <w:ind w:left="709" w:firstLine="0"/>
+        <w:jc w:val="left"/>
+        <w:rPr>
+          <w:rFonts w:ascii="Courier New" w:eastAsiaTheme="minorHAnsi" w:hAnsi="Courier New" w:cs="Courier New"/>
+          <w:sz w:val="20"/>
+          <w:szCs w:val="20"/>
+          <w:lang w:val="be-BY" w:eastAsia="en-US"/>
+          <w14:ligatures w14:val="standardContextual"/>
+        </w:rPr>
+      </w:pPr>
+      <w:r>
+        <w:rPr>
+          <w:rFonts w:ascii="Courier New" w:eastAsiaTheme="minorHAnsi" w:hAnsi="Courier New" w:cs="Courier New"/>
+          <w:sz w:val="20"/>
+          <w:szCs w:val="20"/>
+          <w:lang w:val="be-BY" w:eastAsia="en-US"/>
+          <w14:ligatures w14:val="standardContextual"/>
+        </w:rPr>
+        <w:t xml:space="preserve">    price DECIMAL(12,2) NOT NULL CHECK (price &gt;= 0),</w:t>
+      </w:r>
+    </w:p>
+    <w:p>
+      <w:pPr>
+        <w:autoSpaceDE w:val="0"/>
+        <w:autoSpaceDN w:val="0"/>
+        <w:adjustRightInd w:val="0"/>
+        <w:ind w:left="709" w:firstLine="0"/>
+        <w:jc w:val="left"/>
+        <w:rPr>
+          <w:rFonts w:ascii="Courier New" w:eastAsiaTheme="minorHAnsi" w:hAnsi="Courier New" w:cs="Courier New"/>
+          <w:sz w:val="20"/>
+          <w:szCs w:val="20"/>
+          <w:lang w:val="be-BY" w:eastAsia="en-US"/>
+          <w14:ligatures w14:val="standardContextual"/>
+        </w:rPr>
+      </w:pPr>
+      <w:r>
+        <w:rPr>
+          <w:rFonts w:ascii="Courier New" w:eastAsiaTheme="minorHAnsi" w:hAnsi="Courier New" w:cs="Courier New"/>
+          <w:sz w:val="20"/>
+          <w:szCs w:val="20"/>
+          <w:lang w:val="be-BY" w:eastAsia="en-US"/>
+          <w14:ligatures w14:val="standardContextual"/>
+        </w:rPr>
+        <w:t xml:space="preserve">    status VARCHAR(10) DEFAULT 'active' CHECK (status IN ('active', 'completed', 'cancelled'))</w:t>
+      </w:r>
+    </w:p>
+    <w:p>
+      <w:pPr>
+        <w:autoSpaceDE w:val="0"/>
+        <w:autoSpaceDN w:val="0"/>
+        <w:adjustRightInd w:val="0"/>
+        <w:ind w:left="709" w:firstLine="0"/>
+        <w:jc w:val="left"/>
+        <w:rPr>
+          <w:rFonts w:ascii="Courier New" w:eastAsiaTheme="minorHAnsi" w:hAnsi="Courier New" w:cs="Courier New"/>
+          <w:sz w:val="20"/>
+          <w:szCs w:val="20"/>
+          <w:lang w:val="be-BY" w:eastAsia="en-US"/>
+          <w14:ligatures w14:val="standardContextual"/>
+        </w:rPr>
+      </w:pPr>
+      <w:r>
+        <w:rPr>
+          <w:rFonts w:ascii="Courier New" w:eastAsiaTheme="minorHAnsi" w:hAnsi="Courier New" w:cs="Courier New"/>
+          <w:sz w:val="20"/>
+          <w:szCs w:val="20"/>
+          <w:lang w:val="be-BY" w:eastAsia="en-US"/>
+          <w14:ligatures w14:val="standardContextual"/>
+        </w:rPr>
+        <w:t>);</w:t>
+      </w:r>
+    </w:p>
+    <w:p>
+      <w:pPr>
+        <w:autoSpaceDE w:val="0"/>
+        <w:autoSpaceDN w:val="0"/>
+        <w:adjustRightInd w:val="0"/>
+        <w:ind w:left="709" w:firstLine="0"/>
+        <w:jc w:val="left"/>
+        <w:rPr>
+          <w:rFonts w:ascii="Courier New" w:eastAsiaTheme="minorHAnsi" w:hAnsi="Courier New" w:cs="Courier New"/>
+          <w:sz w:val="20"/>
+          <w:szCs w:val="20"/>
+          <w:lang w:val="be-BY" w:eastAsia="en-US"/>
+          <w14:ligatures w14:val="standardContextual"/>
+        </w:rPr>
+      </w:pPr>
+    </w:p>
+    <w:p>
+      <w:pPr>
+        <w:autoSpaceDE w:val="0"/>
+        <w:autoSpaceDN w:val="0"/>
+        <w:adjustRightInd w:val="0"/>
+        <w:ind w:left="709" w:firstLine="0"/>
+        <w:jc w:val="left"/>
+        <w:rPr>
+          <w:rFonts w:ascii="Courier New" w:eastAsiaTheme="minorHAnsi" w:hAnsi="Courier New" w:cs="Courier New"/>
+          <w:sz w:val="20"/>
+          <w:szCs w:val="20"/>
+          <w:lang w:val="be-BY" w:eastAsia="en-US"/>
+          <w14:ligatures w14:val="standardContextual"/>
+        </w:rPr>
+      </w:pPr>
+      <w:r>
+        <w:rPr>
+          <w:rFonts w:ascii="Courier New" w:eastAsiaTheme="minorHAnsi" w:hAnsi="Courier New" w:cs="Courier New"/>
+          <w:sz w:val="20"/>
+          <w:szCs w:val="20"/>
+          <w:lang w:val="be-BY" w:eastAsia="en-US"/>
+          <w14:ligatures w14:val="standardContextual"/>
+        </w:rPr>
+        <w:t>CREATE TABLE maintenance_requests (</w:t>
+      </w:r>
+    </w:p>
+    <w:p>
+      <w:pPr>
+        <w:autoSpaceDE w:val="0"/>
+        <w:autoSpaceDN w:val="0"/>
+        <w:adjustRightInd w:val="0"/>
+        <w:ind w:left="709" w:firstLine="0"/>
+        <w:jc w:val="left"/>
+        <w:rPr>
+          <w:rFonts w:ascii="Courier New" w:eastAsiaTheme="minorHAnsi" w:hAnsi="Courier New" w:cs="Courier New"/>
+          <w:sz w:val="20"/>
+          <w:szCs w:val="20"/>
+          <w:lang w:val="be-BY" w:eastAsia="en-US"/>
+          <w14:ligatures w14:val="standardContextual"/>
+        </w:rPr>
+      </w:pPr>
+      <w:r>
+        <w:rPr>
+          <w:rFonts w:ascii="Courier New" w:eastAsiaTheme="minorHAnsi" w:hAnsi="Courier New" w:cs="Courier New"/>
+          <w:sz w:val="20"/>
+          <w:szCs w:val="20"/>
+          <w:lang w:val="be-BY" w:eastAsia="en-US"/>
+          <w14:ligatures w14:val="standardContextual"/>
+        </w:rPr>
+        <w:t xml:space="preserve">    request_id SERIAL PRIMARY KEY,</w:t>
+      </w:r>
+    </w:p>
+    <w:p>
+      <w:pPr>
+        <w:autoSpaceDE w:val="0"/>
+        <w:autoSpaceDN w:val="0"/>
+        <w:adjustRightInd w:val="0"/>
+        <w:ind w:left="709" w:firstLine="0"/>
+        <w:jc w:val="left"/>
+        <w:rPr>
+          <w:rFonts w:ascii="Courier New" w:eastAsiaTheme="minorHAnsi" w:hAnsi="Courier New" w:cs="Courier New"/>
+          <w:sz w:val="20"/>
+          <w:szCs w:val="20"/>
+          <w:lang w:val="be-BY" w:eastAsia="en-US"/>
+          <w14:ligatures w14:val="standardContextual"/>
+        </w:rPr>
+      </w:pPr>
+      <w:r>
+        <w:rPr>
+          <w:rFonts w:ascii="Courier New" w:eastAsiaTheme="minorHAnsi" w:hAnsi="Courier New" w:cs="Courier New"/>
+          <w:sz w:val="20"/>
+          <w:szCs w:val="20"/>
           <w:lang w:val="be-BY" w:eastAsia="en-US"/>
           <w14:ligatures w14:val="standardContextual"/>
         </w:rPr>
         <w:lastRenderedPageBreak/>
+        <w:t xml:space="preserve">    car_id INT NOT NULL REFERENCES cars(car_id),</w:t>
+      </w:r>
+    </w:p>
+    <w:p>
+      <w:pPr>
+        <w:autoSpaceDE w:val="0"/>
+        <w:autoSpaceDN w:val="0"/>
+        <w:adjustRightInd w:val="0"/>
+        <w:ind w:left="709" w:firstLine="0"/>
+        <w:jc w:val="left"/>
+        <w:rPr>
+          <w:rFonts w:ascii="Courier New" w:eastAsiaTheme="minorHAnsi" w:hAnsi="Courier New" w:cs="Courier New"/>
+          <w:sz w:val="20"/>
+          <w:szCs w:val="20"/>
+          <w:lang w:val="be-BY" w:eastAsia="en-US"/>
+          <w14:ligatures w14:val="standardContextual"/>
+        </w:rPr>
+      </w:pPr>
+      <w:r>
+        <w:rPr>
+          <w:rFonts w:ascii="Courier New" w:eastAsiaTheme="minorHAnsi" w:hAnsi="Courier New" w:cs="Courier New"/>
+          <w:sz w:val="20"/>
+          <w:szCs w:val="20"/>
+          <w:lang w:val="be-BY" w:eastAsia="en-US"/>
+          <w14:ligatures w14:val="standardContextual"/>
+        </w:rPr>
+        <w:t xml:space="preserve">    reported_by INT NOT NULL REFERENCES users(user_id),</w:t>
+      </w:r>
+    </w:p>
+    <w:p>
+      <w:pPr>
+        <w:autoSpaceDE w:val="0"/>
+        <w:autoSpaceDN w:val="0"/>
+        <w:adjustRightInd w:val="0"/>
+        <w:ind w:left="709" w:firstLine="0"/>
+        <w:jc w:val="left"/>
+        <w:rPr>
+          <w:rFonts w:ascii="Courier New" w:eastAsiaTheme="minorHAnsi" w:hAnsi="Courier New" w:cs="Courier New"/>
+          <w:sz w:val="20"/>
+          <w:szCs w:val="20"/>
+          <w:lang w:val="be-BY" w:eastAsia="en-US"/>
+          <w14:ligatures w14:val="standardContextual"/>
+        </w:rPr>
+      </w:pPr>
+      <w:r>
+        <w:rPr>
+          <w:rFonts w:ascii="Courier New" w:eastAsiaTheme="minorHAnsi" w:hAnsi="Courier New" w:cs="Courier New"/>
+          <w:sz w:val="20"/>
+          <w:szCs w:val="20"/>
+          <w:lang w:val="be-BY" w:eastAsia="en-US"/>
+          <w14:ligatures w14:val="standardContextual"/>
+        </w:rPr>
+        <w:t xml:space="preserve">    created_at TIMESTAMP DEFAULT CURRENT_TIMESTAMP,</w:t>
+      </w:r>
+    </w:p>
+    <w:p>
+      <w:pPr>
+        <w:autoSpaceDE w:val="0"/>
+        <w:autoSpaceDN w:val="0"/>
+        <w:adjustRightInd w:val="0"/>
+        <w:ind w:left="709" w:firstLine="0"/>
+        <w:jc w:val="left"/>
+        <w:rPr>
+          <w:rFonts w:ascii="Courier New" w:eastAsiaTheme="minorHAnsi" w:hAnsi="Courier New" w:cs="Courier New"/>
+          <w:sz w:val="20"/>
+          <w:szCs w:val="20"/>
+          <w:lang w:val="be-BY" w:eastAsia="en-US"/>
+          <w14:ligatures w14:val="standardContextual"/>
+        </w:rPr>
+      </w:pPr>
+      <w:r>
+        <w:rPr>
+          <w:rFonts w:ascii="Courier New" w:eastAsiaTheme="minorHAnsi" w:hAnsi="Courier New" w:cs="Courier New"/>
+          <w:sz w:val="20"/>
+          <w:szCs w:val="20"/>
+          <w:lang w:val="be-BY" w:eastAsia="en-US"/>
+          <w14:ligatures w14:val="standardContextual"/>
+        </w:rPr>
+        <w:t xml:space="preserve">    resolved_at TIMESTAMP CHECK (resolved_at &gt;= created_at OR resolved_at IS NULL),</w:t>
+      </w:r>
+    </w:p>
+    <w:p>
+      <w:pPr>
+        <w:autoSpaceDE w:val="0"/>
+        <w:autoSpaceDN w:val="0"/>
+        <w:adjustRightInd w:val="0"/>
+        <w:ind w:left="709" w:firstLine="0"/>
+        <w:jc w:val="left"/>
+        <w:rPr>
+          <w:rFonts w:ascii="Courier New" w:eastAsiaTheme="minorHAnsi" w:hAnsi="Courier New" w:cs="Courier New"/>
+          <w:sz w:val="20"/>
+          <w:szCs w:val="20"/>
+          <w:lang w:val="be-BY" w:eastAsia="en-US"/>
+          <w14:ligatures w14:val="standardContextual"/>
+        </w:rPr>
+      </w:pPr>
+      <w:r>
+        <w:rPr>
+          <w:rFonts w:ascii="Courier New" w:eastAsiaTheme="minorHAnsi" w:hAnsi="Courier New" w:cs="Courier New"/>
+          <w:sz w:val="20"/>
+          <w:szCs w:val="20"/>
+          <w:lang w:val="be-BY" w:eastAsia="en-US"/>
+          <w14:ligatures w14:val="standardContextual"/>
+        </w:rPr>
+        <w:t xml:space="preserve">    status VARCHAR(20) DEFAULT 'open' CHECK (status IN ('open', 'in_progress', 'resolved')),</w:t>
+      </w:r>
+    </w:p>
+    <w:p>
+      <w:pPr>
+        <w:autoSpaceDE w:val="0"/>
+        <w:autoSpaceDN w:val="0"/>
+        <w:adjustRightInd w:val="0"/>
+        <w:ind w:left="709" w:firstLine="0"/>
+        <w:jc w:val="left"/>
+        <w:rPr>
+          <w:rFonts w:ascii="Courier New" w:eastAsiaTheme="minorHAnsi" w:hAnsi="Courier New" w:cs="Courier New"/>
+          <w:sz w:val="20"/>
+          <w:szCs w:val="20"/>
+          <w:lang w:val="be-BY" w:eastAsia="en-US"/>
+          <w14:ligatures w14:val="standardContextual"/>
+        </w:rPr>
+      </w:pPr>
+      <w:r>
+        <w:rPr>
+          <w:rFonts w:ascii="Courier New" w:eastAsiaTheme="minorHAnsi" w:hAnsi="Courier New" w:cs="Courier New"/>
+          <w:sz w:val="20"/>
+          <w:szCs w:val="20"/>
+          <w:lang w:val="be-BY" w:eastAsia="en-US"/>
+          <w14:ligatures w14:val="standardContextual"/>
+        </w:rPr>
+        <w:t xml:space="preserve">    description TEXT NOT NULL</w:t>
+      </w:r>
+    </w:p>
+    <w:p>
+      <w:pPr>
+        <w:autoSpaceDE w:val="0"/>
+        <w:autoSpaceDN w:val="0"/>
+        <w:adjustRightInd w:val="0"/>
+        <w:ind w:left="709" w:firstLine="0"/>
+        <w:jc w:val="left"/>
+        <w:rPr>
+          <w:rFonts w:ascii="Courier New" w:eastAsiaTheme="minorHAnsi" w:hAnsi="Courier New" w:cs="Courier New"/>
+          <w:sz w:val="20"/>
+          <w:szCs w:val="20"/>
+          <w:lang w:val="be-BY" w:eastAsia="en-US"/>
+          <w14:ligatures w14:val="standardContextual"/>
+        </w:rPr>
+      </w:pPr>
+      <w:r>
+        <w:rPr>
+          <w:rFonts w:ascii="Courier New" w:eastAsiaTheme="minorHAnsi" w:hAnsi="Courier New" w:cs="Courier New"/>
+          <w:sz w:val="20"/>
+          <w:szCs w:val="20"/>
+          <w:lang w:val="be-BY" w:eastAsia="en-US"/>
+          <w14:ligatures w14:val="standardContextual"/>
+        </w:rPr>
         <w:t>);</w:t>
       </w:r>
     </w:p>
@@ -2223,82 +2893,115 @@
         <w:autoSpaceDE w:val="0"/>
         <w:autoSpaceDN w:val="0"/>
         <w:adjustRightInd w:val="0"/>
-        <w:ind w:firstLine="0"/>
-        <w:jc w:val="left"/>
-        <w:rPr>
-          <w:rFonts w:ascii="Courier New" w:eastAsiaTheme="minorHAnsi" w:hAnsi="Courier New" w:cs="Courier New"/>
-          <w:sz w:val="24"/>
-          <w:lang w:val="be-BY" w:eastAsia="en-US"/>
-          <w14:ligatures w14:val="standardContextual"/>
-        </w:rPr>
-      </w:pPr>
-    </w:p>
-    <w:p>
-      <w:pPr>
-        <w:autoSpaceDE w:val="0"/>
-        <w:autoSpaceDN w:val="0"/>
-        <w:adjustRightInd w:val="0"/>
-        <w:ind w:firstLine="0"/>
-        <w:jc w:val="left"/>
-        <w:rPr>
-          <w:rFonts w:ascii="Courier New" w:eastAsiaTheme="minorHAnsi" w:hAnsi="Courier New" w:cs="Courier New"/>
-          <w:sz w:val="24"/>
-          <w:lang w:val="be-BY" w:eastAsia="en-US"/>
-          <w14:ligatures w14:val="standardContextual"/>
-        </w:rPr>
-      </w:pPr>
-      <w:r>
-        <w:rPr>
-          <w:rFonts w:ascii="Courier New" w:eastAsiaTheme="minorHAnsi" w:hAnsi="Courier New" w:cs="Courier New"/>
-          <w:sz w:val="24"/>
-          <w:lang w:val="be-BY" w:eastAsia="en-US"/>
-          <w14:ligatures w14:val="standardContextual"/>
-        </w:rPr>
-        <w:t>CREATE TABLE rentals (</w:t>
-      </w:r>
-    </w:p>
-    <w:p>
-      <w:pPr>
-        <w:autoSpaceDE w:val="0"/>
-        <w:autoSpaceDN w:val="0"/>
-        <w:adjustRightInd w:val="0"/>
-        <w:ind w:firstLine="0"/>
-        <w:jc w:val="left"/>
-        <w:rPr>
-          <w:rFonts w:ascii="Courier New" w:eastAsiaTheme="minorHAnsi" w:hAnsi="Courier New" w:cs="Courier New"/>
-          <w:sz w:val="24"/>
-          <w:lang w:val="be-BY" w:eastAsia="en-US"/>
-          <w14:ligatures w14:val="standardContextual"/>
-        </w:rPr>
-      </w:pPr>
-      <w:r>
-        <w:rPr>
-          <w:rFonts w:ascii="Courier New" w:eastAsiaTheme="minorHAnsi" w:hAnsi="Courier New" w:cs="Courier New"/>
-          <w:sz w:val="24"/>
-          <w:lang w:val="be-BY" w:eastAsia="en-US"/>
-          <w14:ligatures w14:val="standardContextual"/>
-        </w:rPr>
-        <w:t xml:space="preserve">    rental_id SERIAL PRIMARY KEY,</w:t>
-      </w:r>
-    </w:p>
-    <w:p>
-      <w:pPr>
-        <w:autoSpaceDE w:val="0"/>
-        <w:autoSpaceDN w:val="0"/>
-        <w:adjustRightInd w:val="0"/>
-        <w:ind w:firstLine="0"/>
-        <w:jc w:val="left"/>
-        <w:rPr>
-          <w:rFonts w:ascii="Courier New" w:eastAsiaTheme="minorHAnsi" w:hAnsi="Courier New" w:cs="Courier New"/>
-          <w:sz w:val="24"/>
-          <w:lang w:val="be-BY" w:eastAsia="en-US"/>
-          <w14:ligatures w14:val="standardContextual"/>
-        </w:rPr>
-      </w:pPr>
-      <w:r>
-        <w:rPr>
-          <w:rFonts w:ascii="Courier New" w:eastAsiaTheme="minorHAnsi" w:hAnsi="Courier New" w:cs="Courier New"/>
-          <w:sz w:val="24"/>
+        <w:ind w:left="709" w:firstLine="0"/>
+        <w:jc w:val="left"/>
+        <w:rPr>
+          <w:rFonts w:ascii="Courier New" w:eastAsiaTheme="minorHAnsi" w:hAnsi="Courier New" w:cs="Courier New"/>
+          <w:sz w:val="20"/>
+          <w:szCs w:val="20"/>
+          <w:lang w:val="be-BY" w:eastAsia="en-US"/>
+          <w14:ligatures w14:val="standardContextual"/>
+        </w:rPr>
+      </w:pPr>
+    </w:p>
+    <w:p>
+      <w:pPr>
+        <w:autoSpaceDE w:val="0"/>
+        <w:autoSpaceDN w:val="0"/>
+        <w:adjustRightInd w:val="0"/>
+        <w:ind w:left="709" w:firstLine="0"/>
+        <w:jc w:val="left"/>
+        <w:rPr>
+          <w:rFonts w:ascii="Courier New" w:eastAsiaTheme="minorHAnsi" w:hAnsi="Courier New" w:cs="Courier New"/>
+          <w:sz w:val="20"/>
+          <w:szCs w:val="20"/>
+          <w:lang w:val="be-BY" w:eastAsia="en-US"/>
+          <w14:ligatures w14:val="standardContextual"/>
+        </w:rPr>
+      </w:pPr>
+      <w:r>
+        <w:rPr>
+          <w:rFonts w:ascii="Courier New" w:eastAsiaTheme="minorHAnsi" w:hAnsi="Courier New" w:cs="Courier New"/>
+          <w:sz w:val="20"/>
+          <w:szCs w:val="20"/>
+          <w:lang w:val="be-BY" w:eastAsia="en-US"/>
+          <w14:ligatures w14:val="standardContextual"/>
+        </w:rPr>
+        <w:t>CREATE TABLE payment_logs (</w:t>
+      </w:r>
+    </w:p>
+    <w:p>
+      <w:pPr>
+        <w:autoSpaceDE w:val="0"/>
+        <w:autoSpaceDN w:val="0"/>
+        <w:adjustRightInd w:val="0"/>
+        <w:ind w:left="709" w:firstLine="0"/>
+        <w:jc w:val="left"/>
+        <w:rPr>
+          <w:rFonts w:ascii="Courier New" w:eastAsiaTheme="minorHAnsi" w:hAnsi="Courier New" w:cs="Courier New"/>
+          <w:sz w:val="20"/>
+          <w:szCs w:val="20"/>
+          <w:lang w:val="be-BY" w:eastAsia="en-US"/>
+          <w14:ligatures w14:val="standardContextual"/>
+        </w:rPr>
+      </w:pPr>
+      <w:r>
+        <w:rPr>
+          <w:rFonts w:ascii="Courier New" w:eastAsiaTheme="minorHAnsi" w:hAnsi="Courier New" w:cs="Courier New"/>
+          <w:sz w:val="20"/>
+          <w:szCs w:val="20"/>
+          <w:lang w:val="be-BY" w:eastAsia="en-US"/>
+          <w14:ligatures w14:val="standardContextual"/>
+        </w:rPr>
+        <w:t xml:space="preserve">    id SERIAL PRIMARY KEY,</w:t>
+      </w:r>
+    </w:p>
+    <w:p>
+      <w:pPr>
+        <w:autoSpaceDE w:val="0"/>
+        <w:autoSpaceDN w:val="0"/>
+        <w:adjustRightInd w:val="0"/>
+        <w:ind w:left="709" w:firstLine="0"/>
+        <w:jc w:val="left"/>
+        <w:rPr>
+          <w:rFonts w:ascii="Courier New" w:eastAsiaTheme="minorHAnsi" w:hAnsi="Courier New" w:cs="Courier New"/>
+          <w:sz w:val="20"/>
+          <w:szCs w:val="20"/>
+          <w:lang w:val="be-BY" w:eastAsia="en-US"/>
+          <w14:ligatures w14:val="standardContextual"/>
+        </w:rPr>
+      </w:pPr>
+      <w:r>
+        <w:rPr>
+          <w:rFonts w:ascii="Courier New" w:eastAsiaTheme="minorHAnsi" w:hAnsi="Courier New" w:cs="Courier New"/>
+          <w:sz w:val="20"/>
+          <w:szCs w:val="20"/>
+          <w:lang w:val="be-BY" w:eastAsia="en-US"/>
+          <w14:ligatures w14:val="standardContextual"/>
+        </w:rPr>
+        <w:t xml:space="preserve">    rental_id INT NOT NULL REFERENCES rentals(rental_id),</w:t>
+      </w:r>
+    </w:p>
+    <w:p>
+      <w:pPr>
+        <w:autoSpaceDE w:val="0"/>
+        <w:autoSpaceDN w:val="0"/>
+        <w:adjustRightInd w:val="0"/>
+        <w:ind w:left="709" w:firstLine="0"/>
+        <w:jc w:val="left"/>
+        <w:rPr>
+          <w:rFonts w:ascii="Courier New" w:eastAsiaTheme="minorHAnsi" w:hAnsi="Courier New" w:cs="Courier New"/>
+          <w:sz w:val="20"/>
+          <w:szCs w:val="20"/>
+          <w:lang w:val="be-BY" w:eastAsia="en-US"/>
+          <w14:ligatures w14:val="standardContextual"/>
+        </w:rPr>
+      </w:pPr>
+      <w:r>
+        <w:rPr>
+          <w:rFonts w:ascii="Courier New" w:eastAsiaTheme="minorHAnsi" w:hAnsi="Courier New" w:cs="Courier New"/>
+          <w:sz w:val="20"/>
+          <w:szCs w:val="20"/>
           <w:lang w:val="be-BY" w:eastAsia="en-US"/>
           <w14:ligatures w14:val="standardContextual"/>
         </w:rPr>
@@ -2310,139 +3013,99 @@
         <w:autoSpaceDE w:val="0"/>
         <w:autoSpaceDN w:val="0"/>
         <w:adjustRightInd w:val="0"/>
-        <w:ind w:firstLine="0"/>
-        <w:jc w:val="left"/>
-        <w:rPr>
-          <w:rFonts w:ascii="Courier New" w:eastAsiaTheme="minorHAnsi" w:hAnsi="Courier New" w:cs="Courier New"/>
-          <w:sz w:val="24"/>
-          <w:lang w:val="be-BY" w:eastAsia="en-US"/>
-          <w14:ligatures w14:val="standardContextual"/>
-        </w:rPr>
-      </w:pPr>
-      <w:r>
-        <w:rPr>
-          <w:rFonts w:ascii="Courier New" w:eastAsiaTheme="minorHAnsi" w:hAnsi="Courier New" w:cs="Courier New"/>
-          <w:sz w:val="24"/>
-          <w:lang w:val="be-BY" w:eastAsia="en-US"/>
-          <w14:ligatures w14:val="standardContextual"/>
-        </w:rPr>
-        <w:t xml:space="preserve">    car_id INT NOT NULL REFERENCES cars(car_id),</w:t>
-      </w:r>
-    </w:p>
-    <w:p>
-      <w:pPr>
-        <w:autoSpaceDE w:val="0"/>
-        <w:autoSpaceDN w:val="0"/>
-        <w:adjustRightInd w:val="0"/>
-        <w:ind w:firstLine="0"/>
-        <w:jc w:val="left"/>
-        <w:rPr>
-          <w:rFonts w:ascii="Courier New" w:eastAsiaTheme="minorHAnsi" w:hAnsi="Courier New" w:cs="Courier New"/>
-          <w:sz w:val="24"/>
-          <w:lang w:val="be-BY" w:eastAsia="en-US"/>
-          <w14:ligatures w14:val="standardContextual"/>
-        </w:rPr>
-      </w:pPr>
-      <w:r>
-        <w:rPr>
-          <w:rFonts w:ascii="Courier New" w:eastAsiaTheme="minorHAnsi" w:hAnsi="Courier New" w:cs="Courier New"/>
-          <w:sz w:val="24"/>
-          <w:lang w:val="be-BY" w:eastAsia="en-US"/>
-          <w14:ligatures w14:val="standardContextual"/>
-        </w:rPr>
-        <w:t xml:space="preserve">    started_at TIMESTAMP NOT NULL,</w:t>
-      </w:r>
-    </w:p>
-    <w:p>
-      <w:pPr>
-        <w:autoSpaceDE w:val="0"/>
-        <w:autoSpaceDN w:val="0"/>
-        <w:adjustRightInd w:val="0"/>
-        <w:ind w:firstLine="0"/>
-        <w:jc w:val="left"/>
-        <w:rPr>
-          <w:rFonts w:ascii="Courier New" w:eastAsiaTheme="minorHAnsi" w:hAnsi="Courier New" w:cs="Courier New"/>
-          <w:sz w:val="24"/>
-          <w:lang w:val="be-BY" w:eastAsia="en-US"/>
-          <w14:ligatures w14:val="standardContextual"/>
-        </w:rPr>
-      </w:pPr>
-      <w:r>
-        <w:rPr>
-          <w:rFonts w:ascii="Courier New" w:eastAsiaTheme="minorHAnsi" w:hAnsi="Courier New" w:cs="Courier New"/>
-          <w:sz w:val="24"/>
-          <w:lang w:val="be-BY" w:eastAsia="en-US"/>
-          <w14:ligatures w14:val="standardContextual"/>
-        </w:rPr>
-        <w:t xml:space="preserve">    ended_at TIMESTAMP CHECK (ended_at &gt; started_at OR ended_at IS NULL),</w:t>
-      </w:r>
-    </w:p>
-    <w:p>
-      <w:pPr>
-        <w:autoSpaceDE w:val="0"/>
-        <w:autoSpaceDN w:val="0"/>
-        <w:adjustRightInd w:val="0"/>
-        <w:ind w:firstLine="0"/>
-        <w:jc w:val="left"/>
-        <w:rPr>
-          <w:rFonts w:ascii="Courier New" w:eastAsiaTheme="minorHAnsi" w:hAnsi="Courier New" w:cs="Courier New"/>
-          <w:sz w:val="24"/>
-          <w:lang w:val="be-BY" w:eastAsia="en-US"/>
-          <w14:ligatures w14:val="standardContextual"/>
-        </w:rPr>
-      </w:pPr>
-      <w:r>
-        <w:rPr>
-          <w:rFonts w:ascii="Courier New" w:eastAsiaTheme="minorHAnsi" w:hAnsi="Courier New" w:cs="Courier New"/>
-          <w:sz w:val="24"/>
-          <w:lang w:val="be-BY" w:eastAsia="en-US"/>
-          <w14:ligatures w14:val="standardContextual"/>
-        </w:rPr>
-        <w:t xml:space="preserve">    price DECIMAL(12,2) NOT NULL CHECK (price &gt;= 0),</w:t>
-      </w:r>
-    </w:p>
-    <w:p>
-      <w:pPr>
-        <w:autoSpaceDE w:val="0"/>
-        <w:autoSpaceDN w:val="0"/>
-        <w:adjustRightInd w:val="0"/>
-        <w:ind w:firstLine="0"/>
-        <w:jc w:val="left"/>
-        <w:rPr>
-          <w:rFonts w:ascii="Courier New" w:eastAsiaTheme="minorHAnsi" w:hAnsi="Courier New" w:cs="Courier New"/>
-          <w:sz w:val="24"/>
-          <w:lang w:val="be-BY" w:eastAsia="en-US"/>
-          <w14:ligatures w14:val="standardContextual"/>
-        </w:rPr>
-      </w:pPr>
-      <w:r>
-        <w:rPr>
-          <w:rFonts w:ascii="Courier New" w:eastAsiaTheme="minorHAnsi" w:hAnsi="Courier New" w:cs="Courier New"/>
-          <w:sz w:val="24"/>
-          <w:lang w:val="be-BY" w:eastAsia="en-US"/>
-          <w14:ligatures w14:val="standardContextual"/>
-        </w:rPr>
-        <w:t xml:space="preserve">    status VARCHAR(10) DEFAULT 'active' CHECK (status IN ('active', 'completed', 'cancelled'))</w:t>
-      </w:r>
-    </w:p>
-    <w:p>
-      <w:pPr>
-        <w:autoSpaceDE w:val="0"/>
-        <w:autoSpaceDN w:val="0"/>
-        <w:adjustRightInd w:val="0"/>
-        <w:ind w:firstLine="0"/>
-        <w:jc w:val="left"/>
-        <w:rPr>
-          <w:rFonts w:ascii="Courier New" w:eastAsiaTheme="minorHAnsi" w:hAnsi="Courier New" w:cs="Courier New"/>
-          <w:sz w:val="24"/>
-          <w:lang w:val="be-BY" w:eastAsia="en-US"/>
-          <w14:ligatures w14:val="standardContextual"/>
-        </w:rPr>
-      </w:pPr>
-      <w:r>
-        <w:rPr>
-          <w:rFonts w:ascii="Courier New" w:eastAsiaTheme="minorHAnsi" w:hAnsi="Courier New" w:cs="Courier New"/>
-          <w:sz w:val="24"/>
+        <w:ind w:left="709" w:firstLine="0"/>
+        <w:jc w:val="left"/>
+        <w:rPr>
+          <w:rFonts w:ascii="Courier New" w:eastAsiaTheme="minorHAnsi" w:hAnsi="Courier New" w:cs="Courier New"/>
+          <w:sz w:val="20"/>
+          <w:szCs w:val="20"/>
+          <w:lang w:val="be-BY" w:eastAsia="en-US"/>
+          <w14:ligatures w14:val="standardContextual"/>
+        </w:rPr>
+      </w:pPr>
+      <w:r>
+        <w:rPr>
+          <w:rFonts w:ascii="Courier New" w:eastAsiaTheme="minorHAnsi" w:hAnsi="Courier New" w:cs="Courier New"/>
+          <w:sz w:val="20"/>
+          <w:szCs w:val="20"/>
+          <w:lang w:val="be-BY" w:eastAsia="en-US"/>
+          <w14:ligatures w14:val="standardContextual"/>
+        </w:rPr>
+        <w:t xml:space="preserve">    pay_type VARCHAR(30) NOT NULL CHECK (pay_type IN ('card', 'cashback')),</w:t>
+      </w:r>
+    </w:p>
+    <w:p>
+      <w:pPr>
+        <w:autoSpaceDE w:val="0"/>
+        <w:autoSpaceDN w:val="0"/>
+        <w:adjustRightInd w:val="0"/>
+        <w:ind w:left="709" w:firstLine="0"/>
+        <w:jc w:val="left"/>
+        <w:rPr>
+          <w:rFonts w:ascii="Courier New" w:eastAsiaTheme="minorHAnsi" w:hAnsi="Courier New" w:cs="Courier New"/>
+          <w:sz w:val="20"/>
+          <w:szCs w:val="20"/>
+          <w:lang w:val="be-BY" w:eastAsia="en-US"/>
+          <w14:ligatures w14:val="standardContextual"/>
+        </w:rPr>
+      </w:pPr>
+      <w:r>
+        <w:rPr>
+          <w:rFonts w:ascii="Courier New" w:eastAsiaTheme="minorHAnsi" w:hAnsi="Courier New" w:cs="Courier New"/>
+          <w:sz w:val="20"/>
+          <w:szCs w:val="20"/>
+          <w:lang w:val="be-BY" w:eastAsia="en-US"/>
+          <w14:ligatures w14:val="standardContextual"/>
+        </w:rPr>
+        <w:t xml:space="preserve">    price DECIMAL(10,2) NOT NULL CHECK (price &gt;= 0),</w:t>
+      </w:r>
+    </w:p>
+    <w:p>
+      <w:pPr>
+        <w:autoSpaceDE w:val="0"/>
+        <w:autoSpaceDN w:val="0"/>
+        <w:adjustRightInd w:val="0"/>
+        <w:ind w:left="709" w:firstLine="0"/>
+        <w:jc w:val="left"/>
+        <w:rPr>
+          <w:rFonts w:ascii="Courier New" w:eastAsiaTheme="minorHAnsi" w:hAnsi="Courier New" w:cs="Courier New"/>
+          <w:sz w:val="20"/>
+          <w:szCs w:val="20"/>
+          <w:lang w:val="be-BY" w:eastAsia="en-US"/>
+          <w14:ligatures w14:val="standardContextual"/>
+        </w:rPr>
+      </w:pPr>
+      <w:r>
+        <w:rPr>
+          <w:rFonts w:ascii="Courier New" w:eastAsiaTheme="minorHAnsi" w:hAnsi="Courier New" w:cs="Courier New"/>
+          <w:sz w:val="20"/>
+          <w:szCs w:val="20"/>
+          <w:lang w:val="be-BY" w:eastAsia="en-US"/>
+          <w14:ligatures w14:val="standardContextual"/>
+        </w:rPr>
+        <w:t xml:space="preserve">    ip INET</w:t>
+      </w:r>
+    </w:p>
+    <w:p>
+      <w:pPr>
+        <w:autoSpaceDE w:val="0"/>
+        <w:autoSpaceDN w:val="0"/>
+        <w:adjustRightInd w:val="0"/>
+        <w:ind w:left="709" w:firstLine="0"/>
+        <w:jc w:val="left"/>
+        <w:rPr>
+          <w:rFonts w:ascii="Courier New" w:eastAsiaTheme="minorHAnsi" w:hAnsi="Courier New" w:cs="Courier New"/>
+          <w:sz w:val="20"/>
+          <w:szCs w:val="20"/>
+          <w:lang w:val="be-BY" w:eastAsia="en-US"/>
+          <w14:ligatures w14:val="standardContextual"/>
+        </w:rPr>
+      </w:pPr>
+      <w:r>
+        <w:rPr>
+          <w:rFonts w:ascii="Courier New" w:eastAsiaTheme="minorHAnsi" w:hAnsi="Courier New" w:cs="Courier New"/>
+          <w:sz w:val="20"/>
+          <w:szCs w:val="20"/>
           <w:lang w:val="be-BY" w:eastAsia="en-US"/>
           <w14:ligatures w14:val="standardContextual"/>
         </w:rPr>
@@ -2454,130 +3117,167 @@
         <w:autoSpaceDE w:val="0"/>
         <w:autoSpaceDN w:val="0"/>
         <w:adjustRightInd w:val="0"/>
-        <w:ind w:firstLine="0"/>
-        <w:jc w:val="left"/>
-        <w:rPr>
-          <w:rFonts w:ascii="Courier New" w:eastAsiaTheme="minorHAnsi" w:hAnsi="Courier New" w:cs="Courier New"/>
-          <w:sz w:val="24"/>
-          <w:lang w:val="be-BY" w:eastAsia="en-US"/>
-          <w14:ligatures w14:val="standardContextual"/>
-        </w:rPr>
-      </w:pPr>
-    </w:p>
-    <w:p>
-      <w:pPr>
-        <w:autoSpaceDE w:val="0"/>
-        <w:autoSpaceDN w:val="0"/>
-        <w:adjustRightInd w:val="0"/>
-        <w:ind w:firstLine="0"/>
-        <w:jc w:val="left"/>
-        <w:rPr>
-          <w:rFonts w:ascii="Courier New" w:eastAsiaTheme="minorHAnsi" w:hAnsi="Courier New" w:cs="Courier New"/>
-          <w:sz w:val="24"/>
-          <w:lang w:val="be-BY" w:eastAsia="en-US"/>
-          <w14:ligatures w14:val="standardContextual"/>
-        </w:rPr>
-      </w:pPr>
-      <w:r>
-        <w:rPr>
-          <w:rFonts w:ascii="Courier New" w:eastAsiaTheme="minorHAnsi" w:hAnsi="Courier New" w:cs="Courier New"/>
-          <w:sz w:val="24"/>
-          <w:lang w:val="be-BY" w:eastAsia="en-US"/>
-          <w14:ligatures w14:val="standardContextual"/>
-        </w:rPr>
-        <w:t>CREATE TABLE maintenance_requests (</w:t>
-      </w:r>
-    </w:p>
-    <w:p>
-      <w:pPr>
-        <w:autoSpaceDE w:val="0"/>
-        <w:autoSpaceDN w:val="0"/>
-        <w:adjustRightInd w:val="0"/>
-        <w:ind w:firstLine="0"/>
-        <w:jc w:val="left"/>
-        <w:rPr>
-          <w:rFonts w:ascii="Courier New" w:eastAsiaTheme="minorHAnsi" w:hAnsi="Courier New" w:cs="Courier New"/>
-          <w:sz w:val="24"/>
-          <w:lang w:val="be-BY" w:eastAsia="en-US"/>
-          <w14:ligatures w14:val="standardContextual"/>
-        </w:rPr>
-      </w:pPr>
-      <w:r>
-        <w:rPr>
-          <w:rFonts w:ascii="Courier New" w:eastAsiaTheme="minorHAnsi" w:hAnsi="Courier New" w:cs="Courier New"/>
-          <w:sz w:val="24"/>
-          <w:lang w:val="be-BY" w:eastAsia="en-US"/>
-          <w14:ligatures w14:val="standardContextual"/>
-        </w:rPr>
-        <w:t xml:space="preserve">    request_id SERIAL PRIMARY KEY,</w:t>
-      </w:r>
-    </w:p>
-    <w:p>
-      <w:pPr>
-        <w:autoSpaceDE w:val="0"/>
-        <w:autoSpaceDN w:val="0"/>
-        <w:adjustRightInd w:val="0"/>
-        <w:ind w:firstLine="0"/>
-        <w:jc w:val="left"/>
-        <w:rPr>
-          <w:rFonts w:ascii="Courier New" w:eastAsiaTheme="minorHAnsi" w:hAnsi="Courier New" w:cs="Courier New"/>
-          <w:sz w:val="24"/>
-          <w:lang w:val="be-BY" w:eastAsia="en-US"/>
-          <w14:ligatures w14:val="standardContextual"/>
-        </w:rPr>
-      </w:pPr>
-      <w:r>
-        <w:rPr>
-          <w:rFonts w:ascii="Courier New" w:eastAsiaTheme="minorHAnsi" w:hAnsi="Courier New" w:cs="Courier New"/>
-          <w:sz w:val="24"/>
-          <w:lang w:val="be-BY" w:eastAsia="en-US"/>
-          <w14:ligatures w14:val="standardContextual"/>
-        </w:rPr>
-        <w:t xml:space="preserve">    car_id INT NOT NULL REFERENCES cars(car_id),</w:t>
-      </w:r>
-    </w:p>
-    <w:p>
-      <w:pPr>
-        <w:autoSpaceDE w:val="0"/>
-        <w:autoSpaceDN w:val="0"/>
-        <w:adjustRightInd w:val="0"/>
-        <w:ind w:firstLine="0"/>
-        <w:jc w:val="left"/>
-        <w:rPr>
-          <w:rFonts w:ascii="Courier New" w:eastAsiaTheme="minorHAnsi" w:hAnsi="Courier New" w:cs="Courier New"/>
-          <w:sz w:val="24"/>
-          <w:lang w:val="be-BY" w:eastAsia="en-US"/>
-          <w14:ligatures w14:val="standardContextual"/>
-        </w:rPr>
-      </w:pPr>
-      <w:r>
-        <w:rPr>
-          <w:rFonts w:ascii="Courier New" w:eastAsiaTheme="minorHAnsi" w:hAnsi="Courier New" w:cs="Courier New"/>
-          <w:sz w:val="24"/>
-          <w:lang w:val="be-BY" w:eastAsia="en-US"/>
-          <w14:ligatures w14:val="standardContextual"/>
-        </w:rPr>
-        <w:t xml:space="preserve">    reported_by INT NOT NULL REFERENCES users(user_id),</w:t>
-      </w:r>
-    </w:p>
-    <w:p>
-      <w:pPr>
-        <w:autoSpaceDE w:val="0"/>
-        <w:autoSpaceDN w:val="0"/>
-        <w:adjustRightInd w:val="0"/>
-        <w:ind w:firstLine="0"/>
-        <w:jc w:val="left"/>
-        <w:rPr>
-          <w:rFonts w:ascii="Courier New" w:eastAsiaTheme="minorHAnsi" w:hAnsi="Courier New" w:cs="Courier New"/>
-          <w:sz w:val="24"/>
-          <w:lang w:val="be-BY" w:eastAsia="en-US"/>
-          <w14:ligatures w14:val="standardContextual"/>
-        </w:rPr>
-      </w:pPr>
-      <w:r>
-        <w:rPr>
-          <w:rFonts w:ascii="Courier New" w:eastAsiaTheme="minorHAnsi" w:hAnsi="Courier New" w:cs="Courier New"/>
-          <w:sz w:val="24"/>
+        <w:ind w:left="709" w:firstLine="0"/>
+        <w:jc w:val="left"/>
+        <w:rPr>
+          <w:rFonts w:ascii="Courier New" w:eastAsiaTheme="minorHAnsi" w:hAnsi="Courier New" w:cs="Courier New"/>
+          <w:sz w:val="20"/>
+          <w:szCs w:val="20"/>
+          <w:lang w:val="be-BY" w:eastAsia="en-US"/>
+          <w14:ligatures w14:val="standardContextual"/>
+        </w:rPr>
+      </w:pPr>
+    </w:p>
+    <w:p>
+      <w:pPr>
+        <w:autoSpaceDE w:val="0"/>
+        <w:autoSpaceDN w:val="0"/>
+        <w:adjustRightInd w:val="0"/>
+        <w:ind w:left="709" w:firstLine="0"/>
+        <w:jc w:val="left"/>
+        <w:rPr>
+          <w:rFonts w:ascii="Courier New" w:eastAsiaTheme="minorHAnsi" w:hAnsi="Courier New" w:cs="Courier New"/>
+          <w:sz w:val="20"/>
+          <w:szCs w:val="20"/>
+          <w:lang w:val="be-BY" w:eastAsia="en-US"/>
+          <w14:ligatures w14:val="standardContextual"/>
+        </w:rPr>
+      </w:pPr>
+      <w:r>
+        <w:rPr>
+          <w:rFonts w:ascii="Courier New" w:eastAsiaTheme="minorHAnsi" w:hAnsi="Courier New" w:cs="Courier New"/>
+          <w:sz w:val="20"/>
+          <w:szCs w:val="20"/>
+          <w:lang w:val="be-BY" w:eastAsia="en-US"/>
+          <w14:ligatures w14:val="standardContextual"/>
+        </w:rPr>
+        <w:t>CREATE TABLE logs (</w:t>
+      </w:r>
+    </w:p>
+    <w:p>
+      <w:pPr>
+        <w:autoSpaceDE w:val="0"/>
+        <w:autoSpaceDN w:val="0"/>
+        <w:adjustRightInd w:val="0"/>
+        <w:ind w:left="709" w:firstLine="0"/>
+        <w:jc w:val="left"/>
+        <w:rPr>
+          <w:rFonts w:ascii="Courier New" w:eastAsiaTheme="minorHAnsi" w:hAnsi="Courier New" w:cs="Courier New"/>
+          <w:sz w:val="20"/>
+          <w:szCs w:val="20"/>
+          <w:lang w:val="be-BY" w:eastAsia="en-US"/>
+          <w14:ligatures w14:val="standardContextual"/>
+        </w:rPr>
+      </w:pPr>
+      <w:r>
+        <w:rPr>
+          <w:rFonts w:ascii="Courier New" w:eastAsiaTheme="minorHAnsi" w:hAnsi="Courier New" w:cs="Courier New"/>
+          <w:sz w:val="20"/>
+          <w:szCs w:val="20"/>
+          <w:lang w:val="be-BY" w:eastAsia="en-US"/>
+          <w14:ligatures w14:val="standardContextual"/>
+        </w:rPr>
+        <w:t xml:space="preserve">    log_id SERIAL PRIMARY KEY,</w:t>
+      </w:r>
+    </w:p>
+    <w:p>
+      <w:pPr>
+        <w:autoSpaceDE w:val="0"/>
+        <w:autoSpaceDN w:val="0"/>
+        <w:adjustRightInd w:val="0"/>
+        <w:ind w:left="709" w:firstLine="0"/>
+        <w:jc w:val="left"/>
+        <w:rPr>
+          <w:rFonts w:ascii="Courier New" w:eastAsiaTheme="minorHAnsi" w:hAnsi="Courier New" w:cs="Courier New"/>
+          <w:sz w:val="20"/>
+          <w:szCs w:val="20"/>
+          <w:lang w:val="be-BY" w:eastAsia="en-US"/>
+          <w14:ligatures w14:val="standardContextual"/>
+        </w:rPr>
+      </w:pPr>
+      <w:r>
+        <w:rPr>
+          <w:rFonts w:ascii="Courier New" w:eastAsiaTheme="minorHAnsi" w:hAnsi="Courier New" w:cs="Courier New"/>
+          <w:sz w:val="20"/>
+          <w:szCs w:val="20"/>
+          <w:lang w:val="be-BY" w:eastAsia="en-US"/>
+          <w14:ligatures w14:val="standardContextual"/>
+        </w:rPr>
+        <w:t xml:space="preserve">    actor_user_id INT NOT NULL REFERENCES users(user_id),</w:t>
+      </w:r>
+    </w:p>
+    <w:p>
+      <w:pPr>
+        <w:autoSpaceDE w:val="0"/>
+        <w:autoSpaceDN w:val="0"/>
+        <w:adjustRightInd w:val="0"/>
+        <w:ind w:left="709" w:firstLine="0"/>
+        <w:jc w:val="left"/>
+        <w:rPr>
+          <w:rFonts w:ascii="Courier New" w:eastAsiaTheme="minorHAnsi" w:hAnsi="Courier New" w:cs="Courier New"/>
+          <w:sz w:val="20"/>
+          <w:szCs w:val="20"/>
+          <w:lang w:val="be-BY" w:eastAsia="en-US"/>
+          <w14:ligatures w14:val="standardContextual"/>
+        </w:rPr>
+      </w:pPr>
+      <w:r>
+        <w:rPr>
+          <w:rFonts w:ascii="Courier New" w:eastAsiaTheme="minorHAnsi" w:hAnsi="Courier New" w:cs="Courier New"/>
+          <w:sz w:val="20"/>
+          <w:szCs w:val="20"/>
+          <w:lang w:val="be-BY" w:eastAsia="en-US"/>
+          <w14:ligatures w14:val="standardContextual"/>
+        </w:rPr>
+        <w:t xml:space="preserve">    action_type VARCHAR(255) NOT NULL,</w:t>
+      </w:r>
+    </w:p>
+    <w:p>
+      <w:pPr>
+        <w:autoSpaceDE w:val="0"/>
+        <w:autoSpaceDN w:val="0"/>
+        <w:adjustRightInd w:val="0"/>
+        <w:ind w:left="709" w:firstLine="0"/>
+        <w:jc w:val="left"/>
+        <w:rPr>
+          <w:rFonts w:ascii="Courier New" w:eastAsiaTheme="minorHAnsi" w:hAnsi="Courier New" w:cs="Courier New"/>
+          <w:sz w:val="20"/>
+          <w:szCs w:val="20"/>
+          <w:lang w:val="be-BY" w:eastAsia="en-US"/>
+          <w14:ligatures w14:val="standardContextual"/>
+        </w:rPr>
+      </w:pPr>
+      <w:r>
+        <w:rPr>
+          <w:rFonts w:ascii="Courier New" w:eastAsiaTheme="minorHAnsi" w:hAnsi="Courier New" w:cs="Courier New"/>
+          <w:sz w:val="20"/>
+          <w:szCs w:val="20"/>
+          <w:lang w:val="be-BY" w:eastAsia="en-US"/>
+          <w14:ligatures w14:val="standardContextual"/>
+        </w:rPr>
+        <w:t xml:space="preserve">    target_id INT REFERENCES users(user_id),</w:t>
+      </w:r>
+    </w:p>
+    <w:p>
+      <w:pPr>
+        <w:autoSpaceDE w:val="0"/>
+        <w:autoSpaceDN w:val="0"/>
+        <w:adjustRightInd w:val="0"/>
+        <w:ind w:left="709" w:firstLine="0"/>
+        <w:jc w:val="left"/>
+        <w:rPr>
+          <w:rFonts w:ascii="Courier New" w:eastAsiaTheme="minorHAnsi" w:hAnsi="Courier New" w:cs="Courier New"/>
+          <w:sz w:val="20"/>
+          <w:szCs w:val="20"/>
+          <w:lang w:val="be-BY" w:eastAsia="en-US"/>
+          <w14:ligatures w14:val="standardContextual"/>
+        </w:rPr>
+      </w:pPr>
+      <w:r>
+        <w:rPr>
+          <w:rFonts w:ascii="Courier New" w:eastAsiaTheme="minorHAnsi" w:hAnsi="Courier New" w:cs="Courier New"/>
+          <w:sz w:val="20"/>
+          <w:szCs w:val="20"/>
           <w:lang w:val="be-BY" w:eastAsia="en-US"/>
           <w14:ligatures w14:val="standardContextual"/>
         </w:rPr>
@@ -2589,91 +3289,47 @@
         <w:autoSpaceDE w:val="0"/>
         <w:autoSpaceDN w:val="0"/>
         <w:adjustRightInd w:val="0"/>
-        <w:ind w:firstLine="0"/>
-        <w:jc w:val="left"/>
-        <w:rPr>
-          <w:rFonts w:ascii="Courier New" w:eastAsiaTheme="minorHAnsi" w:hAnsi="Courier New" w:cs="Courier New"/>
-          <w:sz w:val="24"/>
-          <w:lang w:val="be-BY" w:eastAsia="en-US"/>
-          <w14:ligatures w14:val="standardContextual"/>
-        </w:rPr>
-      </w:pPr>
-      <w:r>
-        <w:rPr>
-          <w:rFonts w:ascii="Courier New" w:eastAsiaTheme="minorHAnsi" w:hAnsi="Courier New" w:cs="Courier New"/>
-          <w:sz w:val="24"/>
-          <w:lang w:val="be-BY" w:eastAsia="en-US"/>
-          <w14:ligatures w14:val="standardContextual"/>
-        </w:rPr>
-        <w:t xml:space="preserve">    resolved_at TIMESTAMP CHECK (resolved_at &gt;= created_at OR resolved_at IS NULL),</w:t>
-      </w:r>
-    </w:p>
-    <w:p>
-      <w:pPr>
-        <w:autoSpaceDE w:val="0"/>
-        <w:autoSpaceDN w:val="0"/>
-        <w:adjustRightInd w:val="0"/>
-        <w:ind w:firstLine="0"/>
-        <w:jc w:val="left"/>
-        <w:rPr>
-          <w:rFonts w:ascii="Courier New" w:eastAsiaTheme="minorHAnsi" w:hAnsi="Courier New" w:cs="Courier New"/>
-          <w:sz w:val="24"/>
-          <w:lang w:val="be-BY" w:eastAsia="en-US"/>
-          <w14:ligatures w14:val="standardContextual"/>
-        </w:rPr>
-      </w:pPr>
-      <w:r>
-        <w:rPr>
-          <w:rFonts w:ascii="Courier New" w:eastAsiaTheme="minorHAnsi" w:hAnsi="Courier New" w:cs="Courier New"/>
-          <w:sz w:val="24"/>
-          <w:lang w:val="be-BY" w:eastAsia="en-US"/>
-          <w14:ligatures w14:val="standardContextual"/>
-        </w:rPr>
-        <w:t xml:space="preserve">    status VARCHAR(20) DEFAULT 'open' CHECK (status IN ('open', 'in_progress', 'resolved')),</w:t>
-      </w:r>
-    </w:p>
-    <w:p>
-      <w:pPr>
-        <w:autoSpaceDE w:val="0"/>
-        <w:autoSpaceDN w:val="0"/>
-        <w:adjustRightInd w:val="0"/>
-        <w:ind w:firstLine="0"/>
-        <w:jc w:val="left"/>
-        <w:rPr>
-          <w:rFonts w:ascii="Courier New" w:eastAsiaTheme="minorHAnsi" w:hAnsi="Courier New" w:cs="Courier New"/>
-          <w:sz w:val="24"/>
-          <w:lang w:val="be-BY" w:eastAsia="en-US"/>
-          <w14:ligatures w14:val="standardContextual"/>
-        </w:rPr>
-      </w:pPr>
-      <w:r>
-        <w:rPr>
-          <w:rFonts w:ascii="Courier New" w:eastAsiaTheme="minorHAnsi" w:hAnsi="Courier New" w:cs="Courier New"/>
-          <w:sz w:val="24"/>
-          <w:lang w:val="be-BY" w:eastAsia="en-US"/>
-          <w14:ligatures w14:val="standardContextual"/>
-        </w:rPr>
-        <w:t xml:space="preserve">    description TEXT NOT NULL</w:t>
-      </w:r>
-    </w:p>
-    <w:p>
-      <w:pPr>
-        <w:autoSpaceDE w:val="0"/>
-        <w:autoSpaceDN w:val="0"/>
-        <w:adjustRightInd w:val="0"/>
-        <w:ind w:firstLine="0"/>
-        <w:jc w:val="left"/>
-        <w:rPr>
-          <w:rFonts w:ascii="Courier New" w:eastAsiaTheme="minorHAnsi" w:hAnsi="Courier New" w:cs="Courier New"/>
-          <w:sz w:val="24"/>
-          <w:lang w:val="be-BY" w:eastAsia="en-US"/>
-          <w14:ligatures w14:val="standardContextual"/>
-        </w:rPr>
-      </w:pPr>
-      <w:r>
-        <w:rPr>
-          <w:rFonts w:ascii="Courier New" w:eastAsiaTheme="minorHAnsi" w:hAnsi="Courier New" w:cs="Courier New"/>
-          <w:sz w:val="24"/>
+        <w:ind w:left="709" w:firstLine="0"/>
+        <w:jc w:val="left"/>
+        <w:rPr>
+          <w:rFonts w:ascii="Courier New" w:eastAsiaTheme="minorHAnsi" w:hAnsi="Courier New" w:cs="Courier New"/>
+          <w:sz w:val="20"/>
+          <w:szCs w:val="20"/>
+          <w:lang w:val="be-BY" w:eastAsia="en-US"/>
+          <w14:ligatures w14:val="standardContextual"/>
+        </w:rPr>
+      </w:pPr>
+      <w:r>
+        <w:rPr>
+          <w:rFonts w:ascii="Courier New" w:eastAsiaTheme="minorHAnsi" w:hAnsi="Courier New" w:cs="Courier New"/>
+          <w:sz w:val="20"/>
+          <w:szCs w:val="20"/>
+          <w:lang w:val="be-BY" w:eastAsia="en-US"/>
+          <w14:ligatures w14:val="standardContextual"/>
+        </w:rPr>
+        <w:t xml:space="preserve">    ip INET</w:t>
+      </w:r>
+    </w:p>
+    <w:p>
+      <w:pPr>
+        <w:autoSpaceDE w:val="0"/>
+        <w:autoSpaceDN w:val="0"/>
+        <w:adjustRightInd w:val="0"/>
+        <w:ind w:left="709" w:firstLine="0"/>
+        <w:jc w:val="left"/>
+        <w:rPr>
+          <w:rFonts w:ascii="Courier New" w:eastAsiaTheme="minorHAnsi" w:hAnsi="Courier New" w:cs="Courier New"/>
+          <w:sz w:val="20"/>
+          <w:szCs w:val="20"/>
+          <w:lang w:val="be-BY" w:eastAsia="en-US"/>
+          <w14:ligatures w14:val="standardContextual"/>
+        </w:rPr>
+      </w:pPr>
+      <w:r>
+        <w:rPr>
+          <w:rFonts w:ascii="Courier New" w:eastAsiaTheme="minorHAnsi" w:hAnsi="Courier New" w:cs="Courier New"/>
+          <w:sz w:val="20"/>
+          <w:szCs w:val="20"/>
           <w:lang w:val="be-BY" w:eastAsia="en-US"/>
           <w14:ligatures w14:val="standardContextual"/>
         </w:rPr>
@@ -2685,448 +3341,37 @@
         <w:autoSpaceDE w:val="0"/>
         <w:autoSpaceDN w:val="0"/>
         <w:adjustRightInd w:val="0"/>
-        <w:ind w:firstLine="0"/>
-        <w:jc w:val="left"/>
-        <w:rPr>
-          <w:rFonts w:ascii="Courier New" w:eastAsiaTheme="minorHAnsi" w:hAnsi="Courier New" w:cs="Courier New"/>
-          <w:sz w:val="24"/>
-          <w:lang w:val="be-BY" w:eastAsia="en-US"/>
-          <w14:ligatures w14:val="standardContextual"/>
-        </w:rPr>
-      </w:pPr>
-    </w:p>
-    <w:p>
-      <w:pPr>
-        <w:autoSpaceDE w:val="0"/>
-        <w:autoSpaceDN w:val="0"/>
-        <w:adjustRightInd w:val="0"/>
-        <w:ind w:firstLine="0"/>
-        <w:jc w:val="left"/>
-        <w:rPr>
-          <w:rFonts w:ascii="Courier New" w:eastAsiaTheme="minorHAnsi" w:hAnsi="Courier New" w:cs="Courier New"/>
-          <w:sz w:val="24"/>
-          <w:lang w:val="be-BY" w:eastAsia="en-US"/>
-          <w14:ligatures w14:val="standardContextual"/>
-        </w:rPr>
-      </w:pPr>
-      <w:r>
-        <w:rPr>
-          <w:rFonts w:ascii="Courier New" w:eastAsiaTheme="minorHAnsi" w:hAnsi="Courier New" w:cs="Courier New"/>
-          <w:sz w:val="24"/>
-          <w:lang w:val="be-BY" w:eastAsia="en-US"/>
-          <w14:ligatures w14:val="standardContextual"/>
-        </w:rPr>
-        <w:t>CREATE TABLE payment_logs (</w:t>
-      </w:r>
-    </w:p>
-    <w:p>
-      <w:pPr>
-        <w:autoSpaceDE w:val="0"/>
-        <w:autoSpaceDN w:val="0"/>
-        <w:adjustRightInd w:val="0"/>
-        <w:ind w:firstLine="0"/>
-        <w:jc w:val="left"/>
-        <w:rPr>
-          <w:rFonts w:ascii="Courier New" w:eastAsiaTheme="minorHAnsi" w:hAnsi="Courier New" w:cs="Courier New"/>
-          <w:sz w:val="24"/>
-          <w:lang w:val="be-BY" w:eastAsia="en-US"/>
-          <w14:ligatures w14:val="standardContextual"/>
-        </w:rPr>
-      </w:pPr>
-      <w:r>
-        <w:rPr>
-          <w:rFonts w:ascii="Courier New" w:eastAsiaTheme="minorHAnsi" w:hAnsi="Courier New" w:cs="Courier New"/>
-          <w:sz w:val="24"/>
-          <w:lang w:val="be-BY" w:eastAsia="en-US"/>
-          <w14:ligatures w14:val="standardContextual"/>
-        </w:rPr>
-        <w:t xml:space="preserve">    id SERIAL PRIMARY KEY,</w:t>
-      </w:r>
-    </w:p>
-    <w:p>
-      <w:pPr>
-        <w:autoSpaceDE w:val="0"/>
-        <w:autoSpaceDN w:val="0"/>
-        <w:adjustRightInd w:val="0"/>
-        <w:ind w:firstLine="0"/>
-        <w:jc w:val="left"/>
-        <w:rPr>
-          <w:rFonts w:ascii="Courier New" w:eastAsiaTheme="minorHAnsi" w:hAnsi="Courier New" w:cs="Courier New"/>
-          <w:sz w:val="24"/>
-          <w:lang w:val="be-BY" w:eastAsia="en-US"/>
-          <w14:ligatures w14:val="standardContextual"/>
-        </w:rPr>
-      </w:pPr>
-      <w:r>
-        <w:rPr>
-          <w:rFonts w:ascii="Courier New" w:eastAsiaTheme="minorHAnsi" w:hAnsi="Courier New" w:cs="Courier New"/>
-          <w:sz w:val="24"/>
-          <w:lang w:val="be-BY" w:eastAsia="en-US"/>
-          <w14:ligatures w14:val="standardContextual"/>
-        </w:rPr>
-        <w:t xml:space="preserve">    rental_id INT NOT NULL REFERENCES rentals(rental_id),</w:t>
-      </w:r>
-    </w:p>
-    <w:p>
-      <w:pPr>
-        <w:autoSpaceDE w:val="0"/>
-        <w:autoSpaceDN w:val="0"/>
-        <w:adjustRightInd w:val="0"/>
-        <w:ind w:firstLine="0"/>
-        <w:jc w:val="left"/>
-        <w:rPr>
-          <w:rFonts w:ascii="Courier New" w:eastAsiaTheme="minorHAnsi" w:hAnsi="Courier New" w:cs="Courier New"/>
-          <w:sz w:val="24"/>
-          <w:lang w:val="be-BY" w:eastAsia="en-US"/>
-          <w14:ligatures w14:val="standardContextual"/>
-        </w:rPr>
-      </w:pPr>
-      <w:r>
-        <w:rPr>
-          <w:rFonts w:ascii="Courier New" w:eastAsiaTheme="minorHAnsi" w:hAnsi="Courier New" w:cs="Courier New"/>
-          <w:sz w:val="24"/>
-          <w:lang w:val="be-BY" w:eastAsia="en-US"/>
-          <w14:ligatures w14:val="standardContextual"/>
-        </w:rPr>
-        <w:t xml:space="preserve">    user_id INT NOT NULL REFERENCES users(user_id),</w:t>
-      </w:r>
-    </w:p>
-    <w:p>
-      <w:pPr>
-        <w:autoSpaceDE w:val="0"/>
-        <w:autoSpaceDN w:val="0"/>
-        <w:adjustRightInd w:val="0"/>
-        <w:ind w:firstLine="0"/>
-        <w:jc w:val="left"/>
-        <w:rPr>
-          <w:rFonts w:ascii="Courier New" w:eastAsiaTheme="minorHAnsi" w:hAnsi="Courier New" w:cs="Courier New"/>
-          <w:sz w:val="24"/>
-          <w:lang w:val="be-BY" w:eastAsia="en-US"/>
-          <w14:ligatures w14:val="standardContextual"/>
-        </w:rPr>
-      </w:pPr>
-      <w:r>
-        <w:rPr>
-          <w:rFonts w:ascii="Courier New" w:eastAsiaTheme="minorHAnsi" w:hAnsi="Courier New" w:cs="Courier New"/>
-          <w:sz w:val="24"/>
-          <w:lang w:val="be-BY" w:eastAsia="en-US"/>
-          <w14:ligatures w14:val="standardContextual"/>
-        </w:rPr>
-        <w:t xml:space="preserve">    pay_type VARCHAR(30) NOT NULL CHECK (pay_type IN ('card', 'cashback')),</w:t>
-      </w:r>
-    </w:p>
-    <w:p>
-      <w:pPr>
-        <w:autoSpaceDE w:val="0"/>
-        <w:autoSpaceDN w:val="0"/>
-        <w:adjustRightInd w:val="0"/>
-        <w:ind w:firstLine="0"/>
-        <w:jc w:val="left"/>
-        <w:rPr>
-          <w:rFonts w:ascii="Courier New" w:eastAsiaTheme="minorHAnsi" w:hAnsi="Courier New" w:cs="Courier New"/>
-          <w:sz w:val="24"/>
-          <w:lang w:val="be-BY" w:eastAsia="en-US"/>
-          <w14:ligatures w14:val="standardContextual"/>
-        </w:rPr>
-      </w:pPr>
-      <w:r>
-        <w:rPr>
-          <w:rFonts w:ascii="Courier New" w:eastAsiaTheme="minorHAnsi" w:hAnsi="Courier New" w:cs="Courier New"/>
-          <w:sz w:val="24"/>
-          <w:lang w:val="be-BY" w:eastAsia="en-US"/>
-          <w14:ligatures w14:val="standardContextual"/>
-        </w:rPr>
-        <w:t xml:space="preserve">    price DECIMAL(10,2) NOT NULL CHECK (price &gt;= 0),</w:t>
-      </w:r>
-    </w:p>
-    <w:p>
-      <w:pPr>
-        <w:autoSpaceDE w:val="0"/>
-        <w:autoSpaceDN w:val="0"/>
-        <w:adjustRightInd w:val="0"/>
-        <w:ind w:firstLine="0"/>
-        <w:jc w:val="left"/>
-        <w:rPr>
-          <w:rFonts w:ascii="Courier New" w:eastAsiaTheme="minorHAnsi" w:hAnsi="Courier New" w:cs="Courier New"/>
-          <w:sz w:val="24"/>
-          <w:lang w:val="be-BY" w:eastAsia="en-US"/>
-          <w14:ligatures w14:val="standardContextual"/>
-        </w:rPr>
-      </w:pPr>
-      <w:r>
-        <w:rPr>
-          <w:rFonts w:ascii="Courier New" w:eastAsiaTheme="minorHAnsi" w:hAnsi="Courier New" w:cs="Courier New"/>
-          <w:sz w:val="24"/>
-          <w:lang w:val="be-BY" w:eastAsia="en-US"/>
-          <w14:ligatures w14:val="standardContextual"/>
-        </w:rPr>
-        <w:t xml:space="preserve">    ip INET</w:t>
-      </w:r>
-    </w:p>
-    <w:p>
-      <w:pPr>
-        <w:autoSpaceDE w:val="0"/>
-        <w:autoSpaceDN w:val="0"/>
-        <w:adjustRightInd w:val="0"/>
-        <w:ind w:firstLine="0"/>
-        <w:jc w:val="left"/>
-        <w:rPr>
-          <w:rFonts w:ascii="Courier New" w:eastAsiaTheme="minorHAnsi" w:hAnsi="Courier New" w:cs="Courier New"/>
-          <w:sz w:val="24"/>
-          <w:lang w:val="be-BY" w:eastAsia="en-US"/>
-          <w14:ligatures w14:val="standardContextual"/>
-        </w:rPr>
-      </w:pPr>
-      <w:r>
-        <w:rPr>
-          <w:rFonts w:ascii="Courier New" w:eastAsiaTheme="minorHAnsi" w:hAnsi="Courier New" w:cs="Courier New"/>
-          <w:sz w:val="24"/>
-          <w:lang w:val="be-BY" w:eastAsia="en-US"/>
-          <w14:ligatures w14:val="standardContextual"/>
-        </w:rPr>
-        <w:t>);</w:t>
-      </w:r>
-    </w:p>
-    <w:p>
-      <w:pPr>
-        <w:autoSpaceDE w:val="0"/>
-        <w:autoSpaceDN w:val="0"/>
-        <w:adjustRightInd w:val="0"/>
-        <w:ind w:firstLine="0"/>
-        <w:jc w:val="left"/>
-        <w:rPr>
-          <w:rFonts w:ascii="Courier New" w:eastAsiaTheme="minorHAnsi" w:hAnsi="Courier New" w:cs="Courier New"/>
-          <w:sz w:val="24"/>
-          <w:lang w:val="be-BY" w:eastAsia="en-US"/>
-          <w14:ligatures w14:val="standardContextual"/>
-        </w:rPr>
-      </w:pPr>
-    </w:p>
-    <w:p>
-      <w:pPr>
-        <w:autoSpaceDE w:val="0"/>
-        <w:autoSpaceDN w:val="0"/>
-        <w:adjustRightInd w:val="0"/>
-        <w:ind w:firstLine="0"/>
-        <w:jc w:val="left"/>
-        <w:rPr>
-          <w:rFonts w:ascii="Courier New" w:eastAsiaTheme="minorHAnsi" w:hAnsi="Courier New" w:cs="Courier New"/>
-          <w:sz w:val="24"/>
-          <w:lang w:val="be-BY" w:eastAsia="en-US"/>
-          <w14:ligatures w14:val="standardContextual"/>
-        </w:rPr>
-      </w:pPr>
-      <w:r>
-        <w:rPr>
-          <w:rFonts w:ascii="Courier New" w:eastAsiaTheme="minorHAnsi" w:hAnsi="Courier New" w:cs="Courier New"/>
-          <w:sz w:val="24"/>
-          <w:lang w:val="be-BY" w:eastAsia="en-US"/>
-          <w14:ligatures w14:val="standardContextual"/>
-        </w:rPr>
-        <w:t>CREATE TABLE logs (</w:t>
-      </w:r>
-    </w:p>
-    <w:p>
-      <w:pPr>
-        <w:autoSpaceDE w:val="0"/>
-        <w:autoSpaceDN w:val="0"/>
-        <w:adjustRightInd w:val="0"/>
-        <w:ind w:firstLine="0"/>
-        <w:jc w:val="left"/>
-        <w:rPr>
-          <w:rFonts w:ascii="Courier New" w:eastAsiaTheme="minorHAnsi" w:hAnsi="Courier New" w:cs="Courier New"/>
-          <w:sz w:val="24"/>
-          <w:lang w:val="be-BY" w:eastAsia="en-US"/>
-          <w14:ligatures w14:val="standardContextual"/>
-        </w:rPr>
-      </w:pPr>
-      <w:r>
-        <w:rPr>
-          <w:rFonts w:ascii="Courier New" w:eastAsiaTheme="minorHAnsi" w:hAnsi="Courier New" w:cs="Courier New"/>
-          <w:sz w:val="24"/>
-          <w:lang w:val="be-BY" w:eastAsia="en-US"/>
-          <w14:ligatures w14:val="standardContextual"/>
-        </w:rPr>
-        <w:t xml:space="preserve">    log_id SERIAL PRIMARY KEY,</w:t>
-      </w:r>
-    </w:p>
-    <w:p>
-      <w:pPr>
-        <w:autoSpaceDE w:val="0"/>
-        <w:autoSpaceDN w:val="0"/>
-        <w:adjustRightInd w:val="0"/>
-        <w:ind w:firstLine="0"/>
-        <w:jc w:val="left"/>
-        <w:rPr>
-          <w:rFonts w:ascii="Courier New" w:eastAsiaTheme="minorHAnsi" w:hAnsi="Courier New" w:cs="Courier New"/>
-          <w:sz w:val="24"/>
-          <w:lang w:val="be-BY" w:eastAsia="en-US"/>
-          <w14:ligatures w14:val="standardContextual"/>
-        </w:rPr>
-      </w:pPr>
-      <w:r>
-        <w:rPr>
-          <w:rFonts w:ascii="Courier New" w:eastAsiaTheme="minorHAnsi" w:hAnsi="Courier New" w:cs="Courier New"/>
-          <w:sz w:val="24"/>
-          <w:lang w:val="be-BY" w:eastAsia="en-US"/>
-          <w14:ligatures w14:val="standardContextual"/>
-        </w:rPr>
-        <w:t xml:space="preserve">    actor_user_id INT NOT NULL REFERENCES users(user_id),</w:t>
-      </w:r>
-    </w:p>
-    <w:p>
-      <w:pPr>
-        <w:autoSpaceDE w:val="0"/>
-        <w:autoSpaceDN w:val="0"/>
-        <w:adjustRightInd w:val="0"/>
-        <w:ind w:firstLine="0"/>
-        <w:jc w:val="left"/>
-        <w:rPr>
-          <w:rFonts w:ascii="Courier New" w:eastAsiaTheme="minorHAnsi" w:hAnsi="Courier New" w:cs="Courier New"/>
-          <w:sz w:val="24"/>
-          <w:lang w:val="be-BY" w:eastAsia="en-US"/>
-          <w14:ligatures w14:val="standardContextual"/>
-        </w:rPr>
-      </w:pPr>
-      <w:r>
-        <w:rPr>
-          <w:rFonts w:ascii="Courier New" w:eastAsiaTheme="minorHAnsi" w:hAnsi="Courier New" w:cs="Courier New"/>
-          <w:sz w:val="24"/>
-          <w:lang w:val="be-BY" w:eastAsia="en-US"/>
-          <w14:ligatures w14:val="standardContextual"/>
-        </w:rPr>
-        <w:t xml:space="preserve">    action_type VARCHAR(255) NOT NULL,</w:t>
-      </w:r>
-    </w:p>
-    <w:p>
-      <w:pPr>
-        <w:autoSpaceDE w:val="0"/>
-        <w:autoSpaceDN w:val="0"/>
-        <w:adjustRightInd w:val="0"/>
-        <w:ind w:firstLine="0"/>
-        <w:jc w:val="left"/>
-        <w:rPr>
-          <w:rFonts w:ascii="Courier New" w:eastAsiaTheme="minorHAnsi" w:hAnsi="Courier New" w:cs="Courier New"/>
-          <w:sz w:val="24"/>
-          <w:lang w:val="be-BY" w:eastAsia="en-US"/>
-          <w14:ligatures w14:val="standardContextual"/>
-        </w:rPr>
-      </w:pPr>
-      <w:r>
-        <w:rPr>
-          <w:rFonts w:ascii="Courier New" w:eastAsiaTheme="minorHAnsi" w:hAnsi="Courier New" w:cs="Courier New"/>
-          <w:sz w:val="24"/>
-          <w:lang w:val="be-BY" w:eastAsia="en-US"/>
-          <w14:ligatures w14:val="standardContextual"/>
-        </w:rPr>
-        <w:t xml:space="preserve">    target_id INT REFERENCES users(user_id),</w:t>
-      </w:r>
-    </w:p>
-    <w:p>
-      <w:pPr>
-        <w:autoSpaceDE w:val="0"/>
-        <w:autoSpaceDN w:val="0"/>
-        <w:adjustRightInd w:val="0"/>
-        <w:ind w:firstLine="0"/>
-        <w:jc w:val="left"/>
-        <w:rPr>
-          <w:rFonts w:ascii="Courier New" w:eastAsiaTheme="minorHAnsi" w:hAnsi="Courier New" w:cs="Courier New"/>
-          <w:sz w:val="24"/>
-          <w:lang w:val="be-BY" w:eastAsia="en-US"/>
-          <w14:ligatures w14:val="standardContextual"/>
-        </w:rPr>
-      </w:pPr>
-      <w:r>
-        <w:rPr>
-          <w:rFonts w:ascii="Courier New" w:eastAsiaTheme="minorHAnsi" w:hAnsi="Courier New" w:cs="Courier New"/>
-          <w:sz w:val="24"/>
-          <w:lang w:val="be-BY" w:eastAsia="en-US"/>
-          <w14:ligatures w14:val="standardContextual"/>
-        </w:rPr>
-        <w:t xml:space="preserve">    created_at TIMESTAMP DEFAULT CURRENT_TIMESTAMP,</w:t>
-      </w:r>
-    </w:p>
-    <w:p>
-      <w:pPr>
-        <w:autoSpaceDE w:val="0"/>
-        <w:autoSpaceDN w:val="0"/>
-        <w:adjustRightInd w:val="0"/>
-        <w:ind w:firstLine="0"/>
-        <w:jc w:val="left"/>
-        <w:rPr>
-          <w:rFonts w:ascii="Courier New" w:eastAsiaTheme="minorHAnsi" w:hAnsi="Courier New" w:cs="Courier New"/>
-          <w:sz w:val="24"/>
-          <w:lang w:val="be-BY" w:eastAsia="en-US"/>
-          <w14:ligatures w14:val="standardContextual"/>
-        </w:rPr>
-      </w:pPr>
-      <w:r>
-        <w:rPr>
-          <w:rFonts w:ascii="Courier New" w:eastAsiaTheme="minorHAnsi" w:hAnsi="Courier New" w:cs="Courier New"/>
-          <w:sz w:val="24"/>
-          <w:lang w:val="be-BY" w:eastAsia="en-US"/>
-          <w14:ligatures w14:val="standardContextual"/>
-        </w:rPr>
-        <w:t xml:space="preserve">    ip INET</w:t>
-      </w:r>
-    </w:p>
-    <w:p>
-      <w:pPr>
-        <w:autoSpaceDE w:val="0"/>
-        <w:autoSpaceDN w:val="0"/>
-        <w:adjustRightInd w:val="0"/>
-        <w:ind w:firstLine="0"/>
-        <w:jc w:val="left"/>
-        <w:rPr>
-          <w:rFonts w:ascii="Courier New" w:eastAsiaTheme="minorHAnsi" w:hAnsi="Courier New" w:cs="Courier New"/>
-          <w:sz w:val="24"/>
-          <w:lang w:val="be-BY" w:eastAsia="en-US"/>
-          <w14:ligatures w14:val="standardContextual"/>
-        </w:rPr>
-      </w:pPr>
-      <w:r>
-        <w:rPr>
-          <w:rFonts w:ascii="Courier New" w:eastAsiaTheme="minorHAnsi" w:hAnsi="Courier New" w:cs="Courier New"/>
-          <w:sz w:val="24"/>
-          <w:lang w:val="be-BY" w:eastAsia="en-US"/>
-          <w14:ligatures w14:val="standardContextual"/>
-        </w:rPr>
-        <w:t>);</w:t>
-      </w:r>
-    </w:p>
-    <w:p>
-      <w:pPr>
-        <w:autoSpaceDE w:val="0"/>
-        <w:autoSpaceDN w:val="0"/>
-        <w:adjustRightInd w:val="0"/>
-        <w:ind w:firstLine="0"/>
-        <w:jc w:val="left"/>
-        <w:rPr>
-          <w:rFonts w:ascii="Courier New" w:eastAsiaTheme="minorHAnsi" w:hAnsi="Courier New" w:cs="Courier New"/>
-          <w:sz w:val="24"/>
-          <w:lang w:val="be-BY" w:eastAsia="en-US"/>
-          <w14:ligatures w14:val="standardContextual"/>
-        </w:rPr>
-      </w:pPr>
-    </w:p>
-    <w:p>
-      <w:pPr>
-        <w:autoSpaceDE w:val="0"/>
-        <w:autoSpaceDN w:val="0"/>
-        <w:adjustRightInd w:val="0"/>
-        <w:ind w:firstLine="0"/>
-        <w:jc w:val="left"/>
-        <w:rPr>
-          <w:rFonts w:ascii="Courier New" w:eastAsiaTheme="minorHAnsi" w:hAnsi="Courier New" w:cs="Courier New"/>
-          <w:sz w:val="24"/>
-          <w:lang w:val="be-BY" w:eastAsia="en-US"/>
-          <w14:ligatures w14:val="standardContextual"/>
-        </w:rPr>
-      </w:pPr>
-      <w:r>
-        <w:rPr>
-          <w:rFonts w:ascii="Courier New" w:eastAsiaTheme="minorHAnsi" w:hAnsi="Courier New" w:cs="Courier New"/>
-          <w:sz w:val="24"/>
+        <w:ind w:left="709" w:firstLine="0"/>
+        <w:jc w:val="left"/>
+        <w:rPr>
+          <w:rFonts w:ascii="Courier New" w:eastAsiaTheme="minorHAnsi" w:hAnsi="Courier New" w:cs="Courier New"/>
+          <w:sz w:val="20"/>
+          <w:szCs w:val="20"/>
+          <w:lang w:val="be-BY" w:eastAsia="en-US"/>
+          <w14:ligatures w14:val="standardContextual"/>
+        </w:rPr>
+      </w:pPr>
+    </w:p>
+    <w:p>
+      <w:pPr>
+        <w:autoSpaceDE w:val="0"/>
+        <w:autoSpaceDN w:val="0"/>
+        <w:adjustRightInd w:val="0"/>
+        <w:ind w:left="709" w:firstLine="0"/>
+        <w:jc w:val="left"/>
+        <w:rPr>
+          <w:rFonts w:ascii="Courier New" w:eastAsiaTheme="minorHAnsi" w:hAnsi="Courier New" w:cs="Courier New"/>
+          <w:sz w:val="20"/>
+          <w:szCs w:val="20"/>
+          <w:lang w:val="be-BY" w:eastAsia="en-US"/>
+          <w14:ligatures w14:val="standardContextual"/>
+        </w:rPr>
+      </w:pPr>
+      <w:r>
+        <w:rPr>
+          <w:rFonts w:ascii="Courier New" w:eastAsiaTheme="minorHAnsi" w:hAnsi="Courier New" w:cs="Courier New"/>
+          <w:sz w:val="20"/>
+          <w:szCs w:val="20"/>
           <w:lang w:val="be-BY" w:eastAsia="en-US"/>
           <w14:ligatures w14:val="standardContextual"/>
         </w:rPr>
@@ -3138,19 +3383,21 @@
         <w:autoSpaceDE w:val="0"/>
         <w:autoSpaceDN w:val="0"/>
         <w:adjustRightInd w:val="0"/>
-        <w:ind w:firstLine="0"/>
-        <w:jc w:val="left"/>
-        <w:rPr>
-          <w:rFonts w:ascii="Courier New" w:eastAsiaTheme="minorHAnsi" w:hAnsi="Courier New" w:cs="Courier New"/>
-          <w:sz w:val="24"/>
-          <w:lang w:val="be-BY" w:eastAsia="en-US"/>
-          <w14:ligatures w14:val="standardContextual"/>
-        </w:rPr>
-      </w:pPr>
-      <w:r>
-        <w:rPr>
-          <w:rFonts w:ascii="Courier New" w:eastAsiaTheme="minorHAnsi" w:hAnsi="Courier New" w:cs="Courier New"/>
-          <w:sz w:val="24"/>
+        <w:ind w:left="709" w:firstLine="0"/>
+        <w:jc w:val="left"/>
+        <w:rPr>
+          <w:rFonts w:ascii="Courier New" w:eastAsiaTheme="minorHAnsi" w:hAnsi="Courier New" w:cs="Courier New"/>
+          <w:sz w:val="20"/>
+          <w:szCs w:val="20"/>
+          <w:lang w:val="be-BY" w:eastAsia="en-US"/>
+          <w14:ligatures w14:val="standardContextual"/>
+        </w:rPr>
+      </w:pPr>
+      <w:r>
+        <w:rPr>
+          <w:rFonts w:ascii="Courier New" w:eastAsiaTheme="minorHAnsi" w:hAnsi="Courier New" w:cs="Courier New"/>
+          <w:sz w:val="20"/>
+          <w:szCs w:val="20"/>
           <w:lang w:val="be-BY" w:eastAsia="en-US"/>
           <w14:ligatures w14:val="standardContextual"/>
         </w:rPr>
@@ -3162,19 +3409,21 @@
         <w:autoSpaceDE w:val="0"/>
         <w:autoSpaceDN w:val="0"/>
         <w:adjustRightInd w:val="0"/>
-        <w:ind w:firstLine="0"/>
-        <w:jc w:val="left"/>
-        <w:rPr>
-          <w:rFonts w:ascii="Courier New" w:eastAsiaTheme="minorHAnsi" w:hAnsi="Courier New" w:cs="Courier New"/>
-          <w:sz w:val="24"/>
-          <w:lang w:val="be-BY" w:eastAsia="en-US"/>
-          <w14:ligatures w14:val="standardContextual"/>
-        </w:rPr>
-      </w:pPr>
-      <w:r>
-        <w:rPr>
-          <w:rFonts w:ascii="Courier New" w:eastAsiaTheme="minorHAnsi" w:hAnsi="Courier New" w:cs="Courier New"/>
-          <w:sz w:val="24"/>
+        <w:ind w:left="709" w:firstLine="0"/>
+        <w:jc w:val="left"/>
+        <w:rPr>
+          <w:rFonts w:ascii="Courier New" w:eastAsiaTheme="minorHAnsi" w:hAnsi="Courier New" w:cs="Courier New"/>
+          <w:sz w:val="20"/>
+          <w:szCs w:val="20"/>
+          <w:lang w:val="be-BY" w:eastAsia="en-US"/>
+          <w14:ligatures w14:val="standardContextual"/>
+        </w:rPr>
+      </w:pPr>
+      <w:r>
+        <w:rPr>
+          <w:rFonts w:ascii="Courier New" w:eastAsiaTheme="minorHAnsi" w:hAnsi="Courier New" w:cs="Courier New"/>
+          <w:sz w:val="20"/>
+          <w:szCs w:val="20"/>
           <w:lang w:val="be-BY" w:eastAsia="en-US"/>
           <w14:ligatures w14:val="standardContextual"/>
         </w:rPr>
@@ -3186,19 +3435,21 @@
         <w:autoSpaceDE w:val="0"/>
         <w:autoSpaceDN w:val="0"/>
         <w:adjustRightInd w:val="0"/>
-        <w:ind w:firstLine="0"/>
-        <w:jc w:val="left"/>
-        <w:rPr>
-          <w:rFonts w:ascii="Courier New" w:eastAsiaTheme="minorHAnsi" w:hAnsi="Courier New" w:cs="Courier New"/>
-          <w:sz w:val="24"/>
-          <w:lang w:val="be-BY" w:eastAsia="en-US"/>
-          <w14:ligatures w14:val="standardContextual"/>
-        </w:rPr>
-      </w:pPr>
-      <w:r>
-        <w:rPr>
-          <w:rFonts w:ascii="Courier New" w:eastAsiaTheme="minorHAnsi" w:hAnsi="Courier New" w:cs="Courier New"/>
-          <w:sz w:val="24"/>
+        <w:ind w:left="709" w:firstLine="0"/>
+        <w:jc w:val="left"/>
+        <w:rPr>
+          <w:rFonts w:ascii="Courier New" w:eastAsiaTheme="minorHAnsi" w:hAnsi="Courier New" w:cs="Courier New"/>
+          <w:sz w:val="20"/>
+          <w:szCs w:val="20"/>
+          <w:lang w:val="be-BY" w:eastAsia="en-US"/>
+          <w14:ligatures w14:val="standardContextual"/>
+        </w:rPr>
+      </w:pPr>
+      <w:r>
+        <w:rPr>
+          <w:rFonts w:ascii="Courier New" w:eastAsiaTheme="minorHAnsi" w:hAnsi="Courier New" w:cs="Courier New"/>
+          <w:sz w:val="20"/>
+          <w:szCs w:val="20"/>
           <w:lang w:val="be-BY" w:eastAsia="en-US"/>
           <w14:ligatures w14:val="standardContextual"/>
         </w:rPr>
@@ -3210,34 +3461,37 @@
         <w:autoSpaceDE w:val="0"/>
         <w:autoSpaceDN w:val="0"/>
         <w:adjustRightInd w:val="0"/>
-        <w:ind w:firstLine="0"/>
-        <w:jc w:val="left"/>
-        <w:rPr>
-          <w:rFonts w:ascii="Courier New" w:eastAsiaTheme="minorHAnsi" w:hAnsi="Courier New" w:cs="Courier New"/>
-          <w:sz w:val="24"/>
-          <w:lang w:val="be-BY" w:eastAsia="en-US"/>
-          <w14:ligatures w14:val="standardContextual"/>
-        </w:rPr>
-      </w:pPr>
-    </w:p>
-    <w:p>
-      <w:pPr>
-        <w:autoSpaceDE w:val="0"/>
-        <w:autoSpaceDN w:val="0"/>
-        <w:adjustRightInd w:val="0"/>
-        <w:ind w:firstLine="0"/>
-        <w:jc w:val="left"/>
-        <w:rPr>
-          <w:rFonts w:ascii="Courier New" w:eastAsiaTheme="minorHAnsi" w:hAnsi="Courier New" w:cs="Courier New"/>
-          <w:sz w:val="24"/>
-          <w:lang w:val="be-BY" w:eastAsia="en-US"/>
-          <w14:ligatures w14:val="standardContextual"/>
-        </w:rPr>
-      </w:pPr>
-      <w:r>
-        <w:rPr>
-          <w:rFonts w:ascii="Courier New" w:eastAsiaTheme="minorHAnsi" w:hAnsi="Courier New" w:cs="Courier New"/>
-          <w:sz w:val="24"/>
+        <w:ind w:left="709" w:firstLine="0"/>
+        <w:jc w:val="left"/>
+        <w:rPr>
+          <w:rFonts w:ascii="Courier New" w:eastAsiaTheme="minorHAnsi" w:hAnsi="Courier New" w:cs="Courier New"/>
+          <w:sz w:val="20"/>
+          <w:szCs w:val="20"/>
+          <w:lang w:val="be-BY" w:eastAsia="en-US"/>
+          <w14:ligatures w14:val="standardContextual"/>
+        </w:rPr>
+      </w:pPr>
+    </w:p>
+    <w:p>
+      <w:pPr>
+        <w:autoSpaceDE w:val="0"/>
+        <w:autoSpaceDN w:val="0"/>
+        <w:adjustRightInd w:val="0"/>
+        <w:ind w:left="709" w:firstLine="0"/>
+        <w:jc w:val="left"/>
+        <w:rPr>
+          <w:rFonts w:ascii="Courier New" w:eastAsiaTheme="minorHAnsi" w:hAnsi="Courier New" w:cs="Courier New"/>
+          <w:sz w:val="20"/>
+          <w:szCs w:val="20"/>
+          <w:lang w:val="be-BY" w:eastAsia="en-US"/>
+          <w14:ligatures w14:val="standardContextual"/>
+        </w:rPr>
+      </w:pPr>
+      <w:r>
+        <w:rPr>
+          <w:rFonts w:ascii="Courier New" w:eastAsiaTheme="minorHAnsi" w:hAnsi="Courier New" w:cs="Courier New"/>
+          <w:sz w:val="20"/>
+          <w:szCs w:val="20"/>
           <w:lang w:val="be-BY" w:eastAsia="en-US"/>
           <w14:ligatures w14:val="standardContextual"/>
         </w:rPr>
@@ -3249,11 +3503,12 @@
         <w:autoSpaceDE w:val="0"/>
         <w:autoSpaceDN w:val="0"/>
         <w:adjustRightInd w:val="0"/>
-        <w:ind w:firstLine="0"/>
-        <w:jc w:val="left"/>
-        <w:rPr>
-          <w:rFonts w:ascii="Courier New" w:eastAsiaTheme="minorHAnsi" w:hAnsi="Courier New" w:cs="Courier New"/>
-          <w:sz w:val="24"/>
+        <w:ind w:left="709" w:firstLine="0"/>
+        <w:jc w:val="left"/>
+        <w:rPr>
+          <w:rFonts w:ascii="Courier New" w:eastAsiaTheme="minorHAnsi" w:hAnsi="Courier New" w:cs="Courier New"/>
+          <w:sz w:val="20"/>
+          <w:szCs w:val="20"/>
           <w:highlight w:val="white"/>
           <w:lang w:val="be-BY" w:eastAsia="en-US"/>
           <w14:ligatures w14:val="standardContextual"/>
@@ -3262,7 +3517,8 @@
       <w:r>
         <w:rPr>
           <w:rFonts w:ascii="Courier New" w:eastAsiaTheme="minorHAnsi" w:hAnsi="Courier New" w:cs="Courier New"/>
-          <w:sz w:val="24"/>
+          <w:sz w:val="20"/>
+          <w:szCs w:val="20"/>
           <w:lang w:val="be-BY" w:eastAsia="en-US"/>
           <w14:ligatures w14:val="standardContextual"/>
         </w:rPr>
@@ -3271,7 +3527,8 @@
       <w:r>
         <w:rPr>
           <w:rFonts w:ascii="Segoe UI Emoji" w:eastAsiaTheme="minorHAnsi" w:hAnsi="Segoe UI Emoji" w:cs="Segoe UI Emoji"/>
-          <w:sz w:val="24"/>
+          <w:sz w:val="20"/>
+          <w:szCs w:val="20"/>
           <w:lang w:val="be-BY" w:eastAsia="en-US"/>
           <w14:ligatures w14:val="standardContextual"/>
         </w:rPr>
@@ -3280,7 +3537,8 @@
       <w:r>
         <w:rPr>
           <w:rFonts w:ascii="Courier New" w:eastAsiaTheme="minorHAnsi" w:hAnsi="Courier New" w:cs="Courier New"/>
-          <w:sz w:val="24"/>
+          <w:sz w:val="20"/>
+          <w:szCs w:val="20"/>
           <w:lang w:val="be-BY" w:eastAsia="en-US"/>
           <w14:ligatures w14:val="standardContextual"/>
         </w:rPr>
@@ -5019,6 +5277,7 @@
   <w:style w:type="character" w:default="1" w:styleId="a0">
     <w:name w:val="Default Paragraph Font"/>
     <w:uiPriority w:val="1"/>
+    <w:semiHidden/>
     <w:unhideWhenUsed/>
   </w:style>
   <w:style w:type="table" w:default="1" w:styleId="a1">
